--- a/static/Manual_Frota_Facil_Usuario.docx
+++ b/static/Manual_Frota_Facil_Usuario.docx
@@ -4,12 +4,13 @@
   <w:body>
     <w:p>
       <w:pPr>
+        <w:spacing w:before="800"/>
         <w:jc w:val="center"/>
       </w:pPr>
       <w:r>
         <w:drawing>
           <wp:inline xmlns:a="http://schemas.openxmlformats.org/drawingml/2006/main" xmlns:pic="http://schemas.openxmlformats.org/drawingml/2006/picture">
-            <wp:extent cx="2286000" cy="2286000"/>
+            <wp:extent cx="1828800" cy="1828800"/>
             <wp:docPr id="1" name="Picture 1"/>
             <wp:cNvGraphicFramePr>
               <a:graphicFrameLocks noChangeAspect="1"/>
@@ -18,7 +19,7 @@
               <a:graphicData uri="http://schemas.openxmlformats.org/drawingml/2006/picture">
                 <pic:pic>
                   <pic:nvPicPr>
-                    <pic:cNvPr id="0" name="image-gen-1.png"/>
+                    <pic:cNvPr id="0" name="logo_check.png"/>
                     <pic:cNvPicPr/>
                   </pic:nvPicPr>
                   <pic:blipFill>
@@ -30,7 +31,7 @@
                   <pic:spPr>
                     <a:xfrm>
                       <a:off x="0" y="0"/>
-                      <a:ext cx="2286000" cy="2286000"/>
+                      <a:ext cx="1828800" cy="1828800"/>
                     </a:xfrm>
                     <a:prstGeom prst="rect"/>
                   </pic:spPr>
@@ -43,24 +44,23 @@
     </w:p>
     <w:p>
       <w:pPr>
+        <w:pStyle w:val="Title"/>
         <w:jc w:val="center"/>
       </w:pPr>
       <w:r>
-        <w:rPr>
-          <w:b/>
-          <w:sz w:val="52"/>
-        </w:rPr>
         <w:t>MANUAL DO USUÁRIO</w:t>
       </w:r>
     </w:p>
     <w:p>
       <w:pPr>
+        <w:pStyle w:val="Subtitle"/>
         <w:jc w:val="center"/>
       </w:pPr>
       <w:r>
         <w:rPr>
           <w:b/>
-          <w:sz w:val="40"/>
+          <w:color w:val="1683E2"/>
+          <w:sz w:val="36"/>
         </w:rPr>
         <w:t>Frota Fácil</w:t>
       </w:r>
@@ -71,30 +71,69 @@
       </w:pPr>
       <w:r>
         <w:rPr>
-          <w:i/>
+          <w:color w:val="536171"/>
+          <w:sz w:val="24"/>
         </w:rPr>
-        <w:t>Plataforma de gestão e automação para locadoras e frotas</w:t>
+        <w:t>Operação, automações e respostas rápidas</w:t>
       </w:r>
     </w:p>
     <w:p>
       <w:pPr>
+        <w:spacing w:before="320"/>
         <w:jc w:val="center"/>
       </w:pPr>
       <w:r>
-        <w:t>Versão atualizada - 01/09/2026</w:t>
+        <w:rPr>
+          <w:b/>
+          <w:color w:val="0B3A75"/>
+        </w:rPr>
+        <w:t>Versão atualizada - 02/09/2026</w:t>
       </w:r>
     </w:p>
-    <w:p/>
+    <w:tbl>
+      <w:tblPr>
+        <w:tblW w:type="auto" w:w="0"/>
+        <w:jc w:val="center"/>
+        <w:tblLayout w:type="fixed"/>
+        <w:tblLook w:firstColumn="1" w:firstRow="1" w:lastColumn="0" w:lastRow="0" w:noHBand="0" w:noVBand="1" w:val="04A0"/>
+      </w:tblPr>
+      <w:tblGrid>
+        <w:gridCol w:w="9720"/>
+      </w:tblGrid>
+      <w:tr>
+        <w:tc>
+          <w:tcPr>
+            <w:tcW w:type="dxa" w:w="9994"/>
+            <w:shd w:fill="EAF4FD"/>
+            <w:tcMar>
+              <w:top w:w="110" w:type="dxa"/>
+              <w:start w:w="150" w:type="dxa"/>
+              <w:bottom w:w="110" w:type="dxa"/>
+              <w:end w:w="150" w:type="dxa"/>
+            </w:tcMar>
+          </w:tcPr>
+          <w:p>
+            <w:pPr>
+              <w:spacing w:after="0"/>
+            </w:pPr>
+            <w:r>
+              <w:rPr>
+                <w:b/>
+                <w:color w:val="0B3A75"/>
+              </w:rPr>
+              <w:t xml:space="preserve">Objetivo deste manual: </w:t>
+            </w:r>
+            <w:r>
+              <w:t>Explicar somente as funções disponíveis na interface e oferecer passos objetivos para usuários e para o Assistente Frota Fácil. Recursos futuros não são tratados como funções atuais.</w:t>
+            </w:r>
+          </w:p>
+        </w:tc>
+      </w:tr>
+    </w:tbl>
     <w:p>
       <w:pPr>
-        <w:jc w:val="center"/>
-      </w:pPr>
-      <w:r>
-        <w:rPr>
-          <w:sz w:val="22"/>
-        </w:rPr>
-        <w:t>Este manual apresenta as principais funções disponíveis no sistema e os fluxos recomendados de uso.</w:t>
-      </w:r>
+        <w:spacing w:after="0"/>
+      </w:pPr>
     </w:p>
     <w:p>
       <w:r>
@@ -119,7 +158,7 @@
         <w:pStyle w:val="ListBullet"/>
       </w:pPr>
       <w:r>
-        <w:t>Gestão para a locadora: centralização da rotina operacional e financeira.</w:t>
+        <w:t>Gestão para a locadora: rotina operacional e financeira em um único sistema.</w:t>
       </w:r>
     </w:p>
     <w:p>
@@ -127,7 +166,7 @@
         <w:pStyle w:val="ListBullet"/>
       </w:pPr>
       <w:r>
-        <w:t>Transparência para o proprietário: acompanhamento de veículos, receitas, custos e histórico.</w:t>
+        <w:t>Transparência para o proprietário: veículos, receitas, custos, indicadores e histórico.</w:t>
       </w:r>
     </w:p>
     <w:p>
@@ -135,8 +174,53 @@
         <w:pStyle w:val="ListBullet"/>
       </w:pPr>
       <w:r>
-        <w:t>Autonomia para o motorista: acesso a pendências, pagamentos, vistoria, quilometragem e documentos autorizados.</w:t>
+        <w:t>Autonomia para o motorista: pendências, pagamentos, vistoria, quilometragem e documentos autorizados.</w:t>
       </w:r>
+    </w:p>
+    <w:tbl>
+      <w:tblPr>
+        <w:tblW w:type="auto" w:w="0"/>
+        <w:jc w:val="center"/>
+        <w:tblLayout w:type="fixed"/>
+        <w:tblLook w:firstColumn="1" w:firstRow="1" w:lastColumn="0" w:lastRow="0" w:noHBand="0" w:noVBand="1" w:val="04A0"/>
+      </w:tblPr>
+      <w:tblGrid>
+        <w:gridCol w:w="9720"/>
+      </w:tblGrid>
+      <w:tr>
+        <w:tc>
+          <w:tcPr>
+            <w:tcW w:type="dxa" w:w="9994"/>
+            <w:shd w:fill="EAF4FD"/>
+            <w:tcMar>
+              <w:top w:w="110" w:type="dxa"/>
+              <w:start w:w="150" w:type="dxa"/>
+              <w:bottom w:w="110" w:type="dxa"/>
+              <w:end w:w="150" w:type="dxa"/>
+            </w:tcMar>
+          </w:tcPr>
+          <w:p>
+            <w:pPr>
+              <w:spacing w:after="0"/>
+            </w:pPr>
+            <w:r>
+              <w:rPr>
+                <w:b/>
+                <w:color w:val="0B3A75"/>
+              </w:rPr>
+              <w:t xml:space="preserve">Limite importante: </w:t>
+            </w:r>
+            <w:r>
+              <w:t>O sistema reduz tarefas repetitivas, mas não substitui a conferência administrativa. A análise de vistoria por IA é assistiva; a decisão final permanece com a locadora.</w:t>
+            </w:r>
+          </w:p>
+        </w:tc>
+      </w:tr>
+    </w:tbl>
+    <w:p>
+      <w:pPr>
+        <w:spacing w:after="0"/>
+      </w:pPr>
     </w:p>
     <w:p>
       <w:pPr>
@@ -146,852 +230,54 @@
         <w:t>2. Primeiros passos</w:t>
       </w:r>
     </w:p>
-    <w:p>
-      <w:pPr>
-        <w:pStyle w:val="ListNumber"/>
-      </w:pPr>
-      <w:r>
-        <w:t>Acesse Configurações e complete os Dados da locadora.</w:t>
-      </w:r>
-    </w:p>
-    <w:p>
-      <w:pPr>
-        <w:pStyle w:val="ListNumber"/>
-      </w:pPr>
-      <w:r>
-        <w:t>Defina o fuso horário correto da locadora.</w:t>
-      </w:r>
-    </w:p>
-    <w:p>
-      <w:pPr>
-        <w:pStyle w:val="ListNumber"/>
-      </w:pPr>
-      <w:r>
-        <w:t>Cadastre proprietários, veículos e motoristas.</w:t>
-      </w:r>
-    </w:p>
-    <w:p>
-      <w:pPr>
-        <w:pStyle w:val="ListNumber"/>
-      </w:pPr>
-      <w:r>
-        <w:t>Cadastre ou gere os contratos e confirme os respectivos status.</w:t>
-      </w:r>
-    </w:p>
-    <w:p>
-      <w:pPr>
-        <w:pStyle w:val="ListNumber"/>
-      </w:pPr>
-      <w:r>
-        <w:t>Configure WhatsApp e automações antes de ativá-las.</w:t>
-      </w:r>
-    </w:p>
-    <w:p>
-      <w:pPr>
-        <w:pStyle w:val="ListNumber"/>
-      </w:pPr>
-      <w:r>
-        <w:t>Use o Dashboard, Alertas e a Central de Ajuda para acompanhar a operação.</w:t>
-      </w:r>
-    </w:p>
-    <w:p>
-      <w:pPr>
-        <w:pStyle w:val="Dica"/>
-      </w:pPr>
-      <w:r>
-        <w:rPr>
-          <w:b/>
-        </w:rPr>
-        <w:t xml:space="preserve">Atenção: </w:t>
-      </w:r>
-      <w:r>
-        <w:t>Durante testes, deixe desativadas as automações que não devem enviar mensagens reais aos motoristas.</w:t>
-      </w:r>
-    </w:p>
-    <w:p>
-      <w:pPr>
-        <w:pStyle w:val="Heading1"/>
-      </w:pPr>
-      <w:r>
-        <w:t>3. Motoristas</w:t>
-      </w:r>
-    </w:p>
-    <w:p>
-      <w:r>
-        <w:t>O cadastro de motorista reúne dados pessoais, documentos e informações de contato necessárias para contratos e comunicações.</w:t>
-      </w:r>
-    </w:p>
-    <w:p>
-      <w:pPr>
-        <w:pStyle w:val="Heading2"/>
-      </w:pPr>
-      <w:r>
-        <w:t>Portal do Motorista</w:t>
-      </w:r>
-    </w:p>
-    <w:p>
-      <w:r>
-        <w:t>O Portal do Motorista reúne as ações que o motorista precisa realizar. O conceito de pendência é uma ação necessária naquele momento, e não qualquer situação administrativa ainda em análise.</w:t>
-      </w:r>
-    </w:p>
-    <w:p>
-      <w:pPr>
-        <w:pStyle w:val="ListBullet"/>
-      </w:pPr>
-      <w:r>
-        <w:t>Visualização de contratos atuais e histórico.</w:t>
-      </w:r>
-    </w:p>
-    <w:p>
-      <w:pPr>
-        <w:pStyle w:val="ListBullet"/>
-      </w:pPr>
-      <w:r>
-        <w:t>Pendências de quilometragem e vistoria.</w:t>
-      </w:r>
-    </w:p>
-    <w:p>
-      <w:pPr>
-        <w:pStyle w:val="ListBullet"/>
-      </w:pPr>
-      <w:r>
-        <w:t>Situação dos pagamentos.</w:t>
-      </w:r>
-    </w:p>
-    <w:p>
-      <w:pPr>
-        <w:pStyle w:val="ListBullet"/>
-      </w:pPr>
-      <w:r>
-        <w:t>Acesso ao CRLV-e do veículo vinculado a contrato atual, quando disponível.</w:t>
-      </w:r>
-    </w:p>
-    <w:p>
-      <w:pPr>
-        <w:pStyle w:val="ListBullet"/>
-      </w:pPr>
-      <w:r>
-        <w:t>Acesso por convite e criação de senha própria.</w:t>
-      </w:r>
-    </w:p>
-    <w:p>
-      <w:pPr>
-        <w:pStyle w:val="Heading1"/>
-      </w:pPr>
-      <w:r>
-        <w:t>4. Veículos</w:t>
-      </w:r>
-    </w:p>
-    <w:p>
-      <w:r>
-        <w:t>Cadastre placa, RENAVAM, chassi, marca/modelo, ano, cor, quilometragem e proprietário. O histórico do veículo funciona como um prontuário da operação.</w:t>
-      </w:r>
-    </w:p>
-    <w:p>
-      <w:pPr>
-        <w:pStyle w:val="ListBullet"/>
-      </w:pPr>
-      <w:r>
-        <w:t>Contratos e motoristas vinculados.</w:t>
-      </w:r>
-    </w:p>
-    <w:p>
-      <w:pPr>
-        <w:pStyle w:val="ListBullet"/>
-      </w:pPr>
-      <w:r>
-        <w:t>Registros de quilometragem.</w:t>
-      </w:r>
-    </w:p>
-    <w:p>
-      <w:pPr>
-        <w:pStyle w:val="ListBullet"/>
-      </w:pPr>
-      <w:r>
-        <w:t>Vistorias e eventos.</w:t>
-      </w:r>
-    </w:p>
-    <w:p>
-      <w:pPr>
-        <w:pStyle w:val="ListBullet"/>
-      </w:pPr>
-      <w:r>
-        <w:t>Manutenções e custos.</w:t>
-      </w:r>
-    </w:p>
-    <w:p>
-      <w:pPr>
-        <w:pStyle w:val="ListBullet"/>
-      </w:pPr>
-      <w:r>
-        <w:t>Documentos e demais eventos do veículo.</w:t>
-      </w:r>
-    </w:p>
-    <w:p>
-      <w:pPr>
-        <w:pStyle w:val="Dica"/>
-      </w:pPr>
-      <w:r>
-        <w:rPr>
-          <w:b/>
-        </w:rPr>
-        <w:t xml:space="preserve">Dica: </w:t>
-      </w:r>
-      <w:r>
-        <w:t>Ao identificar cadastro duplicado antigo, evite excluir diretamente antes de verificar vínculos com contratos, KM, vistorias, documentos e manutenções.</w:t>
-      </w:r>
-    </w:p>
-    <w:p>
-      <w:pPr>
-        <w:pStyle w:val="Heading1"/>
-      </w:pPr>
-      <w:r>
-        <w:t>5. Proprietários</w:t>
-      </w:r>
-    </w:p>
-    <w:p>
-      <w:r>
-        <w:t>O módulo de Proprietários permite vincular veículos, configurar regras financeiras e disponibilizar acesso ao Portal do Proprietário.</w:t>
-      </w:r>
-    </w:p>
-    <w:p>
-      <w:pPr>
-        <w:pStyle w:val="Heading2"/>
-      </w:pPr>
-      <w:r>
-        <w:t>Portal do Proprietário</w:t>
-      </w:r>
-    </w:p>
-    <w:p>
-      <w:pPr>
-        <w:pStyle w:val="ListBullet"/>
-      </w:pPr>
-      <w:r>
-        <w:t>Receita teórica e repasses pagos.</w:t>
-      </w:r>
-    </w:p>
-    <w:p>
-      <w:pPr>
-        <w:pStyle w:val="ListBullet"/>
-      </w:pPr>
-      <w:r>
-        <w:t>Custos e resultado real.</w:t>
-      </w:r>
-    </w:p>
-    <w:p>
-      <w:pPr>
-        <w:pStyle w:val="ListBullet"/>
-      </w:pPr>
-      <w:r>
-        <w:t>Capital próprio, ROI, rentabilidade e payback quando aplicáveis.</w:t>
-      </w:r>
-    </w:p>
-    <w:p>
-      <w:pPr>
-        <w:pStyle w:val="ListBullet"/>
-      </w:pPr>
-      <w:r>
-        <w:t>Filtros por veículo e período.</w:t>
-      </w:r>
-    </w:p>
-    <w:p>
-      <w:pPr>
-        <w:pStyle w:val="ListBullet"/>
-      </w:pPr>
-      <w:r>
-        <w:t>Histórico do veículo e informações de manutenção.</w:t>
-      </w:r>
-    </w:p>
-    <w:p>
-      <w:pPr>
-        <w:pStyle w:val="Heading1"/>
-      </w:pPr>
-      <w:r>
-        <w:t>6. Contratos</w:t>
-      </w:r>
-    </w:p>
-    <w:p>
-      <w:r>
-        <w:t>Os contratos vinculam motorista, veículo e regras comerciais. O sistema permite gerar documentos, acompanhar assinatura e manter o status operacional.</w:t>
-      </w:r>
-    </w:p>
-    <w:p>
-      <w:pPr>
-        <w:pStyle w:val="ListBullet"/>
-      </w:pPr>
-      <w:r>
-        <w:t>Gerado: documento preparado, ainda sem confirmação de assinatura.</w:t>
-      </w:r>
-    </w:p>
-    <w:p>
-      <w:pPr>
-        <w:pStyle w:val="ListBullet"/>
-      </w:pPr>
-      <w:r>
-        <w:t>Assinado: assinatura confirmada.</w:t>
-      </w:r>
-    </w:p>
-    <w:p>
-      <w:pPr>
-        <w:pStyle w:val="ListBullet"/>
-      </w:pPr>
-      <w:r>
-        <w:t>Ativo: contrato em operação.</w:t>
-      </w:r>
-    </w:p>
-    <w:p>
-      <w:pPr>
-        <w:pStyle w:val="ListBullet"/>
-      </w:pPr>
-      <w:r>
-        <w:t>Cancelado: contrato encerrado/cancelado e retirado dos fluxos vigentes quando aplicável.</w:t>
-      </w:r>
-    </w:p>
-    <w:p>
-      <w:pPr>
-        <w:pStyle w:val="Dica"/>
-      </w:pPr>
-      <w:r>
-        <w:rPr>
-          <w:b/>
-        </w:rPr>
-        <w:t xml:space="preserve">Atenção: </w:t>
-      </w:r>
-      <w:r>
-        <w:t>Em produção, mantenha o status do contrato coerente com a situação real. Contratos cancelados não devem continuar gerando cobranças ou tarefas atuais.</w:t>
-      </w:r>
-    </w:p>
-    <w:p>
-      <w:pPr>
-        <w:pStyle w:val="Heading1"/>
-      </w:pPr>
-      <w:r>
-        <w:t>7. Cobranças e pagamentos</w:t>
-      </w:r>
-    </w:p>
-    <w:p>
-      <w:r>
-        <w:t>A tela de Cobranças apresenta valores previstos por contrato e permite acompanhar a competência semanal.</w:t>
-      </w:r>
-    </w:p>
-    <w:p>
-      <w:pPr>
-        <w:pStyle w:val="Heading2"/>
-      </w:pPr>
-      <w:r>
-        <w:t>Baixa manual</w:t>
-      </w:r>
-    </w:p>
-    <w:p>
-      <w:pPr>
-        <w:pStyle w:val="ListBullet"/>
-      </w:pPr>
-      <w:r>
-        <w:t>Se a cobrança da semana já existe, use Marcar como pago.</w:t>
-      </w:r>
-    </w:p>
-    <w:p>
-      <w:pPr>
-        <w:pStyle w:val="ListBullet"/>
-      </w:pPr>
-      <w:r>
-        <w:t>Se ainda não existe cobrança da semana, o sistema pode criar e marcar como paga sem enviar mensagem.</w:t>
-      </w:r>
-    </w:p>
-    <w:p>
-      <w:pPr>
-        <w:pStyle w:val="ListBullet"/>
-      </w:pPr>
-      <w:r>
-        <w:t>Após a baixa, a competência passa a aparecer como paga e deixa de oferecer lembretes daquela semana.</w:t>
-      </w:r>
-    </w:p>
-    <w:p>
-      <w:pPr>
-        <w:pStyle w:val="ListBullet"/>
-      </w:pPr>
-      <w:r>
-        <w:t>A baixa manual é útil para pagamentos confirmados por outros meios, como PIX, dinheiro ou plataforma externa.</w:t>
-      </w:r>
-    </w:p>
-    <w:p>
-      <w:pPr>
-        <w:pStyle w:val="Heading2"/>
-      </w:pPr>
-      <w:r>
-        <w:t>Automação de cobrança</w:t>
-      </w:r>
-    </w:p>
-    <w:p>
-      <w:r>
-        <w:t>A automação de cobrança possui controle independente. Quando desativada, mensagens automáticas não devem ser enviadas. O envio manual continua disponível quando a locadora decide fazê-lo.</w:t>
-      </w:r>
-    </w:p>
-    <w:p>
-      <w:pPr>
-        <w:pStyle w:val="Dica"/>
-      </w:pPr>
-      <w:r>
-        <w:rPr>
-          <w:b/>
-        </w:rPr>
-        <w:t xml:space="preserve">Atenção: </w:t>
-      </w:r>
-      <w:r>
-        <w:t>Antes de ativar cobrança automática, valide templates, horários, vencimentos e o processo real utilizado pela locadora para evitar cobrança indevida a motorista já pago.</w:t>
-      </w:r>
-    </w:p>
-    <w:p>
-      <w:pPr>
-        <w:pStyle w:val="Heading1"/>
-      </w:pPr>
-      <w:r>
-        <w:t>8. Quilometragem</w:t>
-      </w:r>
-    </w:p>
-    <w:p>
-      <w:r>
-        <w:t>O motorista pode informar a quilometragem por link público, enviando foto do painel e digitando a KM. O sistema registra o valor e atualiza o histórico quando a validação é concluída.</w:t>
-      </w:r>
-    </w:p>
-    <w:p>
-      <w:r>
-        <w:t>A vistoria também registra foto do painel e KM. Quando a vistoria satisfaz essa obrigação, o sistema evita enviar uma solicitação de KM redundante.</w:t>
-      </w:r>
-    </w:p>
-    <w:p>
-      <w:pPr>
-        <w:pStyle w:val="Heading1"/>
-      </w:pPr>
-      <w:r>
-        <w:t>9. Vistorias</w:t>
-      </w:r>
-    </w:p>
-    <w:p>
-      <w:pPr>
-        <w:pStyle w:val="Heading2"/>
-      </w:pPr>
-      <w:r>
-        <w:t>Fotos guiadas - 4 lados + painel</w:t>
-      </w:r>
-    </w:p>
-    <w:p>
-      <w:r>
-        <w:t>Este é o fluxo recomendado para melhorar a adesão dos motoristas. As fotos são orientadas na própria página e devem ser capturadas na hora.</w:t>
-      </w:r>
-    </w:p>
-    <w:p>
-      <w:pPr>
-        <w:pStyle w:val="ListNumber"/>
-      </w:pPr>
-      <w:r>
-        <w:t>Fotografe a frente do veículo.</w:t>
-      </w:r>
-    </w:p>
-    <w:p>
-      <w:pPr>
-        <w:pStyle w:val="ListNumber"/>
-      </w:pPr>
-      <w:r>
-        <w:t>Fotografe a lateral direita.</w:t>
-      </w:r>
-    </w:p>
-    <w:p>
-      <w:pPr>
-        <w:pStyle w:val="ListNumber"/>
-      </w:pPr>
-      <w:r>
-        <w:t>Fotografe a traseira.</w:t>
-      </w:r>
-    </w:p>
-    <w:p>
-      <w:pPr>
-        <w:pStyle w:val="ListNumber"/>
-      </w:pPr>
-      <w:r>
-        <w:t>Fotografe a lateral esquerda.</w:t>
-      </w:r>
-    </w:p>
-    <w:p>
-      <w:pPr>
-        <w:pStyle w:val="ListNumber"/>
-      </w:pPr>
-      <w:r>
-        <w:t>Fotografe o painel.</w:t>
-      </w:r>
-    </w:p>
-    <w:p>
-      <w:pPr>
-        <w:pStyle w:val="ListNumber"/>
-      </w:pPr>
-      <w:r>
-        <w:t>Digite a quilometragem exibida.</w:t>
-      </w:r>
-    </w:p>
-    <w:p>
-      <w:r>
-        <w:t>O motorista pode refazer cada foto antes de avançar. O objetivo é obter imagens consistentes e fáceis de comparar.</w:t>
-      </w:r>
-    </w:p>
-    <w:p>
-      <w:pPr>
-        <w:pStyle w:val="Heading2"/>
-      </w:pPr>
-      <w:r>
-        <w:t>Análise assistida por IA</w:t>
-      </w:r>
-    </w:p>
-    <w:p>
-      <w:r>
-        <w:t>Quando habilitada, a IA analisa as quatro fotos externas e pode indicar possíveis avarias. Se existir vistoria anterior do mesmo veículo, o sistema pode comparar a mesma posição para procurar mudanças visuais.</w:t>
-      </w:r>
-    </w:p>
-    <w:p>
-      <w:pPr>
-        <w:pStyle w:val="Dica"/>
-      </w:pPr>
-      <w:r>
-        <w:rPr>
-          <w:b/>
-        </w:rPr>
-        <w:t xml:space="preserve">Atenção: </w:t>
-      </w:r>
-      <w:r>
-        <w:t>A análise por IA é assistiva. Ela não aprova nem reprova automaticamente a vistoria. A decisão final permanece com a locadora.</w:t>
-      </w:r>
-    </w:p>
-    <w:p>
-      <w:r>
-        <w:t>Na primeira vistoria, a IA ainda pode detectar indícios de avaria; apenas não deve afirmar que uma avaria é nova sem uma referência anterior.</w:t>
-      </w:r>
-    </w:p>
-    <w:p>
-      <w:pPr>
-        <w:pStyle w:val="Heading1"/>
-      </w:pPr>
-      <w:r>
-        <w:t>10. Manutenções</w:t>
-      </w:r>
-    </w:p>
-    <w:p>
-      <w:r>
-        <w:t>O módulo de manutenção permite organizar manutenções preventivas e corretivas por data ou quilometragem, acompanhar alertas, custos e comprovantes.</w:t>
-      </w:r>
-    </w:p>
-    <w:p>
-      <w:pPr>
-        <w:pStyle w:val="ListBullet"/>
-      </w:pPr>
-      <w:r>
-        <w:t>Cadastrar manutenção por veículo.</w:t>
-      </w:r>
-    </w:p>
-    <w:p>
-      <w:pPr>
-        <w:pStyle w:val="ListBullet"/>
-      </w:pPr>
-      <w:r>
-        <w:t>Registrar tipo, KM/data e valor.</w:t>
-      </w:r>
-    </w:p>
-    <w:p>
-      <w:pPr>
-        <w:pStyle w:val="ListBullet"/>
-      </w:pPr>
-      <w:r>
-        <w:t>Acompanhar alertas operacionais.</w:t>
-      </w:r>
-    </w:p>
-    <w:p>
-      <w:pPr>
-        <w:pStyle w:val="ListBullet"/>
-      </w:pPr>
-      <w:r>
-        <w:t>Cancelar manutenção quando necessário.</w:t>
-      </w:r>
-    </w:p>
-    <w:p>
-      <w:pPr>
-        <w:pStyle w:val="ListBullet"/>
-      </w:pPr>
-      <w:r>
-        <w:t>Manter histórico e comprovantes vinculados.</w:t>
-      </w:r>
-    </w:p>
-    <w:p>
-      <w:pPr>
-        <w:pStyle w:val="Heading1"/>
-      </w:pPr>
-      <w:r>
-        <w:t>11. Documentos</w:t>
-      </w:r>
-    </w:p>
-    <w:p>
-      <w:r>
-        <w:t>O Frota Fácil centraliza documentos de motoristas e veículos. Entre os usos atuais estão CNH e CRLV-e.</w:t>
-      </w:r>
-    </w:p>
-    <w:p>
-      <w:pPr>
-        <w:pStyle w:val="Heading2"/>
-      </w:pPr>
-      <w:r>
-        <w:t>CRLV-e no Portal do Motorista</w:t>
-      </w:r>
-    </w:p>
-    <w:p>
-      <w:r>
-        <w:t>Quando o CRLV-e está cadastrado, o motorista pode visualizar e baixar o documento do veículo vinculado a um contrato atual autorizado. O acesso respeita a locadora e o vínculo do motorista com o veículo.</w:t>
-      </w:r>
-    </w:p>
-    <w:p>
-      <w:pPr>
-        <w:pStyle w:val="Heading1"/>
-      </w:pPr>
-      <w:r>
-        <w:t>12. WhatsApp e automações</w:t>
-      </w:r>
-    </w:p>
-    <w:p>
-      <w:r>
-        <w:t>As automações de KM, cobrança, vistoria e manutenção possuem regras e frequências próprias. Configure dias, horários e intervalos antes de ativá-las.</w:t>
-      </w:r>
-    </w:p>
-    <w:p>
-      <w:pPr>
-        <w:pStyle w:val="ListBullet"/>
-      </w:pPr>
-      <w:r>
-        <w:t>Use templates aprovados na Meta.</w:t>
-      </w:r>
-    </w:p>
-    <w:p>
-      <w:pPr>
-        <w:pStyle w:val="ListBullet"/>
-      </w:pPr>
-      <w:r>
-        <w:t>Confira os parâmetros esperados por cada template.</w:t>
-      </w:r>
-    </w:p>
-    <w:p>
-      <w:pPr>
-        <w:pStyle w:val="ListBullet"/>
-      </w:pPr>
-      <w:r>
-        <w:t>Evite automações redundantes que peçam a mesma informação em fluxos diferentes.</w:t>
-      </w:r>
-    </w:p>
-    <w:p>
-      <w:pPr>
-        <w:pStyle w:val="ListBullet"/>
-      </w:pPr>
-      <w:r>
-        <w:t>Desative a automação quando estiver realizando testes em que nenhuma mensagem deve sair.</w:t>
-      </w:r>
-    </w:p>
-    <w:p>
-      <w:pPr>
-        <w:pStyle w:val="Heading1"/>
-      </w:pPr>
-      <w:r>
-        <w:t>13. Configurações da locadora</w:t>
-      </w:r>
-    </w:p>
-    <w:p>
-      <w:pPr>
-        <w:pStyle w:val="Heading2"/>
-      </w:pPr>
-      <w:r>
-        <w:t>Fuso horário</w:t>
-      </w:r>
-    </w:p>
-    <w:p>
-      <w:r>
-        <w:t>Cada locadora pode definir seu fuso horário. O sistema deve apresentar históricos e executar automações considerando essa configuração, enquanto os registros internos permanecem consistentes.</w:t>
-      </w:r>
-    </w:p>
-    <w:p>
-      <w:pPr>
-        <w:pStyle w:val="Heading2"/>
-      </w:pPr>
-      <w:r>
-        <w:t>Tipo padrão de vistoria</w:t>
-      </w:r>
-    </w:p>
-    <w:p>
-      <w:r>
-        <w:t>Em Configurações → Automações, escolha o padrão das vistorias automáticas. Fotos guiadas - 4 lados + painel é o fluxo recomendado. Os modos de vídeo continuam disponíveis quando necessários.</w:t>
-      </w:r>
-    </w:p>
-    <w:p>
-      <w:pPr>
-        <w:pStyle w:val="Heading1"/>
-      </w:pPr>
-      <w:r>
-        <w:t>14. Financeiro da locadora</w:t>
-      </w:r>
-    </w:p>
-    <w:p>
-      <w:r>
-        <w:t>O Financeiro da locadora consolida informações provenientes das cobranças e pagamentos confirmados. Ao dar baixa corretamente em uma cobrança, os dados realizados passam a refletir a confirmação nos indicadores financeiros.</w:t>
-      </w:r>
-    </w:p>
-    <w:p>
-      <w:r>
-        <w:t>Os mesmos registros alimentam também as visões correspondentes no Portal do Motorista e no Portal do Proprietário, evitando digitação duplicada.</w:t>
-      </w:r>
-    </w:p>
-    <w:p>
-      <w:pPr>
-        <w:pStyle w:val="Heading1"/>
-      </w:pPr>
-      <w:r>
-        <w:t>15. Ajuda e Suporte</w:t>
-      </w:r>
-    </w:p>
-    <w:p>
-      <w:r>
-        <w:t>A Central de Ajuda reúne este manual e o suporte pelo próprio sistema.</w:t>
-      </w:r>
-    </w:p>
-    <w:p>
-      <w:pPr>
-        <w:pStyle w:val="Heading2"/>
-      </w:pPr>
-      <w:r>
-        <w:t>Abrir uma solicitação</w:t>
-      </w:r>
-    </w:p>
-    <w:p>
-      <w:pPr>
-        <w:pStyle w:val="ListNumber"/>
-      </w:pPr>
-      <w:r>
-        <w:t>Acesse Ajuda e Suporte → Suporte.</w:t>
-      </w:r>
-    </w:p>
-    <w:p>
-      <w:pPr>
-        <w:pStyle w:val="ListNumber"/>
-      </w:pPr>
-      <w:r>
-        <w:t>Informe o assunto, categoria e prioridade.</w:t>
-      </w:r>
-    </w:p>
-    <w:p>
-      <w:pPr>
-        <w:pStyle w:val="ListNumber"/>
-      </w:pPr>
-      <w:r>
-        <w:t>Descreva o que estava fazendo, o que esperava e o que aconteceu.</w:t>
-      </w:r>
-    </w:p>
-    <w:p>
-      <w:pPr>
-        <w:pStyle w:val="ListNumber"/>
-      </w:pPr>
-      <w:r>
-        <w:t>Envie a solicitação e acompanhe o status em Minhas solicitações.</w:t>
-      </w:r>
-    </w:p>
-    <w:p>
-      <w:r>
-        <w:t>O sistema associa a solicitação à locadora e ao usuário e pode registrar a página de origem para facilitar o diagnóstico.</w:t>
-      </w:r>
-    </w:p>
-    <w:p>
-      <w:pPr>
-        <w:pStyle w:val="Heading1"/>
-      </w:pPr>
-      <w:r>
-        <w:t>16. Boas práticas de operação</w:t>
-      </w:r>
-    </w:p>
-    <w:p>
-      <w:pPr>
-        <w:pStyle w:val="ListBullet"/>
-      </w:pPr>
-      <w:r>
-        <w:t>Antes de enviar links aos motoristas ou proprietários, valide o fluxo com um usuário de teste.</w:t>
-      </w:r>
-    </w:p>
-    <w:p>
-      <w:pPr>
-        <w:pStyle w:val="ListBullet"/>
-      </w:pPr>
-      <w:r>
-        <w:t>Mantenha os status de contratos e pagamentos atualizados.</w:t>
-      </w:r>
-    </w:p>
-    <w:p>
-      <w:pPr>
-        <w:pStyle w:val="ListBullet"/>
-      </w:pPr>
-      <w:r>
-        <w:t>Evite apagar registros históricos que possuam vínculos; prefira inativação/cancelamento quando previsto.</w:t>
-      </w:r>
-    </w:p>
-    <w:p>
-      <w:pPr>
-        <w:pStyle w:val="ListBullet"/>
-      </w:pPr>
-      <w:r>
-        <w:t>Revise automações antes de ativá-las em produção.</w:t>
-      </w:r>
-    </w:p>
-    <w:p>
-      <w:pPr>
-        <w:pStyle w:val="ListBullet"/>
-      </w:pPr>
-      <w:r>
-        <w:t>Use o histórico dos veículos como fonte principal para acompanhar a vida operacional do ativo.</w:t>
-      </w:r>
-    </w:p>
-    <w:p>
-      <w:pPr>
-        <w:pStyle w:val="ListBullet"/>
-      </w:pPr>
-      <w:r>
-        <w:t>Quando encontrar uma inconsistência, registre no suporte com o máximo de contexto possível.</w:t>
-      </w:r>
-    </w:p>
-    <w:p>
-      <w:pPr>
-        <w:pStyle w:val="Heading1"/>
-      </w:pPr>
-      <w:r>
-        <w:t>17. Resumo rápido</w:t>
-      </w:r>
-    </w:p>
     <w:tbl>
       <w:tblPr>
-        <w:tblStyle w:val="TableGrid"/>
         <w:tblW w:type="auto" w:w="0"/>
         <w:jc w:val="center"/>
+        <w:tblLayout w:type="fixed"/>
         <w:tblLook w:firstColumn="1" w:firstRow="1" w:lastColumn="0" w:lastRow="0" w:noHBand="0" w:noVBand="1" w:val="04A0"/>
       </w:tblPr>
       <w:tblGrid>
-        <w:gridCol w:w="5040"/>
-        <w:gridCol w:w="5040"/>
+        <w:gridCol w:w="4997"/>
+        <w:gridCol w:w="4997"/>
       </w:tblGrid>
       <w:tr>
         <w:tc>
           <w:tcPr>
-            <w:tcW w:type="dxa" w:w="5040"/>
+            <w:tcW w:type="dxa" w:w="1944"/>
+            <w:tcMar>
+              <w:top w:w="90" w:type="dxa"/>
+              <w:start w:w="120" w:type="dxa"/>
+              <w:bottom w:w="90" w:type="dxa"/>
+              <w:end w:w="120" w:type="dxa"/>
+            </w:tcMar>
+            <w:shd w:fill="0B3A75"/>
+            <w:vAlign w:val="center"/>
           </w:tcPr>
           <w:p>
             <w:r>
-              <w:t>Necessidade</w:t>
+              <w:rPr>
+                <w:b/>
+                <w:color w:val="FFFFFF"/>
+              </w:rPr>
+              <w:t>Para que serve</w:t>
             </w:r>
           </w:p>
         </w:tc>
         <w:tc>
           <w:tcPr>
-            <w:tcW w:type="dxa" w:w="5040"/>
+            <w:tcW w:type="dxa" w:w="7704"/>
+            <w:tcMar>
+              <w:top w:w="90" w:type="dxa"/>
+              <w:start w:w="120" w:type="dxa"/>
+              <w:bottom w:w="90" w:type="dxa"/>
+              <w:end w:w="120" w:type="dxa"/>
+            </w:tcMar>
+            <w:shd w:fill="F4F8FC"/>
           </w:tcPr>
           <w:p>
             <w:r>
-              <w:t>Onde fazer</w:t>
+              <w:t>Preparar a locadora para operar com cadastros, mensagens e automações coerentes.</w:t>
             </w:r>
           </w:p>
         </w:tc>
@@ -999,19 +285,4850 @@
       <w:tr>
         <w:tc>
           <w:tcPr>
-            <w:tcW w:type="dxa" w:w="5040"/>
+            <w:tcW w:type="dxa" w:w="1944"/>
+            <w:tcMar>
+              <w:top w:w="90" w:type="dxa"/>
+              <w:start w:w="120" w:type="dxa"/>
+              <w:bottom w:w="90" w:type="dxa"/>
+              <w:end w:w="120" w:type="dxa"/>
+            </w:tcMar>
+            <w:shd w:fill="0B3A75"/>
             <w:vAlign w:val="center"/>
           </w:tcPr>
           <w:p>
             <w:r>
+              <w:rPr>
+                <w:b/>
+                <w:color w:val="FFFFFF"/>
+              </w:rPr>
+              <w:t>Onde acessar</w:t>
+            </w:r>
+          </w:p>
+        </w:tc>
+        <w:tc>
+          <w:tcPr>
+            <w:tcW w:type="dxa" w:w="7704"/>
+            <w:tcMar>
+              <w:top w:w="90" w:type="dxa"/>
+              <w:start w:w="120" w:type="dxa"/>
+              <w:bottom w:w="90" w:type="dxa"/>
+              <w:end w:w="120" w:type="dxa"/>
+            </w:tcMar>
+            <w:shd w:fill="F4F8FC"/>
+          </w:tcPr>
+          <w:p>
+            <w:r>
+              <w:t>Configurações, cadastros principais e Dashboard.</w:t>
+            </w:r>
+          </w:p>
+        </w:tc>
+      </w:tr>
+    </w:tbl>
+    <w:p>
+      <w:pPr>
+        <w:spacing w:after="0"/>
+      </w:pPr>
+    </w:p>
+    <w:p>
+      <w:pPr>
+        <w:pStyle w:val="Passo"/>
+      </w:pPr>
+      <w:r>
+        <w:rPr>
+          <w:b/>
+          <w:color w:val="1683E2"/>
+        </w:rPr>
+        <w:t xml:space="preserve">1. </w:t>
+      </w:r>
+      <w:r>
+        <w:t>Acesse Configurações e complete os Dados da locadora.</w:t>
+      </w:r>
+    </w:p>
+    <w:p>
+      <w:pPr>
+        <w:pStyle w:val="Passo"/>
+      </w:pPr>
+      <w:r>
+        <w:rPr>
+          <w:b/>
+          <w:color w:val="1683E2"/>
+        </w:rPr>
+        <w:t xml:space="preserve">2. </w:t>
+      </w:r>
+      <w:r>
+        <w:t>Defina o fuso horário correto.</w:t>
+      </w:r>
+    </w:p>
+    <w:p>
+      <w:pPr>
+        <w:pStyle w:val="Passo"/>
+      </w:pPr>
+      <w:r>
+        <w:rPr>
+          <w:b/>
+          <w:color w:val="1683E2"/>
+        </w:rPr>
+        <w:t xml:space="preserve">3. </w:t>
+      </w:r>
+      <w:r>
+        <w:t>Cadastre proprietários, veículos e motoristas.</w:t>
+      </w:r>
+    </w:p>
+    <w:p>
+      <w:pPr>
+        <w:pStyle w:val="Passo"/>
+      </w:pPr>
+      <w:r>
+        <w:rPr>
+          <w:b/>
+          <w:color w:val="1683E2"/>
+        </w:rPr>
+        <w:t xml:space="preserve">4. </w:t>
+      </w:r>
+      <w:r>
+        <w:t>Cadastre ou gere os contratos e mantenha os status atualizados.</w:t>
+      </w:r>
+    </w:p>
+    <w:p>
+      <w:pPr>
+        <w:pStyle w:val="Passo"/>
+      </w:pPr>
+      <w:r>
+        <w:rPr>
+          <w:b/>
+          <w:color w:val="1683E2"/>
+        </w:rPr>
+        <w:t xml:space="preserve">5. </w:t>
+      </w:r>
+      <w:r>
+        <w:t>Conecte o WhatsApp e confira os templates aprovados pela Meta.</w:t>
+      </w:r>
+    </w:p>
+    <w:p>
+      <w:pPr>
+        <w:pStyle w:val="Passo"/>
+      </w:pPr>
+      <w:r>
+        <w:rPr>
+          <w:b/>
+          <w:color w:val="1683E2"/>
+        </w:rPr>
+        <w:t xml:space="preserve">6. </w:t>
+      </w:r>
+      <w:r>
+        <w:t>Configure dias, horários e intervalos antes de ativar automações.</w:t>
+      </w:r>
+    </w:p>
+    <w:p>
+      <w:pPr>
+        <w:pStyle w:val="Passo"/>
+      </w:pPr>
+      <w:r>
+        <w:rPr>
+          <w:b/>
+          <w:color w:val="1683E2"/>
+        </w:rPr>
+        <w:t xml:space="preserve">7. </w:t>
+      </w:r>
+      <w:r>
+        <w:t>Use Dashboard, Alertas e Central de Ajuda para acompanhar a operação.</w:t>
+      </w:r>
+    </w:p>
+    <w:tbl>
+      <w:tblPr>
+        <w:tblW w:type="auto" w:w="0"/>
+        <w:jc w:val="center"/>
+        <w:tblLayout w:type="fixed"/>
+        <w:tblLook w:firstColumn="1" w:firstRow="1" w:lastColumn="0" w:lastRow="0" w:noHBand="0" w:noVBand="1" w:val="04A0"/>
+      </w:tblPr>
+      <w:tblGrid>
+        <w:gridCol w:w="9720"/>
+      </w:tblGrid>
+      <w:tr>
+        <w:tc>
+          <w:tcPr>
+            <w:tcW w:type="dxa" w:w="9994"/>
+            <w:shd w:fill="FFF2CC"/>
+            <w:tcMar>
+              <w:top w:w="110" w:type="dxa"/>
+              <w:start w:w="150" w:type="dxa"/>
+              <w:bottom w:w="110" w:type="dxa"/>
+              <w:end w:w="150" w:type="dxa"/>
+            </w:tcMar>
+          </w:tcPr>
+          <w:p>
+            <w:pPr>
+              <w:spacing w:after="0"/>
+            </w:pPr>
+            <w:r>
+              <w:rPr>
+                <w:b/>
+                <w:color w:val="0B3A75"/>
+              </w:rPr>
+              <w:t xml:space="preserve">Durante testes: </w:t>
+            </w:r>
+            <w:r>
+              <w:t>Mantenha desativadas as automações que não devem enviar mensagens reais a motoristas ou proprietários.</w:t>
+            </w:r>
+          </w:p>
+        </w:tc>
+      </w:tr>
+    </w:tbl>
+    <w:p>
+      <w:pPr>
+        <w:spacing w:after="0"/>
+      </w:pPr>
+    </w:p>
+    <w:p>
+      <w:pPr>
+        <w:pStyle w:val="Heading1"/>
+      </w:pPr>
+      <w:r>
+        <w:t>3. Acesso e navegação</w:t>
+      </w:r>
+    </w:p>
+    <w:tbl>
+      <w:tblPr>
+        <w:tblW w:type="auto" w:w="0"/>
+        <w:jc w:val="center"/>
+        <w:tblLayout w:type="fixed"/>
+        <w:tblLook w:firstColumn="1" w:firstRow="1" w:lastColumn="0" w:lastRow="0" w:noHBand="0" w:noVBand="1" w:val="04A0"/>
+      </w:tblPr>
+      <w:tblGrid>
+        <w:gridCol w:w="4997"/>
+        <w:gridCol w:w="4997"/>
+      </w:tblGrid>
+      <w:tr>
+        <w:tc>
+          <w:tcPr>
+            <w:tcW w:type="dxa" w:w="1944"/>
+            <w:tcMar>
+              <w:top w:w="90" w:type="dxa"/>
+              <w:start w:w="120" w:type="dxa"/>
+              <w:bottom w:w="90" w:type="dxa"/>
+              <w:end w:w="120" w:type="dxa"/>
+            </w:tcMar>
+            <w:shd w:fill="0B3A75"/>
+            <w:vAlign w:val="center"/>
+          </w:tcPr>
+          <w:p>
+            <w:r>
+              <w:rPr>
+                <w:b/>
+                <w:color w:val="FFFFFF"/>
+              </w:rPr>
+              <w:t>Para que serve</w:t>
+            </w:r>
+          </w:p>
+        </w:tc>
+        <w:tc>
+          <w:tcPr>
+            <w:tcW w:type="dxa" w:w="7704"/>
+            <w:tcMar>
+              <w:top w:w="90" w:type="dxa"/>
+              <w:start w:w="120" w:type="dxa"/>
+              <w:bottom w:w="90" w:type="dxa"/>
+              <w:end w:w="120" w:type="dxa"/>
+            </w:tcMar>
+            <w:shd w:fill="F4F8FC"/>
+          </w:tcPr>
+          <w:p>
+            <w:r>
+              <w:t>Entrar no ambiente da locadora e localizar as áreas de trabalho.</w:t>
+            </w:r>
+          </w:p>
+        </w:tc>
+      </w:tr>
+      <w:tr>
+        <w:tc>
+          <w:tcPr>
+            <w:tcW w:type="dxa" w:w="1944"/>
+            <w:tcMar>
+              <w:top w:w="90" w:type="dxa"/>
+              <w:start w:w="120" w:type="dxa"/>
+              <w:bottom w:w="90" w:type="dxa"/>
+              <w:end w:w="120" w:type="dxa"/>
+            </w:tcMar>
+            <w:shd w:fill="0B3A75"/>
+            <w:vAlign w:val="center"/>
+          </w:tcPr>
+          <w:p>
+            <w:r>
+              <w:rPr>
+                <w:b/>
+                <w:color w:val="FFFFFF"/>
+              </w:rPr>
+              <w:t>Onde acessar</w:t>
+            </w:r>
+          </w:p>
+        </w:tc>
+        <w:tc>
+          <w:tcPr>
+            <w:tcW w:type="dxa" w:w="7704"/>
+            <w:tcMar>
+              <w:top w:w="90" w:type="dxa"/>
+              <w:start w:w="120" w:type="dxa"/>
+              <w:bottom w:w="90" w:type="dxa"/>
+              <w:end w:w="120" w:type="dxa"/>
+            </w:tcMar>
+            <w:shd w:fill="F4F8FC"/>
+          </w:tcPr>
+          <w:p>
+            <w:r>
+              <w:t>Tela de acesso e menu lateral.</w:t>
+            </w:r>
+          </w:p>
+        </w:tc>
+      </w:tr>
+    </w:tbl>
+    <w:p>
+      <w:pPr>
+        <w:spacing w:after="0"/>
+      </w:pPr>
+    </w:p>
+    <w:p>
+      <w:pPr>
+        <w:pStyle w:val="Heading2"/>
+      </w:pPr>
+      <w:r>
+        <w:t>Entrar e sair</w:t>
+      </w:r>
+    </w:p>
+    <w:p>
+      <w:pPr>
+        <w:pStyle w:val="Passo"/>
+      </w:pPr>
+      <w:r>
+        <w:rPr>
+          <w:b/>
+          <w:color w:val="1683E2"/>
+        </w:rPr>
+        <w:t xml:space="preserve">1. </w:t>
+      </w:r>
+      <w:r>
+        <w:t>Acesse o endereço do Frota Fácil da sua locadora.</w:t>
+      </w:r>
+    </w:p>
+    <w:p>
+      <w:pPr>
+        <w:pStyle w:val="Passo"/>
+      </w:pPr>
+      <w:r>
+        <w:rPr>
+          <w:b/>
+          <w:color w:val="1683E2"/>
+        </w:rPr>
+        <w:t xml:space="preserve">2. </w:t>
+      </w:r>
+      <w:r>
+        <w:t>Informe e-mail e senha.</w:t>
+      </w:r>
+    </w:p>
+    <w:p>
+      <w:pPr>
+        <w:pStyle w:val="Passo"/>
+      </w:pPr>
+      <w:r>
+        <w:rPr>
+          <w:b/>
+          <w:color w:val="1683E2"/>
+        </w:rPr>
+        <w:t xml:space="preserve">3. </w:t>
+      </w:r>
+      <w:r>
+        <w:t>Use o menu lateral para abrir o módulo desejado.</w:t>
+      </w:r>
+    </w:p>
+    <w:p>
+      <w:pPr>
+        <w:pStyle w:val="Passo"/>
+      </w:pPr>
+      <w:r>
+        <w:rPr>
+          <w:b/>
+          <w:color w:val="1683E2"/>
+        </w:rPr>
+        <w:t xml:space="preserve">4. </w:t>
+      </w:r>
+      <w:r>
+        <w:t>Ao terminar, use Sair, principalmente em computador compartilhado.</w:t>
+      </w:r>
+    </w:p>
+    <w:p>
+      <w:pPr>
+        <w:pStyle w:val="Heading2"/>
+      </w:pPr>
+      <w:r>
+        <w:t>Quando não conseguir entrar</w:t>
+      </w:r>
+    </w:p>
+    <w:p>
+      <w:pPr>
+        <w:pStyle w:val="ListBullet"/>
+      </w:pPr>
+      <w:r>
+        <w:t>Confira se está usando o endereço correto da locadora.</w:t>
+      </w:r>
+    </w:p>
+    <w:p>
+      <w:pPr>
+        <w:pStyle w:val="ListBullet"/>
+      </w:pPr>
+      <w:r>
+        <w:t>Revise e-mail e senha.</w:t>
+      </w:r>
+    </w:p>
+    <w:p>
+      <w:pPr>
+        <w:pStyle w:val="ListBullet"/>
+      </w:pPr>
+      <w:r>
+        <w:t>Se o acesso estiver bloqueado ou a recuperação não resolver, abra uma solicitação de suporte.</w:t>
+      </w:r>
+    </w:p>
+    <w:p>
+      <w:pPr>
+        <w:pStyle w:val="Heading1"/>
+      </w:pPr>
+      <w:r>
+        <w:t>4. Motoristas e Portal do Motorista</w:t>
+      </w:r>
+    </w:p>
+    <w:tbl>
+      <w:tblPr>
+        <w:tblW w:type="auto" w:w="0"/>
+        <w:jc w:val="center"/>
+        <w:tblLayout w:type="fixed"/>
+        <w:tblLook w:firstColumn="1" w:firstRow="1" w:lastColumn="0" w:lastRow="0" w:noHBand="0" w:noVBand="1" w:val="04A0"/>
+      </w:tblPr>
+      <w:tblGrid>
+        <w:gridCol w:w="4997"/>
+        <w:gridCol w:w="4997"/>
+      </w:tblGrid>
+      <w:tr>
+        <w:tc>
+          <w:tcPr>
+            <w:tcW w:type="dxa" w:w="1944"/>
+            <w:tcMar>
+              <w:top w:w="90" w:type="dxa"/>
+              <w:start w:w="120" w:type="dxa"/>
+              <w:bottom w:w="90" w:type="dxa"/>
+              <w:end w:w="120" w:type="dxa"/>
+            </w:tcMar>
+            <w:shd w:fill="0B3A75"/>
+            <w:vAlign w:val="center"/>
+          </w:tcPr>
+          <w:p>
+            <w:r>
+              <w:rPr>
+                <w:b/>
+                <w:color w:val="FFFFFF"/>
+              </w:rPr>
+              <w:t>Para que serve</w:t>
+            </w:r>
+          </w:p>
+        </w:tc>
+        <w:tc>
+          <w:tcPr>
+            <w:tcW w:type="dxa" w:w="7704"/>
+            <w:tcMar>
+              <w:top w:w="90" w:type="dxa"/>
+              <w:start w:w="120" w:type="dxa"/>
+              <w:bottom w:w="90" w:type="dxa"/>
+              <w:end w:w="120" w:type="dxa"/>
+            </w:tcMar>
+            <w:shd w:fill="F4F8FC"/>
+          </w:tcPr>
+          <w:p>
+            <w:r>
+              <w:t>Cadastrar dados pessoais, documentos e contato usados em contratos e comunicações.</w:t>
+            </w:r>
+          </w:p>
+        </w:tc>
+      </w:tr>
+      <w:tr>
+        <w:tc>
+          <w:tcPr>
+            <w:tcW w:type="dxa" w:w="1944"/>
+            <w:tcMar>
+              <w:top w:w="90" w:type="dxa"/>
+              <w:start w:w="120" w:type="dxa"/>
+              <w:bottom w:w="90" w:type="dxa"/>
+              <w:end w:w="120" w:type="dxa"/>
+            </w:tcMar>
+            <w:shd w:fill="0B3A75"/>
+            <w:vAlign w:val="center"/>
+          </w:tcPr>
+          <w:p>
+            <w:r>
+              <w:rPr>
+                <w:b/>
+                <w:color w:val="FFFFFF"/>
+              </w:rPr>
+              <w:t>Onde acessar</w:t>
+            </w:r>
+          </w:p>
+        </w:tc>
+        <w:tc>
+          <w:tcPr>
+            <w:tcW w:type="dxa" w:w="7704"/>
+            <w:tcMar>
+              <w:top w:w="90" w:type="dxa"/>
+              <w:start w:w="120" w:type="dxa"/>
+              <w:bottom w:w="90" w:type="dxa"/>
+              <w:end w:w="120" w:type="dxa"/>
+            </w:tcMar>
+            <w:shd w:fill="F4F8FC"/>
+          </w:tcPr>
+          <w:p>
+            <w:r>
+              <w:t>Motoristas.</w:t>
+            </w:r>
+          </w:p>
+        </w:tc>
+      </w:tr>
+      <w:tr>
+        <w:tc>
+          <w:tcPr>
+            <w:tcW w:type="dxa" w:w="1944"/>
+            <w:tcMar>
+              <w:top w:w="90" w:type="dxa"/>
+              <w:start w:w="120" w:type="dxa"/>
+              <w:bottom w:w="90" w:type="dxa"/>
+              <w:end w:w="120" w:type="dxa"/>
+            </w:tcMar>
+            <w:shd w:fill="0B3A75"/>
+            <w:vAlign w:val="center"/>
+          </w:tcPr>
+          <w:p>
+            <w:r>
+              <w:rPr>
+                <w:b/>
+                <w:color w:val="FFFFFF"/>
+              </w:rPr>
+              <w:t>Antes de começar</w:t>
+            </w:r>
+          </w:p>
+        </w:tc>
+        <w:tc>
+          <w:tcPr>
+            <w:tcW w:type="dxa" w:w="7704"/>
+            <w:tcMar>
+              <w:top w:w="90" w:type="dxa"/>
+              <w:start w:w="120" w:type="dxa"/>
+              <w:bottom w:w="90" w:type="dxa"/>
+              <w:end w:w="120" w:type="dxa"/>
+            </w:tcMar>
+            <w:shd w:fill="F4F8FC"/>
+          </w:tcPr>
+          <w:p>
+            <w:r>
+              <w:t>Tenha identificação, contato, CNH e endereço disponíveis.</w:t>
+            </w:r>
+          </w:p>
+        </w:tc>
+      </w:tr>
+    </w:tbl>
+    <w:p>
+      <w:pPr>
+        <w:spacing w:after="0"/>
+      </w:pPr>
+    </w:p>
+    <w:p>
+      <w:pPr>
+        <w:pStyle w:val="Heading2"/>
+      </w:pPr>
+      <w:r>
+        <w:t>Cadastrar motorista</w:t>
+      </w:r>
+    </w:p>
+    <w:p>
+      <w:pPr>
+        <w:pStyle w:val="Passo"/>
+      </w:pPr>
+      <w:r>
+        <w:rPr>
+          <w:b/>
+          <w:color w:val="1683E2"/>
+        </w:rPr>
+        <w:t xml:space="preserve">1. </w:t>
+      </w:r>
+      <w:r>
+        <w:t>Abra Motoristas.</w:t>
+      </w:r>
+    </w:p>
+    <w:p>
+      <w:pPr>
+        <w:pStyle w:val="Passo"/>
+      </w:pPr>
+      <w:r>
+        <w:rPr>
+          <w:b/>
+          <w:color w:val="1683E2"/>
+        </w:rPr>
+        <w:t xml:space="preserve">2. </w:t>
+      </w:r>
+      <w:r>
+        <w:t>Escolha criar um novo cadastro.</w:t>
+      </w:r>
+    </w:p>
+    <w:p>
+      <w:pPr>
+        <w:pStyle w:val="Passo"/>
+      </w:pPr>
+      <w:r>
+        <w:rPr>
+          <w:b/>
+          <w:color w:val="1683E2"/>
+        </w:rPr>
+        <w:t xml:space="preserve">3. </w:t>
+      </w:r>
+      <w:r>
+        <w:t>Preencha identificação, contato, CNH, endereço e demais campos disponíveis.</w:t>
+      </w:r>
+    </w:p>
+    <w:p>
+      <w:pPr>
+        <w:pStyle w:val="Passo"/>
+      </w:pPr>
+      <w:r>
+        <w:rPr>
+          <w:b/>
+          <w:color w:val="1683E2"/>
+        </w:rPr>
+        <w:t xml:space="preserve">4. </w:t>
+      </w:r>
+      <w:r>
+        <w:t>Confira os dados e salve.</w:t>
+      </w:r>
+    </w:p>
+    <w:p>
+      <w:pPr>
+        <w:pStyle w:val="Heading2"/>
+      </w:pPr>
+      <w:r>
+        <w:t>Portal do Motorista</w:t>
+      </w:r>
+    </w:p>
+    <w:p>
+      <w:r>
+        <w:t>O Portal do Motorista reúne as ações necessárias naquele momento. Uma pendência é uma ação que o motorista precisa realizar, e não qualquer situação administrativa ainda em análise.</w:t>
+      </w:r>
+    </w:p>
+    <w:p>
+      <w:pPr>
+        <w:pStyle w:val="ListBullet"/>
+      </w:pPr>
+      <w:r>
+        <w:t>Contratos atuais e histórico.</w:t>
+      </w:r>
+    </w:p>
+    <w:p>
+      <w:pPr>
+        <w:pStyle w:val="ListBullet"/>
+      </w:pPr>
+      <w:r>
+        <w:t>Pendências de quilometragem e vistoria.</w:t>
+      </w:r>
+    </w:p>
+    <w:p>
+      <w:pPr>
+        <w:pStyle w:val="ListBullet"/>
+      </w:pPr>
+      <w:r>
+        <w:t>Situação dos pagamentos.</w:t>
+      </w:r>
+    </w:p>
+    <w:p>
+      <w:pPr>
+        <w:pStyle w:val="ListBullet"/>
+      </w:pPr>
+      <w:r>
+        <w:t>CRLV-e do veículo vinculado a contrato atual, quando disponível e autorizado.</w:t>
+      </w:r>
+    </w:p>
+    <w:p>
+      <w:pPr>
+        <w:pStyle w:val="ListBullet"/>
+      </w:pPr>
+      <w:r>
+        <w:t>Acesso por convite e criação de senha própria.</w:t>
+      </w:r>
+    </w:p>
+    <w:p>
+      <w:pPr>
+        <w:pStyle w:val="Heading1"/>
+      </w:pPr>
+      <w:r>
+        <w:t>5. Veículos</w:t>
+      </w:r>
+    </w:p>
+    <w:tbl>
+      <w:tblPr>
+        <w:tblW w:type="auto" w:w="0"/>
+        <w:jc w:val="center"/>
+        <w:tblLayout w:type="fixed"/>
+        <w:tblLook w:firstColumn="1" w:firstRow="1" w:lastColumn="0" w:lastRow="0" w:noHBand="0" w:noVBand="1" w:val="04A0"/>
+      </w:tblPr>
+      <w:tblGrid>
+        <w:gridCol w:w="4997"/>
+        <w:gridCol w:w="4997"/>
+      </w:tblGrid>
+      <w:tr>
+        <w:tc>
+          <w:tcPr>
+            <w:tcW w:type="dxa" w:w="1944"/>
+            <w:tcMar>
+              <w:top w:w="90" w:type="dxa"/>
+              <w:start w:w="120" w:type="dxa"/>
+              <w:bottom w:w="90" w:type="dxa"/>
+              <w:end w:w="120" w:type="dxa"/>
+            </w:tcMar>
+            <w:shd w:fill="0B3A75"/>
+            <w:vAlign w:val="center"/>
+          </w:tcPr>
+          <w:p>
+            <w:r>
+              <w:rPr>
+                <w:b/>
+                <w:color w:val="FFFFFF"/>
+              </w:rPr>
+              <w:t>Para que serve</w:t>
+            </w:r>
+          </w:p>
+        </w:tc>
+        <w:tc>
+          <w:tcPr>
+            <w:tcW w:type="dxa" w:w="7704"/>
+            <w:tcMar>
+              <w:top w:w="90" w:type="dxa"/>
+              <w:start w:w="120" w:type="dxa"/>
+              <w:bottom w:w="90" w:type="dxa"/>
+              <w:end w:w="120" w:type="dxa"/>
+            </w:tcMar>
+            <w:shd w:fill="F4F8FC"/>
+          </w:tcPr>
+          <w:p>
+            <w:r>
+              <w:t>Manter o prontuário operacional de cada veículo.</w:t>
+            </w:r>
+          </w:p>
+        </w:tc>
+      </w:tr>
+      <w:tr>
+        <w:tc>
+          <w:tcPr>
+            <w:tcW w:type="dxa" w:w="1944"/>
+            <w:tcMar>
+              <w:top w:w="90" w:type="dxa"/>
+              <w:start w:w="120" w:type="dxa"/>
+              <w:bottom w:w="90" w:type="dxa"/>
+              <w:end w:w="120" w:type="dxa"/>
+            </w:tcMar>
+            <w:shd w:fill="0B3A75"/>
+            <w:vAlign w:val="center"/>
+          </w:tcPr>
+          <w:p>
+            <w:r>
+              <w:rPr>
+                <w:b/>
+                <w:color w:val="FFFFFF"/>
+              </w:rPr>
+              <w:t>Onde acessar</w:t>
+            </w:r>
+          </w:p>
+        </w:tc>
+        <w:tc>
+          <w:tcPr>
+            <w:tcW w:type="dxa" w:w="7704"/>
+            <w:tcMar>
+              <w:top w:w="90" w:type="dxa"/>
+              <w:start w:w="120" w:type="dxa"/>
+              <w:bottom w:w="90" w:type="dxa"/>
+              <w:end w:w="120" w:type="dxa"/>
+            </w:tcMar>
+            <w:shd w:fill="F4F8FC"/>
+          </w:tcPr>
+          <w:p>
+            <w:r>
+              <w:t>Veículos.</w:t>
+            </w:r>
+          </w:p>
+        </w:tc>
+      </w:tr>
+      <w:tr>
+        <w:tc>
+          <w:tcPr>
+            <w:tcW w:type="dxa" w:w="1944"/>
+            <w:tcMar>
+              <w:top w:w="90" w:type="dxa"/>
+              <w:start w:w="120" w:type="dxa"/>
+              <w:bottom w:w="90" w:type="dxa"/>
+              <w:end w:w="120" w:type="dxa"/>
+            </w:tcMar>
+            <w:shd w:fill="0B3A75"/>
+            <w:vAlign w:val="center"/>
+          </w:tcPr>
+          <w:p>
+            <w:r>
+              <w:rPr>
+                <w:b/>
+                <w:color w:val="FFFFFF"/>
+              </w:rPr>
+              <w:t>Antes de começar</w:t>
+            </w:r>
+          </w:p>
+        </w:tc>
+        <w:tc>
+          <w:tcPr>
+            <w:tcW w:type="dxa" w:w="7704"/>
+            <w:tcMar>
+              <w:top w:w="90" w:type="dxa"/>
+              <w:start w:w="120" w:type="dxa"/>
+              <w:bottom w:w="90" w:type="dxa"/>
+              <w:end w:w="120" w:type="dxa"/>
+            </w:tcMar>
+            <w:shd w:fill="F4F8FC"/>
+          </w:tcPr>
+          <w:p>
+            <w:r>
+              <w:t>Tenha placa, RENAVAM, chassi, marca/modelo, ano, cor, quilometragem e proprietário.</w:t>
+            </w:r>
+          </w:p>
+        </w:tc>
+      </w:tr>
+    </w:tbl>
+    <w:p>
+      <w:pPr>
+        <w:spacing w:after="0"/>
+      </w:pPr>
+    </w:p>
+    <w:p>
+      <w:pPr>
+        <w:pStyle w:val="Heading2"/>
+      </w:pPr>
+      <w:r>
+        <w:t>Cadastrar veículo</w:t>
+      </w:r>
+    </w:p>
+    <w:p>
+      <w:pPr>
+        <w:pStyle w:val="Passo"/>
+      </w:pPr>
+      <w:r>
+        <w:rPr>
+          <w:b/>
+          <w:color w:val="1683E2"/>
+        </w:rPr>
+        <w:t xml:space="preserve">1. </w:t>
+      </w:r>
+      <w:r>
+        <w:t>Abra Veículos.</w:t>
+      </w:r>
+    </w:p>
+    <w:p>
+      <w:pPr>
+        <w:pStyle w:val="Passo"/>
+      </w:pPr>
+      <w:r>
+        <w:rPr>
+          <w:b/>
+          <w:color w:val="1683E2"/>
+        </w:rPr>
+        <w:t xml:space="preserve">2. </w:t>
+      </w:r>
+      <w:r>
+        <w:t>Crie um novo cadastro.</w:t>
+      </w:r>
+    </w:p>
+    <w:p>
+      <w:pPr>
+        <w:pStyle w:val="Passo"/>
+      </w:pPr>
+      <w:r>
+        <w:rPr>
+          <w:b/>
+          <w:color w:val="1683E2"/>
+        </w:rPr>
+        <w:t xml:space="preserve">3. </w:t>
+      </w:r>
+      <w:r>
+        <w:t>Preencha os dados do veículo e informe a quilometragem atual correta.</w:t>
+      </w:r>
+    </w:p>
+    <w:p>
+      <w:pPr>
+        <w:pStyle w:val="Passo"/>
+      </w:pPr>
+      <w:r>
+        <w:rPr>
+          <w:b/>
+          <w:color w:val="1683E2"/>
+        </w:rPr>
+        <w:t xml:space="preserve">4. </w:t>
+      </w:r>
+      <w:r>
+        <w:t>Vincule o proprietário quando aplicável.</w:t>
+      </w:r>
+    </w:p>
+    <w:p>
+      <w:pPr>
+        <w:pStyle w:val="Passo"/>
+      </w:pPr>
+      <w:r>
+        <w:rPr>
+          <w:b/>
+          <w:color w:val="1683E2"/>
+        </w:rPr>
+        <w:t xml:space="preserve">5. </w:t>
+      </w:r>
+      <w:r>
+        <w:t>Salve e confira o cadastro.</w:t>
+      </w:r>
+    </w:p>
+    <w:p>
+      <w:pPr>
+        <w:pStyle w:val="Heading2"/>
+      </w:pPr>
+      <w:r>
+        <w:t>O que aparece no histórico</w:t>
+      </w:r>
+    </w:p>
+    <w:p>
+      <w:pPr>
+        <w:pStyle w:val="ListBullet"/>
+      </w:pPr>
+      <w:r>
+        <w:t>Contratos e motoristas vinculados.</w:t>
+      </w:r>
+    </w:p>
+    <w:p>
+      <w:pPr>
+        <w:pStyle w:val="ListBullet"/>
+      </w:pPr>
+      <w:r>
+        <w:t>Registros de quilometragem.</w:t>
+      </w:r>
+    </w:p>
+    <w:p>
+      <w:pPr>
+        <w:pStyle w:val="ListBullet"/>
+      </w:pPr>
+      <w:r>
+        <w:t>Vistorias e eventos.</w:t>
+      </w:r>
+    </w:p>
+    <w:p>
+      <w:pPr>
+        <w:pStyle w:val="ListBullet"/>
+      </w:pPr>
+      <w:r>
+        <w:t>Manutenções, custos, documentos e comprovantes.</w:t>
+      </w:r>
+    </w:p>
+    <w:tbl>
+      <w:tblPr>
+        <w:tblW w:type="auto" w:w="0"/>
+        <w:jc w:val="center"/>
+        <w:tblLayout w:type="fixed"/>
+        <w:tblLook w:firstColumn="1" w:firstRow="1" w:lastColumn="0" w:lastRow="0" w:noHBand="0" w:noVBand="1" w:val="04A0"/>
+      </w:tblPr>
+      <w:tblGrid>
+        <w:gridCol w:w="9720"/>
+      </w:tblGrid>
+      <w:tr>
+        <w:tc>
+          <w:tcPr>
+            <w:tcW w:type="dxa" w:w="9994"/>
+            <w:shd w:fill="EAF4FD"/>
+            <w:tcMar>
+              <w:top w:w="110" w:type="dxa"/>
+              <w:start w:w="150" w:type="dxa"/>
+              <w:bottom w:w="110" w:type="dxa"/>
+              <w:end w:w="150" w:type="dxa"/>
+            </w:tcMar>
+          </w:tcPr>
+          <w:p>
+            <w:pPr>
+              <w:spacing w:after="0"/>
+            </w:pPr>
+            <w:r>
+              <w:rPr>
+                <w:b/>
+                <w:color w:val="0B3A75"/>
+              </w:rPr>
+              <w:t xml:space="preserve">Cadastro duplicado: </w:t>
+            </w:r>
+            <w:r>
+              <w:t>Antes de excluir um veículo antigo ou duplicado, verifique vínculos com contratos, KM, vistorias, documentos e manutenções. Quando disponível, prefira inativar ou alterar o status.</w:t>
+            </w:r>
+          </w:p>
+        </w:tc>
+      </w:tr>
+    </w:tbl>
+    <w:p>
+      <w:pPr>
+        <w:spacing w:after="0"/>
+      </w:pPr>
+    </w:p>
+    <w:p>
+      <w:pPr>
+        <w:pStyle w:val="Heading1"/>
+      </w:pPr>
+      <w:r>
+        <w:t>6. Proprietários e Portal do Proprietário</w:t>
+      </w:r>
+    </w:p>
+    <w:tbl>
+      <w:tblPr>
+        <w:tblW w:type="auto" w:w="0"/>
+        <w:jc w:val="center"/>
+        <w:tblLayout w:type="fixed"/>
+        <w:tblLook w:firstColumn="1" w:firstRow="1" w:lastColumn="0" w:lastRow="0" w:noHBand="0" w:noVBand="1" w:val="04A0"/>
+      </w:tblPr>
+      <w:tblGrid>
+        <w:gridCol w:w="4997"/>
+        <w:gridCol w:w="4997"/>
+      </w:tblGrid>
+      <w:tr>
+        <w:tc>
+          <w:tcPr>
+            <w:tcW w:type="dxa" w:w="1944"/>
+            <w:tcMar>
+              <w:top w:w="90" w:type="dxa"/>
+              <w:start w:w="120" w:type="dxa"/>
+              <w:bottom w:w="90" w:type="dxa"/>
+              <w:end w:w="120" w:type="dxa"/>
+            </w:tcMar>
+            <w:shd w:fill="0B3A75"/>
+            <w:vAlign w:val="center"/>
+          </w:tcPr>
+          <w:p>
+            <w:r>
+              <w:rPr>
+                <w:b/>
+                <w:color w:val="FFFFFF"/>
+              </w:rPr>
+              <w:t>Para que serve</w:t>
+            </w:r>
+          </w:p>
+        </w:tc>
+        <w:tc>
+          <w:tcPr>
+            <w:tcW w:type="dxa" w:w="7704"/>
+            <w:tcMar>
+              <w:top w:w="90" w:type="dxa"/>
+              <w:start w:w="120" w:type="dxa"/>
+              <w:bottom w:w="90" w:type="dxa"/>
+              <w:end w:w="120" w:type="dxa"/>
+            </w:tcMar>
+            <w:shd w:fill="F4F8FC"/>
+          </w:tcPr>
+          <w:p>
+            <w:r>
+              <w:t>Vincular veículos, configurar regras financeiras e oferecer consulta direta ao proprietário.</w:t>
+            </w:r>
+          </w:p>
+        </w:tc>
+      </w:tr>
+      <w:tr>
+        <w:tc>
+          <w:tcPr>
+            <w:tcW w:type="dxa" w:w="1944"/>
+            <w:tcMar>
+              <w:top w:w="90" w:type="dxa"/>
+              <w:start w:w="120" w:type="dxa"/>
+              <w:bottom w:w="90" w:type="dxa"/>
+              <w:end w:w="120" w:type="dxa"/>
+            </w:tcMar>
+            <w:shd w:fill="0B3A75"/>
+            <w:vAlign w:val="center"/>
+          </w:tcPr>
+          <w:p>
+            <w:r>
+              <w:rPr>
+                <w:b/>
+                <w:color w:val="FFFFFF"/>
+              </w:rPr>
+              <w:t>Onde acessar</w:t>
+            </w:r>
+          </w:p>
+        </w:tc>
+        <w:tc>
+          <w:tcPr>
+            <w:tcW w:type="dxa" w:w="7704"/>
+            <w:tcMar>
+              <w:top w:w="90" w:type="dxa"/>
+              <w:start w:w="120" w:type="dxa"/>
+              <w:bottom w:w="90" w:type="dxa"/>
+              <w:end w:w="120" w:type="dxa"/>
+            </w:tcMar>
+            <w:shd w:fill="F4F8FC"/>
+          </w:tcPr>
+          <w:p>
+            <w:r>
+              <w:t>Proprietários.</w:t>
+            </w:r>
+          </w:p>
+        </w:tc>
+      </w:tr>
+      <w:tr>
+        <w:tc>
+          <w:tcPr>
+            <w:tcW w:type="dxa" w:w="1944"/>
+            <w:tcMar>
+              <w:top w:w="90" w:type="dxa"/>
+              <w:start w:w="120" w:type="dxa"/>
+              <w:bottom w:w="90" w:type="dxa"/>
+              <w:end w:w="120" w:type="dxa"/>
+            </w:tcMar>
+            <w:shd w:fill="0B3A75"/>
+            <w:vAlign w:val="center"/>
+          </w:tcPr>
+          <w:p>
+            <w:r>
+              <w:rPr>
+                <w:b/>
+                <w:color w:val="FFFFFF"/>
+              </w:rPr>
+              <w:t>Antes de começar</w:t>
+            </w:r>
+          </w:p>
+        </w:tc>
+        <w:tc>
+          <w:tcPr>
+            <w:tcW w:type="dxa" w:w="7704"/>
+            <w:tcMar>
+              <w:top w:w="90" w:type="dxa"/>
+              <w:start w:w="120" w:type="dxa"/>
+              <w:bottom w:w="90" w:type="dxa"/>
+              <w:end w:w="120" w:type="dxa"/>
+            </w:tcMar>
+            <w:shd w:fill="F4F8FC"/>
+          </w:tcPr>
+          <w:p>
+            <w:r>
+              <w:t>Cadastre nome, CPF/CNPJ, telefone e e-mail; vincule pelo menos um veículo quando aplicável.</w:t>
+            </w:r>
+          </w:p>
+        </w:tc>
+      </w:tr>
+    </w:tbl>
+    <w:p>
+      <w:pPr>
+        <w:spacing w:after="0"/>
+      </w:pPr>
+    </w:p>
+    <w:p>
+      <w:pPr>
+        <w:pStyle w:val="Heading2"/>
+      </w:pPr>
+      <w:r>
+        <w:t>Cadastrar e configurar repasse</w:t>
+      </w:r>
+    </w:p>
+    <w:p>
+      <w:pPr>
+        <w:pStyle w:val="Passo"/>
+      </w:pPr>
+      <w:r>
+        <w:rPr>
+          <w:b/>
+          <w:color w:val="1683E2"/>
+        </w:rPr>
+        <w:t xml:space="preserve">1. </w:t>
+      </w:r>
+      <w:r>
+        <w:t>Abra Proprietários e crie ou edite o cadastro.</w:t>
+      </w:r>
+    </w:p>
+    <w:p>
+      <w:pPr>
+        <w:pStyle w:val="Passo"/>
+      </w:pPr>
+      <w:r>
+        <w:rPr>
+          <w:b/>
+          <w:color w:val="1683E2"/>
+        </w:rPr>
+        <w:t xml:space="preserve">2. </w:t>
+      </w:r>
+      <w:r>
+        <w:t>Preencha nome, CPF/CNPJ, telefone e e-mail.</w:t>
+      </w:r>
+    </w:p>
+    <w:p>
+      <w:pPr>
+        <w:pStyle w:val="Passo"/>
+      </w:pPr>
+      <w:r>
+        <w:rPr>
+          <w:b/>
+          <w:color w:val="1683E2"/>
+        </w:rPr>
+        <w:t xml:space="preserve">3. </w:t>
+      </w:r>
+      <w:r>
+        <w:t>Em Valores e veículos, escolha o veículo.</w:t>
+      </w:r>
+    </w:p>
+    <w:p>
+      <w:pPr>
+        <w:pStyle w:val="Passo"/>
+      </w:pPr>
+      <w:r>
+        <w:rPr>
+          <w:b/>
+          <w:color w:val="1683E2"/>
+        </w:rPr>
+        <w:t xml:space="preserve">4. </w:t>
+      </w:r>
+      <w:r>
+        <w:t>Informe os percentuais do proprietário e da locadora.</w:t>
+      </w:r>
+    </w:p>
+    <w:p>
+      <w:pPr>
+        <w:pStyle w:val="Passo"/>
+      </w:pPr>
+      <w:r>
+        <w:rPr>
+          <w:b/>
+          <w:color w:val="1683E2"/>
+        </w:rPr>
+        <w:t xml:space="preserve">5. </w:t>
+      </w:r>
+      <w:r>
+        <w:t>Defina a data de início da regra e salve.</w:t>
+      </w:r>
+    </w:p>
+    <w:p>
+      <w:pPr>
+        <w:pStyle w:val="Heading2"/>
+      </w:pPr>
+      <w:r>
+        <w:t>Criar ou conferir acesso ao portal</w:t>
+      </w:r>
+    </w:p>
+    <w:p>
+      <w:pPr>
+        <w:pStyle w:val="Passo"/>
+      </w:pPr>
+      <w:r>
+        <w:rPr>
+          <w:b/>
+          <w:color w:val="1683E2"/>
+        </w:rPr>
+        <w:t xml:space="preserve">1. </w:t>
+      </w:r>
+      <w:r>
+        <w:t>Abra Proprietários.</w:t>
+      </w:r>
+    </w:p>
+    <w:p>
+      <w:pPr>
+        <w:pStyle w:val="Passo"/>
+      </w:pPr>
+      <w:r>
+        <w:rPr>
+          <w:b/>
+          <w:color w:val="1683E2"/>
+        </w:rPr>
+        <w:t xml:space="preserve">2. </w:t>
+      </w:r>
+      <w:r>
+        <w:t>Acesse Acesso ao portal.</w:t>
+      </w:r>
+    </w:p>
+    <w:p>
+      <w:pPr>
+        <w:pStyle w:val="Passo"/>
+      </w:pPr>
+      <w:r>
+        <w:rPr>
+          <w:b/>
+          <w:color w:val="1683E2"/>
+        </w:rPr>
+        <w:t xml:space="preserve">3. </w:t>
+      </w:r>
+      <w:r>
+        <w:t>Configure as credenciais disponíveis no fluxo atual.</w:t>
+      </w:r>
+    </w:p>
+    <w:p>
+      <w:pPr>
+        <w:pStyle w:val="Passo"/>
+      </w:pPr>
+      <w:r>
+        <w:rPr>
+          <w:b/>
+          <w:color w:val="1683E2"/>
+        </w:rPr>
+        <w:t xml:space="preserve">4. </w:t>
+      </w:r>
+      <w:r>
+        <w:t>Confirme se o acesso está ativo.</w:t>
+      </w:r>
+    </w:p>
+    <w:p>
+      <w:pPr>
+        <w:pStyle w:val="Passo"/>
+      </w:pPr>
+      <w:r>
+        <w:rPr>
+          <w:b/>
+          <w:color w:val="1683E2"/>
+        </w:rPr>
+        <w:t xml:space="preserve">5. </w:t>
+      </w:r>
+      <w:r>
+        <w:t>Envie ao proprietário o link e as credenciais.</w:t>
+      </w:r>
+    </w:p>
+    <w:p>
+      <w:pPr>
+        <w:pStyle w:val="Passo"/>
+      </w:pPr>
+      <w:r>
+        <w:rPr>
+          <w:b/>
+          <w:color w:val="1683E2"/>
+        </w:rPr>
+        <w:t xml:space="preserve">6. </w:t>
+      </w:r>
+      <w:r>
+        <w:t>Se necessário, bloqueie o acesso sem excluir o cadastro do proprietário.</w:t>
+      </w:r>
+    </w:p>
+    <w:p>
+      <w:pPr>
+        <w:pStyle w:val="Heading2"/>
+      </w:pPr>
+      <w:r>
+        <w:t>O que o proprietário acompanha</w:t>
+      </w:r>
+    </w:p>
+    <w:p>
+      <w:pPr>
+        <w:pStyle w:val="ListBullet"/>
+      </w:pPr>
+      <w:r>
+        <w:t>Receita teórica e repasses pagos.</w:t>
+      </w:r>
+    </w:p>
+    <w:p>
+      <w:pPr>
+        <w:pStyle w:val="ListBullet"/>
+      </w:pPr>
+      <w:r>
+        <w:t>Custos e resultado real.</w:t>
+      </w:r>
+    </w:p>
+    <w:p>
+      <w:pPr>
+        <w:pStyle w:val="ListBullet"/>
+      </w:pPr>
+      <w:r>
+        <w:t>Capital próprio, ROI, rentabilidade e payback quando aplicáveis.</w:t>
+      </w:r>
+    </w:p>
+    <w:p>
+      <w:pPr>
+        <w:pStyle w:val="ListBullet"/>
+      </w:pPr>
+      <w:r>
+        <w:t>Filtros por veículo e período.</w:t>
+      </w:r>
+    </w:p>
+    <w:p>
+      <w:pPr>
+        <w:pStyle w:val="ListBullet"/>
+      </w:pPr>
+      <w:r>
+        <w:t>Situação do veículo, motorista, KM, contrato, manutenção e alertas.</w:t>
+      </w:r>
+    </w:p>
+    <w:p>
+      <w:pPr>
+        <w:pStyle w:val="ListBullet"/>
+      </w:pPr>
+      <w:r>
+        <w:t>Histórico individual e informações de manutenção.</w:t>
+      </w:r>
+    </w:p>
+    <w:tbl>
+      <w:tblPr>
+        <w:tblW w:type="auto" w:w="0"/>
+        <w:jc w:val="center"/>
+        <w:tblLayout w:type="fixed"/>
+        <w:tblLook w:firstColumn="1" w:firstRow="1" w:lastColumn="0" w:lastRow="0" w:noHBand="0" w:noVBand="1" w:val="04A0"/>
+      </w:tblPr>
+      <w:tblGrid>
+        <w:gridCol w:w="9720"/>
+      </w:tblGrid>
+      <w:tr>
+        <w:tc>
+          <w:tcPr>
+            <w:tcW w:type="dxa" w:w="9994"/>
+            <w:shd w:fill="EAF4FD"/>
+            <w:tcMar>
+              <w:top w:w="110" w:type="dxa"/>
+              <w:start w:w="150" w:type="dxa"/>
+              <w:bottom w:w="110" w:type="dxa"/>
+              <w:end w:w="150" w:type="dxa"/>
+            </w:tcMar>
+          </w:tcPr>
+          <w:p>
+            <w:pPr>
+              <w:spacing w:after="0"/>
+            </w:pPr>
+            <w:r>
+              <w:rPr>
+                <w:b/>
+                <w:color w:val="0B3A75"/>
+              </w:rPr>
+              <w:t xml:space="preserve">Se o proprietário não entrar: </w:t>
+            </w:r>
+            <w:r>
+              <w:t>Abra Proprietários &gt; Acesso ao portal e confira credenciais e status. Se ele entrar, mas não visualizar um veículo, confirme o vínculo do veículo com o proprietário correto.</w:t>
+            </w:r>
+          </w:p>
+        </w:tc>
+      </w:tr>
+    </w:tbl>
+    <w:p>
+      <w:pPr>
+        <w:spacing w:after="0"/>
+      </w:pPr>
+    </w:p>
+    <w:p>
+      <w:pPr>
+        <w:pStyle w:val="Heading1"/>
+      </w:pPr>
+      <w:r>
+        <w:t>7. Contratos</w:t>
+      </w:r>
+    </w:p>
+    <w:tbl>
+      <w:tblPr>
+        <w:tblW w:type="auto" w:w="0"/>
+        <w:jc w:val="center"/>
+        <w:tblLayout w:type="fixed"/>
+        <w:tblLook w:firstColumn="1" w:firstRow="1" w:lastColumn="0" w:lastRow="0" w:noHBand="0" w:noVBand="1" w:val="04A0"/>
+      </w:tblPr>
+      <w:tblGrid>
+        <w:gridCol w:w="4997"/>
+        <w:gridCol w:w="4997"/>
+      </w:tblGrid>
+      <w:tr>
+        <w:tc>
+          <w:tcPr>
+            <w:tcW w:type="dxa" w:w="1944"/>
+            <w:tcMar>
+              <w:top w:w="90" w:type="dxa"/>
+              <w:start w:w="120" w:type="dxa"/>
+              <w:bottom w:w="90" w:type="dxa"/>
+              <w:end w:w="120" w:type="dxa"/>
+            </w:tcMar>
+            <w:shd w:fill="0B3A75"/>
+            <w:vAlign w:val="center"/>
+          </w:tcPr>
+          <w:p>
+            <w:r>
+              <w:rPr>
+                <w:b/>
+                <w:color w:val="FFFFFF"/>
+              </w:rPr>
+              <w:t>Para que serve</w:t>
+            </w:r>
+          </w:p>
+        </w:tc>
+        <w:tc>
+          <w:tcPr>
+            <w:tcW w:type="dxa" w:w="7704"/>
+            <w:tcMar>
+              <w:top w:w="90" w:type="dxa"/>
+              <w:start w:w="120" w:type="dxa"/>
+              <w:bottom w:w="90" w:type="dxa"/>
+              <w:end w:w="120" w:type="dxa"/>
+            </w:tcMar>
+            <w:shd w:fill="F4F8FC"/>
+          </w:tcPr>
+          <w:p>
+            <w:r>
+              <w:t>Vincular motorista, veículo, valores e regras comerciais, mantendo o documento e seu status.</w:t>
+            </w:r>
+          </w:p>
+        </w:tc>
+      </w:tr>
+      <w:tr>
+        <w:tc>
+          <w:tcPr>
+            <w:tcW w:type="dxa" w:w="1944"/>
+            <w:tcMar>
+              <w:top w:w="90" w:type="dxa"/>
+              <w:start w:w="120" w:type="dxa"/>
+              <w:bottom w:w="90" w:type="dxa"/>
+              <w:end w:w="120" w:type="dxa"/>
+            </w:tcMar>
+            <w:shd w:fill="0B3A75"/>
+            <w:vAlign w:val="center"/>
+          </w:tcPr>
+          <w:p>
+            <w:r>
+              <w:rPr>
+                <w:b/>
+                <w:color w:val="FFFFFF"/>
+              </w:rPr>
+              <w:t>Onde acessar</w:t>
+            </w:r>
+          </w:p>
+        </w:tc>
+        <w:tc>
+          <w:tcPr>
+            <w:tcW w:type="dxa" w:w="7704"/>
+            <w:tcMar>
+              <w:top w:w="90" w:type="dxa"/>
+              <w:start w:w="120" w:type="dxa"/>
+              <w:bottom w:w="90" w:type="dxa"/>
+              <w:end w:w="120" w:type="dxa"/>
+            </w:tcMar>
+            <w:shd w:fill="F4F8FC"/>
+          </w:tcPr>
+          <w:p>
+            <w:r>
+              <w:t>Contratos.</w:t>
+            </w:r>
+          </w:p>
+        </w:tc>
+      </w:tr>
+      <w:tr>
+        <w:tc>
+          <w:tcPr>
+            <w:tcW w:type="dxa" w:w="1944"/>
+            <w:tcMar>
+              <w:top w:w="90" w:type="dxa"/>
+              <w:start w:w="120" w:type="dxa"/>
+              <w:bottom w:w="90" w:type="dxa"/>
+              <w:end w:w="120" w:type="dxa"/>
+            </w:tcMar>
+            <w:shd w:fill="0B3A75"/>
+            <w:vAlign w:val="center"/>
+          </w:tcPr>
+          <w:p>
+            <w:r>
+              <w:rPr>
+                <w:b/>
+                <w:color w:val="FFFFFF"/>
+              </w:rPr>
+              <w:t>Antes de começar</w:t>
+            </w:r>
+          </w:p>
+        </w:tc>
+        <w:tc>
+          <w:tcPr>
+            <w:tcW w:type="dxa" w:w="7704"/>
+            <w:tcMar>
+              <w:top w:w="90" w:type="dxa"/>
+              <w:start w:w="120" w:type="dxa"/>
+              <w:bottom w:w="90" w:type="dxa"/>
+              <w:end w:w="120" w:type="dxa"/>
+            </w:tcMar>
+            <w:shd w:fill="F4F8FC"/>
+          </w:tcPr>
+          <w:p>
+            <w:r>
+              <w:t>Motorista e veículo devem estar cadastrados.</w:t>
+            </w:r>
+          </w:p>
+        </w:tc>
+      </w:tr>
+    </w:tbl>
+    <w:p>
+      <w:pPr>
+        <w:spacing w:after="0"/>
+      </w:pPr>
+    </w:p>
+    <w:p>
+      <w:pPr>
+        <w:pStyle w:val="Heading2"/>
+      </w:pPr>
+      <w:r>
+        <w:t>Fluxo recomendado</w:t>
+      </w:r>
+    </w:p>
+    <w:p>
+      <w:pPr>
+        <w:pStyle w:val="Passo"/>
+      </w:pPr>
+      <w:r>
+        <w:rPr>
+          <w:b/>
+          <w:color w:val="1683E2"/>
+        </w:rPr>
+        <w:t xml:space="preserve">1. </w:t>
+      </w:r>
+      <w:r>
+        <w:t>Abra Contratos.</w:t>
+      </w:r>
+    </w:p>
+    <w:p>
+      <w:pPr>
+        <w:pStyle w:val="Passo"/>
+      </w:pPr>
+      <w:r>
+        <w:rPr>
+          <w:b/>
+          <w:color w:val="1683E2"/>
+        </w:rPr>
+        <w:t xml:space="preserve">2. </w:t>
+      </w:r>
+      <w:r>
+        <w:t>Crie o contrato e selecione motorista e veículo.</w:t>
+      </w:r>
+    </w:p>
+    <w:p>
+      <w:pPr>
+        <w:pStyle w:val="Passo"/>
+      </w:pPr>
+      <w:r>
+        <w:rPr>
+          <w:b/>
+          <w:color w:val="1683E2"/>
+        </w:rPr>
+        <w:t xml:space="preserve">3. </w:t>
+      </w:r>
+      <w:r>
+        <w:t>Preencha valores, datas, periodicidade, limite de KM e demais regras disponíveis.</w:t>
+      </w:r>
+    </w:p>
+    <w:p>
+      <w:pPr>
+        <w:pStyle w:val="Passo"/>
+      </w:pPr>
+      <w:r>
+        <w:rPr>
+          <w:b/>
+          <w:color w:val="1683E2"/>
+        </w:rPr>
+        <w:t xml:space="preserve">4. </w:t>
+      </w:r>
+      <w:r>
+        <w:t>Gere o documento e confira os dados.</w:t>
+      </w:r>
+    </w:p>
+    <w:p>
+      <w:pPr>
+        <w:pStyle w:val="Passo"/>
+      </w:pPr>
+      <w:r>
+        <w:rPr>
+          <w:b/>
+          <w:color w:val="1683E2"/>
+        </w:rPr>
+        <w:t xml:space="preserve">5. </w:t>
+      </w:r>
+      <w:r>
+        <w:t>Envie para assinatura conforme o fluxo adotado.</w:t>
+      </w:r>
+    </w:p>
+    <w:p>
+      <w:pPr>
+        <w:pStyle w:val="Passo"/>
+      </w:pPr>
+      <w:r>
+        <w:rPr>
+          <w:b/>
+          <w:color w:val="1683E2"/>
+        </w:rPr>
+        <w:t xml:space="preserve">6. </w:t>
+      </w:r>
+      <w:r>
+        <w:t>Atualize o status para refletir a situação real.</w:t>
+      </w:r>
+    </w:p>
+    <w:p>
+      <w:pPr>
+        <w:pStyle w:val="Heading2"/>
+      </w:pPr>
+      <w:r>
+        <w:t>Significado dos status</w:t>
+      </w:r>
+    </w:p>
+    <w:p>
+      <w:pPr>
+        <w:pStyle w:val="ListBullet"/>
+      </w:pPr>
+      <w:r>
+        <w:t>Gerado: documento preparado, ainda sem confirmação de assinatura.</w:t>
+      </w:r>
+    </w:p>
+    <w:p>
+      <w:pPr>
+        <w:pStyle w:val="ListBullet"/>
+      </w:pPr>
+      <w:r>
+        <w:t>Assinado: assinatura confirmada.</w:t>
+      </w:r>
+    </w:p>
+    <w:p>
+      <w:pPr>
+        <w:pStyle w:val="ListBullet"/>
+      </w:pPr>
+      <w:r>
+        <w:t>Ativo: contrato em operação.</w:t>
+      </w:r>
+    </w:p>
+    <w:p>
+      <w:pPr>
+        <w:pStyle w:val="ListBullet"/>
+      </w:pPr>
+      <w:r>
+        <w:t>Cancelado: contrato encerrado e retirado dos fluxos vigentes quando aplicável.</w:t>
+      </w:r>
+    </w:p>
+    <w:tbl>
+      <w:tblPr>
+        <w:tblW w:type="auto" w:w="0"/>
+        <w:jc w:val="center"/>
+        <w:tblLayout w:type="fixed"/>
+        <w:tblLook w:firstColumn="1" w:firstRow="1" w:lastColumn="0" w:lastRow="0" w:noHBand="0" w:noVBand="1" w:val="04A0"/>
+      </w:tblPr>
+      <w:tblGrid>
+        <w:gridCol w:w="9720"/>
+      </w:tblGrid>
+      <w:tr>
+        <w:tc>
+          <w:tcPr>
+            <w:tcW w:type="dxa" w:w="9994"/>
+            <w:shd w:fill="FFF2CC"/>
+            <w:tcMar>
+              <w:top w:w="110" w:type="dxa"/>
+              <w:start w:w="150" w:type="dxa"/>
+              <w:bottom w:w="110" w:type="dxa"/>
+              <w:end w:w="150" w:type="dxa"/>
+            </w:tcMar>
+          </w:tcPr>
+          <w:p>
+            <w:pPr>
+              <w:spacing w:after="0"/>
+            </w:pPr>
+            <w:r>
+              <w:rPr>
+                <w:b/>
+                <w:color w:val="0B3A75"/>
+              </w:rPr>
+              <w:t xml:space="preserve">Atenção: </w:t>
+            </w:r>
+            <w:r>
+              <w:t>Contratos cancelados não devem continuar gerando cobranças ou tarefas atuais.</w:t>
+            </w:r>
+          </w:p>
+        </w:tc>
+      </w:tr>
+    </w:tbl>
+    <w:p>
+      <w:pPr>
+        <w:spacing w:after="0"/>
+      </w:pPr>
+    </w:p>
+    <w:p>
+      <w:pPr>
+        <w:pStyle w:val="Heading1"/>
+      </w:pPr>
+      <w:r>
+        <w:t>8. Cobranças, pagamentos e comprovantes</w:t>
+      </w:r>
+    </w:p>
+    <w:tbl>
+      <w:tblPr>
+        <w:tblW w:type="auto" w:w="0"/>
+        <w:jc w:val="center"/>
+        <w:tblLayout w:type="fixed"/>
+        <w:tblLook w:firstColumn="1" w:firstRow="1" w:lastColumn="0" w:lastRow="0" w:noHBand="0" w:noVBand="1" w:val="04A0"/>
+      </w:tblPr>
+      <w:tblGrid>
+        <w:gridCol w:w="4997"/>
+        <w:gridCol w:w="4997"/>
+      </w:tblGrid>
+      <w:tr>
+        <w:tc>
+          <w:tcPr>
+            <w:tcW w:type="dxa" w:w="1944"/>
+            <w:tcMar>
+              <w:top w:w="90" w:type="dxa"/>
+              <w:start w:w="120" w:type="dxa"/>
+              <w:bottom w:w="90" w:type="dxa"/>
+              <w:end w:w="120" w:type="dxa"/>
+            </w:tcMar>
+            <w:shd w:fill="0B3A75"/>
+            <w:vAlign w:val="center"/>
+          </w:tcPr>
+          <w:p>
+            <w:r>
+              <w:rPr>
+                <w:b/>
+                <w:color w:val="FFFFFF"/>
+              </w:rPr>
+              <w:t>Para que serve</w:t>
+            </w:r>
+          </w:p>
+        </w:tc>
+        <w:tc>
+          <w:tcPr>
+            <w:tcW w:type="dxa" w:w="7704"/>
+            <w:tcMar>
+              <w:top w:w="90" w:type="dxa"/>
+              <w:start w:w="120" w:type="dxa"/>
+              <w:bottom w:w="90" w:type="dxa"/>
+              <w:end w:w="120" w:type="dxa"/>
+            </w:tcMar>
+            <w:shd w:fill="F4F8FC"/>
+          </w:tcPr>
+          <w:p>
+            <w:r>
+              <w:t>Acompanhar a competência semanal, aluguel, limite de KM, excedente, total e situação do pagamento.</w:t>
+            </w:r>
+          </w:p>
+        </w:tc>
+      </w:tr>
+      <w:tr>
+        <w:tc>
+          <w:tcPr>
+            <w:tcW w:type="dxa" w:w="1944"/>
+            <w:tcMar>
+              <w:top w:w="90" w:type="dxa"/>
+              <w:start w:w="120" w:type="dxa"/>
+              <w:bottom w:w="90" w:type="dxa"/>
+              <w:end w:w="120" w:type="dxa"/>
+            </w:tcMar>
+            <w:shd w:fill="0B3A75"/>
+            <w:vAlign w:val="center"/>
+          </w:tcPr>
+          <w:p>
+            <w:r>
+              <w:rPr>
+                <w:b/>
+                <w:color w:val="FFFFFF"/>
+              </w:rPr>
+              <w:t>Onde acessar</w:t>
+            </w:r>
+          </w:p>
+        </w:tc>
+        <w:tc>
+          <w:tcPr>
+            <w:tcW w:type="dxa" w:w="7704"/>
+            <w:tcMar>
+              <w:top w:w="90" w:type="dxa"/>
+              <w:start w:w="120" w:type="dxa"/>
+              <w:bottom w:w="90" w:type="dxa"/>
+              <w:end w:w="120" w:type="dxa"/>
+            </w:tcMar>
+            <w:shd w:fill="F4F8FC"/>
+          </w:tcPr>
+          <w:p>
+            <w:r>
+              <w:t>Cobranças.</w:t>
+            </w:r>
+          </w:p>
+        </w:tc>
+      </w:tr>
+      <w:tr>
+        <w:tc>
+          <w:tcPr>
+            <w:tcW w:type="dxa" w:w="1944"/>
+            <w:tcMar>
+              <w:top w:w="90" w:type="dxa"/>
+              <w:start w:w="120" w:type="dxa"/>
+              <w:bottom w:w="90" w:type="dxa"/>
+              <w:end w:w="120" w:type="dxa"/>
+            </w:tcMar>
+            <w:shd w:fill="0B3A75"/>
+            <w:vAlign w:val="center"/>
+          </w:tcPr>
+          <w:p>
+            <w:r>
+              <w:rPr>
+                <w:b/>
+                <w:color w:val="FFFFFF"/>
+              </w:rPr>
+              <w:t>Antes de começar</w:t>
+            </w:r>
+          </w:p>
+        </w:tc>
+        <w:tc>
+          <w:tcPr>
+            <w:tcW w:type="dxa" w:w="7704"/>
+            <w:tcMar>
+              <w:top w:w="90" w:type="dxa"/>
+              <w:start w:w="120" w:type="dxa"/>
+              <w:bottom w:w="90" w:type="dxa"/>
+              <w:end w:w="120" w:type="dxa"/>
+            </w:tcMar>
+            <w:shd w:fill="F4F8FC"/>
+          </w:tcPr>
+          <w:p>
+            <w:r>
+              <w:t>Mantenha contrato, vencimento e valores coerentes; valide templates antes de automatizar.</w:t>
+            </w:r>
+          </w:p>
+        </w:tc>
+      </w:tr>
+    </w:tbl>
+    <w:p>
+      <w:pPr>
+        <w:spacing w:after="0"/>
+      </w:pPr>
+    </w:p>
+    <w:p>
+      <w:pPr>
+        <w:pStyle w:val="Heading2"/>
+      </w:pPr>
+      <w:r>
+        <w:t>Dar baixa manual</w:t>
+      </w:r>
+    </w:p>
+    <w:p>
+      <w:pPr>
+        <w:pStyle w:val="Passo"/>
+      </w:pPr>
+      <w:r>
+        <w:rPr>
+          <w:b/>
+          <w:color w:val="1683E2"/>
+        </w:rPr>
+        <w:t xml:space="preserve">1. </w:t>
+      </w:r>
+      <w:r>
+        <w:t>Abra Cobranças.</w:t>
+      </w:r>
+    </w:p>
+    <w:p>
+      <w:pPr>
+        <w:pStyle w:val="Passo"/>
+      </w:pPr>
+      <w:r>
+        <w:rPr>
+          <w:b/>
+          <w:color w:val="1683E2"/>
+        </w:rPr>
+        <w:t xml:space="preserve">2. </w:t>
+      </w:r>
+      <w:r>
+        <w:t>Localize a competência e o motorista.</w:t>
+      </w:r>
+    </w:p>
+    <w:p>
+      <w:pPr>
+        <w:pStyle w:val="Passo"/>
+      </w:pPr>
+      <w:r>
+        <w:rPr>
+          <w:b/>
+          <w:color w:val="1683E2"/>
+        </w:rPr>
+        <w:t xml:space="preserve">3. </w:t>
+      </w:r>
+      <w:r>
+        <w:t>Se a cobrança já existe, use Marcar como pago.</w:t>
+      </w:r>
+    </w:p>
+    <w:p>
+      <w:pPr>
+        <w:pStyle w:val="Passo"/>
+      </w:pPr>
+      <w:r>
+        <w:rPr>
+          <w:b/>
+          <w:color w:val="1683E2"/>
+        </w:rPr>
+        <w:t xml:space="preserve">4. </w:t>
+      </w:r>
+      <w:r>
+        <w:t>Se ainda não existe, use o fluxo disponível para criar e marcar como paga sem enviar mensagem.</w:t>
+      </w:r>
+    </w:p>
+    <w:p>
+      <w:pPr>
+        <w:pStyle w:val="Passo"/>
+      </w:pPr>
+      <w:r>
+        <w:rPr>
+          <w:b/>
+          <w:color w:val="1683E2"/>
+        </w:rPr>
+        <w:t xml:space="preserve">5. </w:t>
+      </w:r>
+      <w:r>
+        <w:t>Confirme que a competência aparece como paga.</w:t>
+      </w:r>
+    </w:p>
+    <w:p>
+      <w:pPr>
+        <w:pStyle w:val="Heading2"/>
+      </w:pPr>
+      <w:r>
+        <w:t>Comprovante pelo link</w:t>
+      </w:r>
+    </w:p>
+    <w:p>
+      <w:r>
+        <w:t>Quando o motorista usa o link correto da cobrança, o comprovante fica vinculado à própria competência para conferência e baixa. Isso evita procurar imagens em conversas de WhatsApp.</w:t>
+      </w:r>
+    </w:p>
+    <w:p>
+      <w:pPr>
+        <w:pStyle w:val="Heading2"/>
+      </w:pPr>
+      <w:r>
+        <w:t>Automação de cobrança</w:t>
+      </w:r>
+    </w:p>
+    <w:p>
+      <w:r>
+        <w:t>A cobrança possui controle próprio. Quando desativada, não envia mensagens automáticas; o envio manual continua disponível. Enquanto a cobrança não estiver paga, os lembretes seguem a configuração aplicável. Após a baixa, os lembretes daquela competência devem parar.</w:t>
+      </w:r>
+    </w:p>
+    <w:tbl>
+      <w:tblPr>
+        <w:tblW w:type="auto" w:w="0"/>
+        <w:jc w:val="center"/>
+        <w:tblLayout w:type="fixed"/>
+        <w:tblLook w:firstColumn="1" w:firstRow="1" w:lastColumn="0" w:lastRow="0" w:noHBand="0" w:noVBand="1" w:val="04A0"/>
+      </w:tblPr>
+      <w:tblGrid>
+        <w:gridCol w:w="9720"/>
+      </w:tblGrid>
+      <w:tr>
+        <w:tc>
+          <w:tcPr>
+            <w:tcW w:type="dxa" w:w="9994"/>
+            <w:shd w:fill="EAF4FD"/>
+            <w:tcMar>
+              <w:top w:w="110" w:type="dxa"/>
+              <w:start w:w="150" w:type="dxa"/>
+              <w:bottom w:w="110" w:type="dxa"/>
+              <w:end w:w="150" w:type="dxa"/>
+            </w:tcMar>
+          </w:tcPr>
+          <w:p>
+            <w:pPr>
+              <w:spacing w:after="0"/>
+            </w:pPr>
+            <w:r>
+              <w:rPr>
+                <w:b/>
+                <w:color w:val="0B3A75"/>
+              </w:rPr>
+              <w:t xml:space="preserve">Cobrança paga por engano: </w:t>
+            </w:r>
+            <w:r>
+              <w:t>Use Reabrir cobrança e revise a situação antes de novos envios.</w:t>
+            </w:r>
+          </w:p>
+        </w:tc>
+      </w:tr>
+    </w:tbl>
+    <w:p>
+      <w:pPr>
+        <w:spacing w:after="0"/>
+      </w:pPr>
+    </w:p>
+    <w:p>
+      <w:pPr>
+        <w:pStyle w:val="Heading1"/>
+      </w:pPr>
+      <w:r>
+        <w:t>9. Quilometragem e foto do painel</w:t>
+      </w:r>
+    </w:p>
+    <w:tbl>
+      <w:tblPr>
+        <w:tblW w:type="auto" w:w="0"/>
+        <w:jc w:val="center"/>
+        <w:tblLayout w:type="fixed"/>
+        <w:tblLook w:firstColumn="1" w:firstRow="1" w:lastColumn="0" w:lastRow="0" w:noHBand="0" w:noVBand="1" w:val="04A0"/>
+      </w:tblPr>
+      <w:tblGrid>
+        <w:gridCol w:w="4997"/>
+        <w:gridCol w:w="4997"/>
+      </w:tblGrid>
+      <w:tr>
+        <w:tc>
+          <w:tcPr>
+            <w:tcW w:type="dxa" w:w="1944"/>
+            <w:tcMar>
+              <w:top w:w="90" w:type="dxa"/>
+              <w:start w:w="120" w:type="dxa"/>
+              <w:bottom w:w="90" w:type="dxa"/>
+              <w:end w:w="120" w:type="dxa"/>
+            </w:tcMar>
+            <w:shd w:fill="0B3A75"/>
+            <w:vAlign w:val="center"/>
+          </w:tcPr>
+          <w:p>
+            <w:r>
+              <w:rPr>
+                <w:b/>
+                <w:color w:val="FFFFFF"/>
+              </w:rPr>
+              <w:t>Para que serve</w:t>
+            </w:r>
+          </w:p>
+        </w:tc>
+        <w:tc>
+          <w:tcPr>
+            <w:tcW w:type="dxa" w:w="7704"/>
+            <w:tcMar>
+              <w:top w:w="90" w:type="dxa"/>
+              <w:start w:w="120" w:type="dxa"/>
+              <w:bottom w:w="90" w:type="dxa"/>
+              <w:end w:w="120" w:type="dxa"/>
+            </w:tcMar>
+            <w:shd w:fill="F4F8FC"/>
+          </w:tcPr>
+          <w:p>
+            <w:r>
+              <w:t>Solicitar, registrar e conferir a KM com apoio da foto do painel.</w:t>
+            </w:r>
+          </w:p>
+        </w:tc>
+      </w:tr>
+      <w:tr>
+        <w:tc>
+          <w:tcPr>
+            <w:tcW w:type="dxa" w:w="1944"/>
+            <w:tcMar>
+              <w:top w:w="90" w:type="dxa"/>
+              <w:start w:w="120" w:type="dxa"/>
+              <w:bottom w:w="90" w:type="dxa"/>
+              <w:end w:w="120" w:type="dxa"/>
+            </w:tcMar>
+            <w:shd w:fill="0B3A75"/>
+            <w:vAlign w:val="center"/>
+          </w:tcPr>
+          <w:p>
+            <w:r>
+              <w:rPr>
+                <w:b/>
+                <w:color w:val="FFFFFF"/>
+              </w:rPr>
+              <w:t>Onde acessar</w:t>
+            </w:r>
+          </w:p>
+        </w:tc>
+        <w:tc>
+          <w:tcPr>
+            <w:tcW w:type="dxa" w:w="7704"/>
+            <w:tcMar>
+              <w:top w:w="90" w:type="dxa"/>
+              <w:start w:w="120" w:type="dxa"/>
+              <w:bottom w:w="90" w:type="dxa"/>
+              <w:end w:w="120" w:type="dxa"/>
+            </w:tcMar>
+            <w:shd w:fill="F4F8FC"/>
+          </w:tcPr>
+          <w:p>
+            <w:r>
+              <w:t>Quilometragens e Conferir KM.</w:t>
+            </w:r>
+          </w:p>
+        </w:tc>
+      </w:tr>
+      <w:tr>
+        <w:tc>
+          <w:tcPr>
+            <w:tcW w:type="dxa" w:w="1944"/>
+            <w:tcMar>
+              <w:top w:w="90" w:type="dxa"/>
+              <w:start w:w="120" w:type="dxa"/>
+              <w:bottom w:w="90" w:type="dxa"/>
+              <w:end w:w="120" w:type="dxa"/>
+            </w:tcMar>
+            <w:shd w:fill="0B3A75"/>
+            <w:vAlign w:val="center"/>
+          </w:tcPr>
+          <w:p>
+            <w:r>
+              <w:rPr>
+                <w:b/>
+                <w:color w:val="FFFFFF"/>
+              </w:rPr>
+              <w:t>Antes de começar</w:t>
+            </w:r>
+          </w:p>
+        </w:tc>
+        <w:tc>
+          <w:tcPr>
+            <w:tcW w:type="dxa" w:w="7704"/>
+            <w:tcMar>
+              <w:top w:w="90" w:type="dxa"/>
+              <w:start w:w="120" w:type="dxa"/>
+              <w:bottom w:w="90" w:type="dxa"/>
+              <w:end w:w="120" w:type="dxa"/>
+            </w:tcMar>
+            <w:shd w:fill="F4F8FC"/>
+          </w:tcPr>
+          <w:p>
+            <w:r>
+              <w:t>Veículo e motorista devem estar vinculados ao fluxo aplicável.</w:t>
+            </w:r>
+          </w:p>
+        </w:tc>
+      </w:tr>
+    </w:tbl>
+    <w:p>
+      <w:pPr>
+        <w:spacing w:after="0"/>
+      </w:pPr>
+    </w:p>
+    <w:p>
+      <w:pPr>
+        <w:pStyle w:val="Heading2"/>
+      </w:pPr>
+      <w:r>
+        <w:t>Fluxo do motorista</w:t>
+      </w:r>
+    </w:p>
+    <w:p>
+      <w:pPr>
+        <w:pStyle w:val="Passo"/>
+      </w:pPr>
+      <w:r>
+        <w:rPr>
+          <w:b/>
+          <w:color w:val="1683E2"/>
+        </w:rPr>
+        <w:t xml:space="preserve">1. </w:t>
+      </w:r>
+      <w:r>
+        <w:t>O motorista abre o link recebido.</w:t>
+      </w:r>
+    </w:p>
+    <w:p>
+      <w:pPr>
+        <w:pStyle w:val="Passo"/>
+      </w:pPr>
+      <w:r>
+        <w:rPr>
+          <w:b/>
+          <w:color w:val="1683E2"/>
+        </w:rPr>
+        <w:t xml:space="preserve">2. </w:t>
+      </w:r>
+      <w:r>
+        <w:t>Fotografa o painel.</w:t>
+      </w:r>
+    </w:p>
+    <w:p>
+      <w:pPr>
+        <w:pStyle w:val="Passo"/>
+      </w:pPr>
+      <w:r>
+        <w:rPr>
+          <w:b/>
+          <w:color w:val="1683E2"/>
+        </w:rPr>
+        <w:t xml:space="preserve">3. </w:t>
+      </w:r>
+      <w:r>
+        <w:t>Digita a quilometragem exibida.</w:t>
+      </w:r>
+    </w:p>
+    <w:p>
+      <w:pPr>
+        <w:pStyle w:val="Passo"/>
+      </w:pPr>
+      <w:r>
+        <w:rPr>
+          <w:b/>
+          <w:color w:val="1683E2"/>
+        </w:rPr>
+        <w:t xml:space="preserve">4. </w:t>
+      </w:r>
+      <w:r>
+        <w:t>Envia as informações.</w:t>
+      </w:r>
+    </w:p>
+    <w:p>
+      <w:pPr>
+        <w:pStyle w:val="Passo"/>
+      </w:pPr>
+      <w:r>
+        <w:rPr>
+          <w:b/>
+          <w:color w:val="1683E2"/>
+        </w:rPr>
+        <w:t xml:space="preserve">5. </w:t>
+      </w:r>
+      <w:r>
+        <w:t>A locadora confere a leitura e a foto quando necessário.</w:t>
+      </w:r>
+    </w:p>
+    <w:p>
+      <w:r>
+        <w:t>A vistoria também pode registrar foto do painel e KM. Quando a vistoria satisfaz a obrigação, o sistema evita uma solicitação redundante de quilometragem.</w:t>
+      </w:r>
+    </w:p>
+    <w:tbl>
+      <w:tblPr>
+        <w:tblW w:type="auto" w:w="0"/>
+        <w:jc w:val="center"/>
+        <w:tblLayout w:type="fixed"/>
+        <w:tblLook w:firstColumn="1" w:firstRow="1" w:lastColumn="0" w:lastRow="0" w:noHBand="0" w:noVBand="1" w:val="04A0"/>
+      </w:tblPr>
+      <w:tblGrid>
+        <w:gridCol w:w="9720"/>
+      </w:tblGrid>
+      <w:tr>
+        <w:tc>
+          <w:tcPr>
+            <w:tcW w:type="dxa" w:w="9994"/>
+            <w:shd w:fill="EAF4FD"/>
+            <w:tcMar>
+              <w:top w:w="110" w:type="dxa"/>
+              <w:start w:w="150" w:type="dxa"/>
+              <w:bottom w:w="110" w:type="dxa"/>
+              <w:end w:w="150" w:type="dxa"/>
+            </w:tcMar>
+          </w:tcPr>
+          <w:p>
+            <w:pPr>
+              <w:spacing w:after="0"/>
+            </w:pPr>
+            <w:r>
+              <w:rPr>
+                <w:b/>
+                <w:color w:val="0B3A75"/>
+              </w:rPr>
+              <w:t xml:space="preserve">KM incorreta: </w:t>
+            </w:r>
+            <w:r>
+              <w:t>Abra Conferir KM e compare o valor digitado com a foto do painel. Não confirme uma leitura incompatível.</w:t>
+            </w:r>
+          </w:p>
+        </w:tc>
+      </w:tr>
+    </w:tbl>
+    <w:p>
+      <w:pPr>
+        <w:spacing w:after="0"/>
+      </w:pPr>
+    </w:p>
+    <w:p>
+      <w:pPr>
+        <w:pStyle w:val="Heading1"/>
+      </w:pPr>
+      <w:r>
+        <w:t>10. Vistorias</w:t>
+      </w:r>
+    </w:p>
+    <w:tbl>
+      <w:tblPr>
+        <w:tblW w:type="auto" w:w="0"/>
+        <w:jc w:val="center"/>
+        <w:tblLayout w:type="fixed"/>
+        <w:tblLook w:firstColumn="1" w:firstRow="1" w:lastColumn="0" w:lastRow="0" w:noHBand="0" w:noVBand="1" w:val="04A0"/>
+      </w:tblPr>
+      <w:tblGrid>
+        <w:gridCol w:w="4997"/>
+        <w:gridCol w:w="4997"/>
+      </w:tblGrid>
+      <w:tr>
+        <w:tc>
+          <w:tcPr>
+            <w:tcW w:type="dxa" w:w="1944"/>
+            <w:tcMar>
+              <w:top w:w="90" w:type="dxa"/>
+              <w:start w:w="120" w:type="dxa"/>
+              <w:bottom w:w="90" w:type="dxa"/>
+              <w:end w:w="120" w:type="dxa"/>
+            </w:tcMar>
+            <w:shd w:fill="0B3A75"/>
+            <w:vAlign w:val="center"/>
+          </w:tcPr>
+          <w:p>
+            <w:r>
+              <w:rPr>
+                <w:b/>
+                <w:color w:val="FFFFFF"/>
+              </w:rPr>
+              <w:t>Para que serve</w:t>
+            </w:r>
+          </w:p>
+        </w:tc>
+        <w:tc>
+          <w:tcPr>
+            <w:tcW w:type="dxa" w:w="7704"/>
+            <w:tcMar>
+              <w:top w:w="90" w:type="dxa"/>
+              <w:start w:w="120" w:type="dxa"/>
+              <w:bottom w:w="90" w:type="dxa"/>
+              <w:end w:w="120" w:type="dxa"/>
+            </w:tcMar>
+            <w:shd w:fill="F4F8FC"/>
+          </w:tcPr>
+          <w:p>
+            <w:r>
+              <w:t>Registrar o estado do veículo com imagens consistentes e comparáveis.</w:t>
+            </w:r>
+          </w:p>
+        </w:tc>
+      </w:tr>
+      <w:tr>
+        <w:tc>
+          <w:tcPr>
+            <w:tcW w:type="dxa" w:w="1944"/>
+            <w:tcMar>
+              <w:top w:w="90" w:type="dxa"/>
+              <w:start w:w="120" w:type="dxa"/>
+              <w:bottom w:w="90" w:type="dxa"/>
+              <w:end w:w="120" w:type="dxa"/>
+            </w:tcMar>
+            <w:shd w:fill="0B3A75"/>
+            <w:vAlign w:val="center"/>
+          </w:tcPr>
+          <w:p>
+            <w:r>
+              <w:rPr>
+                <w:b/>
+                <w:color w:val="FFFFFF"/>
+              </w:rPr>
+              <w:t>Onde acessar</w:t>
+            </w:r>
+          </w:p>
+        </w:tc>
+        <w:tc>
+          <w:tcPr>
+            <w:tcW w:type="dxa" w:w="7704"/>
+            <w:tcMar>
+              <w:top w:w="90" w:type="dxa"/>
+              <w:start w:w="120" w:type="dxa"/>
+              <w:bottom w:w="90" w:type="dxa"/>
+              <w:end w:w="120" w:type="dxa"/>
+            </w:tcMar>
+            <w:shd w:fill="F4F8FC"/>
+          </w:tcPr>
+          <w:p>
+            <w:r>
+              <w:t>Vistorias; o tipo padrão fica em Configurações &gt; Automações.</w:t>
+            </w:r>
+          </w:p>
+        </w:tc>
+      </w:tr>
+      <w:tr>
+        <w:tc>
+          <w:tcPr>
+            <w:tcW w:type="dxa" w:w="1944"/>
+            <w:tcMar>
+              <w:top w:w="90" w:type="dxa"/>
+              <w:start w:w="120" w:type="dxa"/>
+              <w:bottom w:w="90" w:type="dxa"/>
+              <w:end w:w="120" w:type="dxa"/>
+            </w:tcMar>
+            <w:shd w:fill="0B3A75"/>
+            <w:vAlign w:val="center"/>
+          </w:tcPr>
+          <w:p>
+            <w:r>
+              <w:rPr>
+                <w:b/>
+                <w:color w:val="FFFFFF"/>
+              </w:rPr>
+              <w:t>Antes de começar</w:t>
+            </w:r>
+          </w:p>
+        </w:tc>
+        <w:tc>
+          <w:tcPr>
+            <w:tcW w:type="dxa" w:w="7704"/>
+            <w:tcMar>
+              <w:top w:w="90" w:type="dxa"/>
+              <w:start w:w="120" w:type="dxa"/>
+              <w:bottom w:w="90" w:type="dxa"/>
+              <w:end w:w="120" w:type="dxa"/>
+            </w:tcMar>
+            <w:shd w:fill="F4F8FC"/>
+          </w:tcPr>
+          <w:p>
+            <w:r>
+              <w:t>Configure o tipo de vistoria e valide o fluxo com usuário de teste.</w:t>
+            </w:r>
+          </w:p>
+        </w:tc>
+      </w:tr>
+    </w:tbl>
+    <w:p>
+      <w:pPr>
+        <w:spacing w:after="0"/>
+      </w:pPr>
+    </w:p>
+    <w:p>
+      <w:pPr>
+        <w:pStyle w:val="Heading2"/>
+      </w:pPr>
+      <w:r>
+        <w:t>Fotos guiadas - 4 lados + painel</w:t>
+      </w:r>
+    </w:p>
+    <w:p>
+      <w:pPr>
+        <w:pStyle w:val="Passo"/>
+      </w:pPr>
+      <w:r>
+        <w:rPr>
+          <w:b/>
+          <w:color w:val="1683E2"/>
+        </w:rPr>
+        <w:t xml:space="preserve">1. </w:t>
+      </w:r>
+      <w:r>
+        <w:t>Fotografe a frente do veículo.</w:t>
+      </w:r>
+    </w:p>
+    <w:p>
+      <w:pPr>
+        <w:pStyle w:val="Passo"/>
+      </w:pPr>
+      <w:r>
+        <w:rPr>
+          <w:b/>
+          <w:color w:val="1683E2"/>
+        </w:rPr>
+        <w:t xml:space="preserve">2. </w:t>
+      </w:r>
+      <w:r>
+        <w:t>Fotografe a lateral direita.</w:t>
+      </w:r>
+    </w:p>
+    <w:p>
+      <w:pPr>
+        <w:pStyle w:val="Passo"/>
+      </w:pPr>
+      <w:r>
+        <w:rPr>
+          <w:b/>
+          <w:color w:val="1683E2"/>
+        </w:rPr>
+        <w:t xml:space="preserve">3. </w:t>
+      </w:r>
+      <w:r>
+        <w:t>Fotografe a traseira.</w:t>
+      </w:r>
+    </w:p>
+    <w:p>
+      <w:pPr>
+        <w:pStyle w:val="Passo"/>
+      </w:pPr>
+      <w:r>
+        <w:rPr>
+          <w:b/>
+          <w:color w:val="1683E2"/>
+        </w:rPr>
+        <w:t xml:space="preserve">4. </w:t>
+      </w:r>
+      <w:r>
+        <w:t>Fotografe a lateral esquerda.</w:t>
+      </w:r>
+    </w:p>
+    <w:p>
+      <w:pPr>
+        <w:pStyle w:val="Passo"/>
+      </w:pPr>
+      <w:r>
+        <w:rPr>
+          <w:b/>
+          <w:color w:val="1683E2"/>
+        </w:rPr>
+        <w:t xml:space="preserve">5. </w:t>
+      </w:r>
+      <w:r>
+        <w:t>Fotografe o painel.</w:t>
+      </w:r>
+    </w:p>
+    <w:p>
+      <w:pPr>
+        <w:pStyle w:val="Passo"/>
+      </w:pPr>
+      <w:r>
+        <w:rPr>
+          <w:b/>
+          <w:color w:val="1683E2"/>
+        </w:rPr>
+        <w:t xml:space="preserve">6. </w:t>
+      </w:r>
+      <w:r>
+        <w:t>Digite a quilometragem exibida.</w:t>
+      </w:r>
+    </w:p>
+    <w:p>
+      <w:pPr>
+        <w:pStyle w:val="Passo"/>
+      </w:pPr>
+      <w:r>
+        <w:rPr>
+          <w:b/>
+          <w:color w:val="1683E2"/>
+        </w:rPr>
+        <w:t xml:space="preserve">7. </w:t>
+      </w:r>
+      <w:r>
+        <w:t>Revise e envie.</w:t>
+      </w:r>
+    </w:p>
+    <w:p>
+      <w:r>
+        <w:t>As fotos devem ser capturadas na hora. O motorista pode refazer cada imagem antes de avançar.</w:t>
+      </w:r>
+    </w:p>
+    <w:p>
+      <w:pPr>
+        <w:pStyle w:val="Heading2"/>
+      </w:pPr>
+      <w:r>
+        <w:t>Análise assistida por IA</w:t>
+      </w:r>
+    </w:p>
+    <w:p>
+      <w:r>
+        <w:t>Quando habilitada, a IA analisa as quatro fotos externas e pode indicar possíveis avarias. Se houver vistoria anterior do mesmo veículo, pode comparar a mesma posição para procurar mudanças visuais.</w:t>
+      </w:r>
+    </w:p>
+    <w:tbl>
+      <w:tblPr>
+        <w:tblW w:type="auto" w:w="0"/>
+        <w:jc w:val="center"/>
+        <w:tblLayout w:type="fixed"/>
+        <w:tblLook w:firstColumn="1" w:firstRow="1" w:lastColumn="0" w:lastRow="0" w:noHBand="0" w:noVBand="1" w:val="04A0"/>
+      </w:tblPr>
+      <w:tblGrid>
+        <w:gridCol w:w="9720"/>
+      </w:tblGrid>
+      <w:tr>
+        <w:tc>
+          <w:tcPr>
+            <w:tcW w:type="dxa" w:w="9994"/>
+            <w:shd w:fill="FFF2CC"/>
+            <w:tcMar>
+              <w:top w:w="110" w:type="dxa"/>
+              <w:start w:w="150" w:type="dxa"/>
+              <w:bottom w:w="110" w:type="dxa"/>
+              <w:end w:w="150" w:type="dxa"/>
+            </w:tcMar>
+          </w:tcPr>
+          <w:p>
+            <w:pPr>
+              <w:spacing w:after="0"/>
+            </w:pPr>
+            <w:r>
+              <w:rPr>
+                <w:b/>
+                <w:color w:val="0B3A75"/>
+              </w:rPr>
+              <w:t xml:space="preserve">Decisão humana: </w:t>
+            </w:r>
+            <w:r>
+              <w:t>A IA não aprova nem reprova automaticamente. Na primeira vistoria, pode apontar indícios, mas não deve afirmar que uma avaria é nova sem referência anterior.</w:t>
+            </w:r>
+          </w:p>
+        </w:tc>
+      </w:tr>
+    </w:tbl>
+    <w:p>
+      <w:pPr>
+        <w:spacing w:after="0"/>
+      </w:pPr>
+    </w:p>
+    <w:p>
+      <w:pPr>
+        <w:pStyle w:val="Heading1"/>
+      </w:pPr>
+      <w:r>
+        <w:t>11. Manutenções</w:t>
+      </w:r>
+    </w:p>
+    <w:tbl>
+      <w:tblPr>
+        <w:tblW w:type="auto" w:w="0"/>
+        <w:jc w:val="center"/>
+        <w:tblLayout w:type="fixed"/>
+        <w:tblLook w:firstColumn="1" w:firstRow="1" w:lastColumn="0" w:lastRow="0" w:noHBand="0" w:noVBand="1" w:val="04A0"/>
+      </w:tblPr>
+      <w:tblGrid>
+        <w:gridCol w:w="4997"/>
+        <w:gridCol w:w="4997"/>
+      </w:tblGrid>
+      <w:tr>
+        <w:tc>
+          <w:tcPr>
+            <w:tcW w:type="dxa" w:w="1944"/>
+            <w:tcMar>
+              <w:top w:w="90" w:type="dxa"/>
+              <w:start w:w="120" w:type="dxa"/>
+              <w:bottom w:w="90" w:type="dxa"/>
+              <w:end w:w="120" w:type="dxa"/>
+            </w:tcMar>
+            <w:shd w:fill="0B3A75"/>
+            <w:vAlign w:val="center"/>
+          </w:tcPr>
+          <w:p>
+            <w:r>
+              <w:rPr>
+                <w:b/>
+                <w:color w:val="FFFFFF"/>
+              </w:rPr>
+              <w:t>Para que serve</w:t>
+            </w:r>
+          </w:p>
+        </w:tc>
+        <w:tc>
+          <w:tcPr>
+            <w:tcW w:type="dxa" w:w="7704"/>
+            <w:tcMar>
+              <w:top w:w="90" w:type="dxa"/>
+              <w:start w:w="120" w:type="dxa"/>
+              <w:bottom w:w="90" w:type="dxa"/>
+              <w:end w:w="120" w:type="dxa"/>
+            </w:tcMar>
+            <w:shd w:fill="F4F8FC"/>
+          </w:tcPr>
+          <w:p>
+            <w:r>
+              <w:t>Organizar manutenções preventivas e corretivas por data ou KM, com alertas, custos e comprovantes.</w:t>
+            </w:r>
+          </w:p>
+        </w:tc>
+      </w:tr>
+      <w:tr>
+        <w:tc>
+          <w:tcPr>
+            <w:tcW w:type="dxa" w:w="1944"/>
+            <w:tcMar>
+              <w:top w:w="90" w:type="dxa"/>
+              <w:start w:w="120" w:type="dxa"/>
+              <w:bottom w:w="90" w:type="dxa"/>
+              <w:end w:w="120" w:type="dxa"/>
+            </w:tcMar>
+            <w:shd w:fill="0B3A75"/>
+            <w:vAlign w:val="center"/>
+          </w:tcPr>
+          <w:p>
+            <w:r>
+              <w:rPr>
+                <w:b/>
+                <w:color w:val="FFFFFF"/>
+              </w:rPr>
+              <w:t>Onde acessar</w:t>
+            </w:r>
+          </w:p>
+        </w:tc>
+        <w:tc>
+          <w:tcPr>
+            <w:tcW w:type="dxa" w:w="7704"/>
+            <w:tcMar>
+              <w:top w:w="90" w:type="dxa"/>
+              <w:start w:w="120" w:type="dxa"/>
+              <w:bottom w:w="90" w:type="dxa"/>
+              <w:end w:w="120" w:type="dxa"/>
+            </w:tcMar>
+            <w:shd w:fill="F4F8FC"/>
+          </w:tcPr>
+          <w:p>
+            <w:r>
+              <w:t>Manutenções.</w:t>
+            </w:r>
+          </w:p>
+        </w:tc>
+      </w:tr>
+      <w:tr>
+        <w:tc>
+          <w:tcPr>
+            <w:tcW w:type="dxa" w:w="1944"/>
+            <w:tcMar>
+              <w:top w:w="90" w:type="dxa"/>
+              <w:start w:w="120" w:type="dxa"/>
+              <w:bottom w:w="90" w:type="dxa"/>
+              <w:end w:w="120" w:type="dxa"/>
+            </w:tcMar>
+            <w:shd w:fill="0B3A75"/>
+            <w:vAlign w:val="center"/>
+          </w:tcPr>
+          <w:p>
+            <w:r>
+              <w:rPr>
+                <w:b/>
+                <w:color w:val="FFFFFF"/>
+              </w:rPr>
+              <w:t>Antes de começar</w:t>
+            </w:r>
+          </w:p>
+        </w:tc>
+        <w:tc>
+          <w:tcPr>
+            <w:tcW w:type="dxa" w:w="7704"/>
+            <w:tcMar>
+              <w:top w:w="90" w:type="dxa"/>
+              <w:start w:w="120" w:type="dxa"/>
+              <w:bottom w:w="90" w:type="dxa"/>
+              <w:end w:w="120" w:type="dxa"/>
+            </w:tcMar>
+            <w:shd w:fill="F4F8FC"/>
+          </w:tcPr>
+          <w:p>
+            <w:r>
+              <w:t>Veículo cadastrado e KM atual coerente.</w:t>
+            </w:r>
+          </w:p>
+        </w:tc>
+      </w:tr>
+    </w:tbl>
+    <w:p>
+      <w:pPr>
+        <w:spacing w:after="0"/>
+      </w:pPr>
+    </w:p>
+    <w:p>
+      <w:pPr>
+        <w:pStyle w:val="Heading2"/>
+      </w:pPr>
+      <w:r>
+        <w:t>Registrar manutenção</w:t>
+      </w:r>
+    </w:p>
+    <w:p>
+      <w:pPr>
+        <w:pStyle w:val="Passo"/>
+      </w:pPr>
+      <w:r>
+        <w:rPr>
+          <w:b/>
+          <w:color w:val="1683E2"/>
+        </w:rPr>
+        <w:t xml:space="preserve">1. </w:t>
+      </w:r>
+      <w:r>
+        <w:t>Abra Manutenções.</w:t>
+      </w:r>
+    </w:p>
+    <w:p>
+      <w:pPr>
+        <w:pStyle w:val="Passo"/>
+      </w:pPr>
+      <w:r>
+        <w:rPr>
+          <w:b/>
+          <w:color w:val="1683E2"/>
+        </w:rPr>
+        <w:t xml:space="preserve">2. </w:t>
+      </w:r>
+      <w:r>
+        <w:t>Selecione o veículo.</w:t>
+      </w:r>
+    </w:p>
+    <w:p>
+      <w:pPr>
+        <w:pStyle w:val="Passo"/>
+      </w:pPr>
+      <w:r>
+        <w:rPr>
+          <w:b/>
+          <w:color w:val="1683E2"/>
+        </w:rPr>
+        <w:t xml:space="preserve">3. </w:t>
+      </w:r>
+      <w:r>
+        <w:t>Informe tipo, descrição, data/KM e valor.</w:t>
+      </w:r>
+    </w:p>
+    <w:p>
+      <w:pPr>
+        <w:pStyle w:val="Passo"/>
+      </w:pPr>
+      <w:r>
+        <w:rPr>
+          <w:b/>
+          <w:color w:val="1683E2"/>
+        </w:rPr>
+        <w:t xml:space="preserve">4. </w:t>
+      </w:r>
+      <w:r>
+        <w:t>Anexe comprovantes quando disponíveis.</w:t>
+      </w:r>
+    </w:p>
+    <w:p>
+      <w:pPr>
+        <w:pStyle w:val="Passo"/>
+      </w:pPr>
+      <w:r>
+        <w:rPr>
+          <w:b/>
+          <w:color w:val="1683E2"/>
+        </w:rPr>
+        <w:t xml:space="preserve">5. </w:t>
+      </w:r>
+      <w:r>
+        <w:t>Salve e acompanhe alertas e histórico.</w:t>
+      </w:r>
+    </w:p>
+    <w:p>
+      <w:pPr>
+        <w:pStyle w:val="ListBullet"/>
+      </w:pPr>
+      <w:r>
+        <w:t>Manutenções podem ser canceladas quando necessário.</w:t>
+      </w:r>
+    </w:p>
+    <w:p>
+      <w:pPr>
+        <w:pStyle w:val="ListBullet"/>
+      </w:pPr>
+      <w:r>
+        <w:t>Notas fiscais, recibos e documentos da oficina permanecem vinculados ao histórico.</w:t>
+      </w:r>
+    </w:p>
+    <w:p>
+      <w:pPr>
+        <w:pStyle w:val="ListBullet"/>
+      </w:pPr>
+      <w:r>
+        <w:t>A manutenção registrada alimenta os indicadores aplicáveis.</w:t>
+      </w:r>
+    </w:p>
+    <w:p>
+      <w:pPr>
+        <w:pStyle w:val="Heading1"/>
+      </w:pPr>
+      <w:r>
+        <w:t>12. Documentos</w:t>
+      </w:r>
+    </w:p>
+    <w:tbl>
+      <w:tblPr>
+        <w:tblW w:type="auto" w:w="0"/>
+        <w:jc w:val="center"/>
+        <w:tblLayout w:type="fixed"/>
+        <w:tblLook w:firstColumn="1" w:firstRow="1" w:lastColumn="0" w:lastRow="0" w:noHBand="0" w:noVBand="1" w:val="04A0"/>
+      </w:tblPr>
+      <w:tblGrid>
+        <w:gridCol w:w="4997"/>
+        <w:gridCol w:w="4997"/>
+      </w:tblGrid>
+      <w:tr>
+        <w:tc>
+          <w:tcPr>
+            <w:tcW w:type="dxa" w:w="1944"/>
+            <w:tcMar>
+              <w:top w:w="90" w:type="dxa"/>
+              <w:start w:w="120" w:type="dxa"/>
+              <w:bottom w:w="90" w:type="dxa"/>
+              <w:end w:w="120" w:type="dxa"/>
+            </w:tcMar>
+            <w:shd w:fill="0B3A75"/>
+            <w:vAlign w:val="center"/>
+          </w:tcPr>
+          <w:p>
+            <w:r>
+              <w:rPr>
+                <w:b/>
+                <w:color w:val="FFFFFF"/>
+              </w:rPr>
+              <w:t>Para que serve</w:t>
+            </w:r>
+          </w:p>
+        </w:tc>
+        <w:tc>
+          <w:tcPr>
+            <w:tcW w:type="dxa" w:w="7704"/>
+            <w:tcMar>
+              <w:top w:w="90" w:type="dxa"/>
+              <w:start w:w="120" w:type="dxa"/>
+              <w:bottom w:w="90" w:type="dxa"/>
+              <w:end w:w="120" w:type="dxa"/>
+            </w:tcMar>
+            <w:shd w:fill="F4F8FC"/>
+          </w:tcPr>
+          <w:p>
+            <w:r>
+              <w:t>Centralizar documentos de motoristas e veículos.</w:t>
+            </w:r>
+          </w:p>
+        </w:tc>
+      </w:tr>
+      <w:tr>
+        <w:tc>
+          <w:tcPr>
+            <w:tcW w:type="dxa" w:w="1944"/>
+            <w:tcMar>
+              <w:top w:w="90" w:type="dxa"/>
+              <w:start w:w="120" w:type="dxa"/>
+              <w:bottom w:w="90" w:type="dxa"/>
+              <w:end w:w="120" w:type="dxa"/>
+            </w:tcMar>
+            <w:shd w:fill="0B3A75"/>
+            <w:vAlign w:val="center"/>
+          </w:tcPr>
+          <w:p>
+            <w:r>
+              <w:rPr>
+                <w:b/>
+                <w:color w:val="FFFFFF"/>
+              </w:rPr>
+              <w:t>Onde acessar</w:t>
+            </w:r>
+          </w:p>
+        </w:tc>
+        <w:tc>
+          <w:tcPr>
+            <w:tcW w:type="dxa" w:w="7704"/>
+            <w:tcMar>
+              <w:top w:w="90" w:type="dxa"/>
+              <w:start w:w="120" w:type="dxa"/>
+              <w:bottom w:w="90" w:type="dxa"/>
+              <w:end w:w="120" w:type="dxa"/>
+            </w:tcMar>
+            <w:shd w:fill="F4F8FC"/>
+          </w:tcPr>
+          <w:p>
+            <w:r>
+              <w:t>Documentos e cadastros relacionados.</w:t>
+            </w:r>
+          </w:p>
+        </w:tc>
+      </w:tr>
+      <w:tr>
+        <w:tc>
+          <w:tcPr>
+            <w:tcW w:type="dxa" w:w="1944"/>
+            <w:tcMar>
+              <w:top w:w="90" w:type="dxa"/>
+              <w:start w:w="120" w:type="dxa"/>
+              <w:bottom w:w="90" w:type="dxa"/>
+              <w:end w:w="120" w:type="dxa"/>
+            </w:tcMar>
+            <w:shd w:fill="0B3A75"/>
+            <w:vAlign w:val="center"/>
+          </w:tcPr>
+          <w:p>
+            <w:r>
+              <w:rPr>
+                <w:b/>
+                <w:color w:val="FFFFFF"/>
+              </w:rPr>
+              <w:t>Antes de começar</w:t>
+            </w:r>
+          </w:p>
+        </w:tc>
+        <w:tc>
+          <w:tcPr>
+            <w:tcW w:type="dxa" w:w="7704"/>
+            <w:tcMar>
+              <w:top w:w="90" w:type="dxa"/>
+              <w:start w:w="120" w:type="dxa"/>
+              <w:bottom w:w="90" w:type="dxa"/>
+              <w:end w:w="120" w:type="dxa"/>
+            </w:tcMar>
+            <w:shd w:fill="F4F8FC"/>
+          </w:tcPr>
+          <w:p>
+            <w:r>
+              <w:t>Use arquivos legíveis e confira o vínculo correto.</w:t>
+            </w:r>
+          </w:p>
+        </w:tc>
+      </w:tr>
+    </w:tbl>
+    <w:p>
+      <w:pPr>
+        <w:spacing w:after="0"/>
+      </w:pPr>
+    </w:p>
+    <w:p>
+      <w:pPr>
+        <w:pStyle w:val="ListBullet"/>
+      </w:pPr>
+      <w:r>
+        <w:t>CNH do motorista.</w:t>
+      </w:r>
+    </w:p>
+    <w:p>
+      <w:pPr>
+        <w:pStyle w:val="ListBullet"/>
+      </w:pPr>
+      <w:r>
+        <w:t>CRLV-e do veículo.</w:t>
+      </w:r>
+    </w:p>
+    <w:p>
+      <w:pPr>
+        <w:pStyle w:val="ListBullet"/>
+      </w:pPr>
+      <w:r>
+        <w:t>Comprovantes e documentos vinculados às áreas disponíveis.</w:t>
+      </w:r>
+    </w:p>
+    <w:p>
+      <w:pPr>
+        <w:pStyle w:val="Heading2"/>
+      </w:pPr>
+      <w:r>
+        <w:t>CRLV-e no Portal do Motorista</w:t>
+      </w:r>
+    </w:p>
+    <w:p>
+      <w:r>
+        <w:t>Quando o CRLV-e está cadastrado, o motorista pode visualizar e baixar o documento do veículo vinculado a um contrato atual autorizado. O acesso respeita a locadora e o vínculo motorista-veículo.</w:t>
+      </w:r>
+    </w:p>
+    <w:p>
+      <w:pPr>
+        <w:pStyle w:val="Heading1"/>
+      </w:pPr>
+      <w:r>
+        <w:t>13. WhatsApp e automações</w:t>
+      </w:r>
+    </w:p>
+    <w:tbl>
+      <w:tblPr>
+        <w:tblW w:type="auto" w:w="0"/>
+        <w:jc w:val="center"/>
+        <w:tblLayout w:type="fixed"/>
+        <w:tblLook w:firstColumn="1" w:firstRow="1" w:lastColumn="0" w:lastRow="0" w:noHBand="0" w:noVBand="1" w:val="04A0"/>
+      </w:tblPr>
+      <w:tblGrid>
+        <w:gridCol w:w="4997"/>
+        <w:gridCol w:w="4997"/>
+      </w:tblGrid>
+      <w:tr>
+        <w:tc>
+          <w:tcPr>
+            <w:tcW w:type="dxa" w:w="1944"/>
+            <w:tcMar>
+              <w:top w:w="90" w:type="dxa"/>
+              <w:start w:w="120" w:type="dxa"/>
+              <w:bottom w:w="90" w:type="dxa"/>
+              <w:end w:w="120" w:type="dxa"/>
+            </w:tcMar>
+            <w:shd w:fill="0B3A75"/>
+            <w:vAlign w:val="center"/>
+          </w:tcPr>
+          <w:p>
+            <w:r>
+              <w:rPr>
+                <w:b/>
+                <w:color w:val="FFFFFF"/>
+              </w:rPr>
+              <w:t>Para que serve</w:t>
+            </w:r>
+          </w:p>
+        </w:tc>
+        <w:tc>
+          <w:tcPr>
+            <w:tcW w:type="dxa" w:w="7704"/>
+            <w:tcMar>
+              <w:top w:w="90" w:type="dxa"/>
+              <w:start w:w="120" w:type="dxa"/>
+              <w:bottom w:w="90" w:type="dxa"/>
+              <w:end w:w="120" w:type="dxa"/>
+            </w:tcMar>
+            <w:shd w:fill="F4F8FC"/>
+          </w:tcPr>
+          <w:p>
+            <w:r>
+              <w:t>Enviar solicitações e lembretes conforme regras da locadora.</w:t>
+            </w:r>
+          </w:p>
+        </w:tc>
+      </w:tr>
+      <w:tr>
+        <w:tc>
+          <w:tcPr>
+            <w:tcW w:type="dxa" w:w="1944"/>
+            <w:tcMar>
+              <w:top w:w="90" w:type="dxa"/>
+              <w:start w:w="120" w:type="dxa"/>
+              <w:bottom w:w="90" w:type="dxa"/>
+              <w:end w:w="120" w:type="dxa"/>
+            </w:tcMar>
+            <w:shd w:fill="0B3A75"/>
+            <w:vAlign w:val="center"/>
+          </w:tcPr>
+          <w:p>
+            <w:r>
+              <w:rPr>
+                <w:b/>
+                <w:color w:val="FFFFFF"/>
+              </w:rPr>
+              <w:t>Onde acessar</w:t>
+            </w:r>
+          </w:p>
+        </w:tc>
+        <w:tc>
+          <w:tcPr>
+            <w:tcW w:type="dxa" w:w="7704"/>
+            <w:tcMar>
+              <w:top w:w="90" w:type="dxa"/>
+              <w:start w:w="120" w:type="dxa"/>
+              <w:bottom w:w="90" w:type="dxa"/>
+              <w:end w:w="120" w:type="dxa"/>
+            </w:tcMar>
+            <w:shd w:fill="F4F8FC"/>
+          </w:tcPr>
+          <w:p>
+            <w:r>
+              <w:t>Integrações e Configurações &gt; Automações.</w:t>
+            </w:r>
+          </w:p>
+        </w:tc>
+      </w:tr>
+      <w:tr>
+        <w:tc>
+          <w:tcPr>
+            <w:tcW w:type="dxa" w:w="1944"/>
+            <w:tcMar>
+              <w:top w:w="90" w:type="dxa"/>
+              <w:start w:w="120" w:type="dxa"/>
+              <w:bottom w:w="90" w:type="dxa"/>
+              <w:end w:w="120" w:type="dxa"/>
+            </w:tcMar>
+            <w:shd w:fill="0B3A75"/>
+            <w:vAlign w:val="center"/>
+          </w:tcPr>
+          <w:p>
+            <w:r>
+              <w:rPr>
+                <w:b/>
+                <w:color w:val="FFFFFF"/>
+              </w:rPr>
+              <w:t>Antes de começar</w:t>
+            </w:r>
+          </w:p>
+        </w:tc>
+        <w:tc>
+          <w:tcPr>
+            <w:tcW w:type="dxa" w:w="7704"/>
+            <w:tcMar>
+              <w:top w:w="90" w:type="dxa"/>
+              <w:start w:w="120" w:type="dxa"/>
+              <w:bottom w:w="90" w:type="dxa"/>
+              <w:end w:w="120" w:type="dxa"/>
+            </w:tcMar>
+            <w:shd w:fill="F4F8FC"/>
+          </w:tcPr>
+          <w:p>
+            <w:r>
+              <w:t>Integração WhatsApp conectada e templates Meta aprovados.</w:t>
+            </w:r>
+          </w:p>
+        </w:tc>
+      </w:tr>
+    </w:tbl>
+    <w:p>
+      <w:pPr>
+        <w:spacing w:after="0"/>
+      </w:pPr>
+    </w:p>
+    <w:p>
+      <w:pPr>
+        <w:pStyle w:val="Heading2"/>
+      </w:pPr>
+      <w:r>
+        <w:t>Antes de ativar</w:t>
+      </w:r>
+    </w:p>
+    <w:p>
+      <w:pPr>
+        <w:pStyle w:val="Passo"/>
+      </w:pPr>
+      <w:r>
+        <w:rPr>
+          <w:b/>
+          <w:color w:val="1683E2"/>
+        </w:rPr>
+        <w:t xml:space="preserve">1. </w:t>
+      </w:r>
+      <w:r>
+        <w:t>Confirme se a integração está conectada.</w:t>
+      </w:r>
+    </w:p>
+    <w:p>
+      <w:pPr>
+        <w:pStyle w:val="Passo"/>
+      </w:pPr>
+      <w:r>
+        <w:rPr>
+          <w:b/>
+          <w:color w:val="1683E2"/>
+        </w:rPr>
+        <w:t xml:space="preserve">2. </w:t>
+      </w:r>
+      <w:r>
+        <w:t>Confira se o template necessário está aprovado e disponível.</w:t>
+      </w:r>
+    </w:p>
+    <w:p>
+      <w:pPr>
+        <w:pStyle w:val="Passo"/>
+      </w:pPr>
+      <w:r>
+        <w:rPr>
+          <w:b/>
+          <w:color w:val="1683E2"/>
+        </w:rPr>
+        <w:t xml:space="preserve">3. </w:t>
+      </w:r>
+      <w:r>
+        <w:t>Revise os parâmetros esperados pelo template.</w:t>
+      </w:r>
+    </w:p>
+    <w:p>
+      <w:pPr>
+        <w:pStyle w:val="Passo"/>
+      </w:pPr>
+      <w:r>
+        <w:rPr>
+          <w:b/>
+          <w:color w:val="1683E2"/>
+        </w:rPr>
+        <w:t xml:space="preserve">4. </w:t>
+      </w:r>
+      <w:r>
+        <w:t>Defina dias, janela de horário e intervalo de reenvio.</w:t>
+      </w:r>
+    </w:p>
+    <w:p>
+      <w:pPr>
+        <w:pStyle w:val="Passo"/>
+      </w:pPr>
+      <w:r>
+        <w:rPr>
+          <w:b/>
+          <w:color w:val="1683E2"/>
+        </w:rPr>
+        <w:t xml:space="preserve">5. </w:t>
+      </w:r>
+      <w:r>
+        <w:t>Faça um teste controlado.</w:t>
+      </w:r>
+    </w:p>
+    <w:p>
+      <w:pPr>
+        <w:pStyle w:val="Passo"/>
+      </w:pPr>
+      <w:r>
+        <w:rPr>
+          <w:b/>
+          <w:color w:val="1683E2"/>
+        </w:rPr>
+        <w:t xml:space="preserve">6. </w:t>
+      </w:r>
+      <w:r>
+        <w:t>Ative somente a automação validada.</w:t>
+      </w:r>
+    </w:p>
+    <w:p>
+      <w:pPr>
+        <w:pStyle w:val="ListBullet"/>
+      </w:pPr>
+      <w:r>
+        <w:t>KM, cobrança, vistoria e manutenção usam os controles disponíveis para cada fluxo.</w:t>
+      </w:r>
+    </w:p>
+    <w:p>
+      <w:pPr>
+        <w:pStyle w:val="ListBullet"/>
+      </w:pPr>
+      <w:r>
+        <w:t>Evite mensagens redundantes pedindo a mesma informação.</w:t>
+      </w:r>
+    </w:p>
+    <w:p>
+      <w:pPr>
+        <w:pStyle w:val="ListBullet"/>
+      </w:pPr>
+      <w:r>
+        <w:t>Desativar a automação impede novos envios automáticos daquele fluxo.</w:t>
+      </w:r>
+    </w:p>
+    <w:p>
+      <w:pPr>
+        <w:pStyle w:val="ListBullet"/>
+      </w:pPr>
+      <w:r>
+        <w:t>Desligar a integração interrompe os envios pelo WhatsApp.</w:t>
+      </w:r>
+    </w:p>
+    <w:tbl>
+      <w:tblPr>
+        <w:tblW w:type="auto" w:w="0"/>
+        <w:jc w:val="center"/>
+        <w:tblLayout w:type="fixed"/>
+        <w:tblLook w:firstColumn="1" w:firstRow="1" w:lastColumn="0" w:lastRow="0" w:noHBand="0" w:noVBand="1" w:val="04A0"/>
+      </w:tblPr>
+      <w:tblGrid>
+        <w:gridCol w:w="9720"/>
+      </w:tblGrid>
+      <w:tr>
+        <w:tc>
+          <w:tcPr>
+            <w:tcW w:type="dxa" w:w="9994"/>
+            <w:shd w:fill="EAF4FD"/>
+            <w:tcMar>
+              <w:top w:w="110" w:type="dxa"/>
+              <w:start w:w="150" w:type="dxa"/>
+              <w:bottom w:w="110" w:type="dxa"/>
+              <w:end w:w="150" w:type="dxa"/>
+            </w:tcMar>
+          </w:tcPr>
+          <w:p>
+            <w:pPr>
+              <w:spacing w:after="0"/>
+            </w:pPr>
+            <w:r>
+              <w:rPr>
+                <w:b/>
+                <w:color w:val="0B3A75"/>
+              </w:rPr>
+              <w:t xml:space="preserve">Automação não enviou: </w:t>
+            </w:r>
+            <w:r>
+              <w:t>Confira Configurações &gt; Automações e depois o status da integração e do template. Se tudo estiver correto, abra suporte com horário, motorista e fluxo testado.</w:t>
+            </w:r>
+          </w:p>
+        </w:tc>
+      </w:tr>
+    </w:tbl>
+    <w:p>
+      <w:pPr>
+        <w:spacing w:after="0"/>
+      </w:pPr>
+    </w:p>
+    <w:p>
+      <w:pPr>
+        <w:pStyle w:val="Heading1"/>
+      </w:pPr>
+      <w:r>
+        <w:t>14. Configurações da locadora</w:t>
+      </w:r>
+    </w:p>
+    <w:tbl>
+      <w:tblPr>
+        <w:tblW w:type="auto" w:w="0"/>
+        <w:jc w:val="center"/>
+        <w:tblLayout w:type="fixed"/>
+        <w:tblLook w:firstColumn="1" w:firstRow="1" w:lastColumn="0" w:lastRow="0" w:noHBand="0" w:noVBand="1" w:val="04A0"/>
+      </w:tblPr>
+      <w:tblGrid>
+        <w:gridCol w:w="4997"/>
+        <w:gridCol w:w="4997"/>
+      </w:tblGrid>
+      <w:tr>
+        <w:tc>
+          <w:tcPr>
+            <w:tcW w:type="dxa" w:w="1944"/>
+            <w:tcMar>
+              <w:top w:w="90" w:type="dxa"/>
+              <w:start w:w="120" w:type="dxa"/>
+              <w:bottom w:w="90" w:type="dxa"/>
+              <w:end w:w="120" w:type="dxa"/>
+            </w:tcMar>
+            <w:shd w:fill="0B3A75"/>
+            <w:vAlign w:val="center"/>
+          </w:tcPr>
+          <w:p>
+            <w:r>
+              <w:rPr>
+                <w:b/>
+                <w:color w:val="FFFFFF"/>
+              </w:rPr>
+              <w:t>Para que serve</w:t>
+            </w:r>
+          </w:p>
+        </w:tc>
+        <w:tc>
+          <w:tcPr>
+            <w:tcW w:type="dxa" w:w="7704"/>
+            <w:tcMar>
+              <w:top w:w="90" w:type="dxa"/>
+              <w:start w:w="120" w:type="dxa"/>
+              <w:bottom w:w="90" w:type="dxa"/>
+              <w:end w:w="120" w:type="dxa"/>
+            </w:tcMar>
+            <w:shd w:fill="F4F8FC"/>
+          </w:tcPr>
+          <w:p>
+            <w:r>
+              <w:t>Definir dados, identidade visual, fuso horário e comportamento operacional.</w:t>
+            </w:r>
+          </w:p>
+        </w:tc>
+      </w:tr>
+      <w:tr>
+        <w:tc>
+          <w:tcPr>
+            <w:tcW w:type="dxa" w:w="1944"/>
+            <w:tcMar>
+              <w:top w:w="90" w:type="dxa"/>
+              <w:start w:w="120" w:type="dxa"/>
+              <w:bottom w:w="90" w:type="dxa"/>
+              <w:end w:w="120" w:type="dxa"/>
+            </w:tcMar>
+            <w:shd w:fill="0B3A75"/>
+            <w:vAlign w:val="center"/>
+          </w:tcPr>
+          <w:p>
+            <w:r>
+              <w:rPr>
+                <w:b/>
+                <w:color w:val="FFFFFF"/>
+              </w:rPr>
+              <w:t>Onde acessar</w:t>
+            </w:r>
+          </w:p>
+        </w:tc>
+        <w:tc>
+          <w:tcPr>
+            <w:tcW w:type="dxa" w:w="7704"/>
+            <w:tcMar>
+              <w:top w:w="90" w:type="dxa"/>
+              <w:start w:w="120" w:type="dxa"/>
+              <w:bottom w:w="90" w:type="dxa"/>
+              <w:end w:w="120" w:type="dxa"/>
+            </w:tcMar>
+            <w:shd w:fill="F4F8FC"/>
+          </w:tcPr>
+          <w:p>
+            <w:r>
+              <w:t>Configurações.</w:t>
+            </w:r>
+          </w:p>
+        </w:tc>
+      </w:tr>
+      <w:tr>
+        <w:tc>
+          <w:tcPr>
+            <w:tcW w:type="dxa" w:w="1944"/>
+            <w:tcMar>
+              <w:top w:w="90" w:type="dxa"/>
+              <w:start w:w="120" w:type="dxa"/>
+              <w:bottom w:w="90" w:type="dxa"/>
+              <w:end w:w="120" w:type="dxa"/>
+            </w:tcMar>
+            <w:shd w:fill="0B3A75"/>
+            <w:vAlign w:val="center"/>
+          </w:tcPr>
+          <w:p>
+            <w:r>
+              <w:rPr>
+                <w:b/>
+                <w:color w:val="FFFFFF"/>
+              </w:rPr>
+              <w:t>Antes de começar</w:t>
+            </w:r>
+          </w:p>
+        </w:tc>
+        <w:tc>
+          <w:tcPr>
+            <w:tcW w:type="dxa" w:w="7704"/>
+            <w:tcMar>
+              <w:top w:w="90" w:type="dxa"/>
+              <w:start w:w="120" w:type="dxa"/>
+              <w:bottom w:w="90" w:type="dxa"/>
+              <w:end w:w="120" w:type="dxa"/>
+            </w:tcMar>
+            <w:shd w:fill="F4F8FC"/>
+          </w:tcPr>
+          <w:p>
+            <w:r>
+              <w:t>Use dados oficiais da locadora e faça alterações com cuidado em produção.</w:t>
+            </w:r>
+          </w:p>
+        </w:tc>
+      </w:tr>
+    </w:tbl>
+    <w:p>
+      <w:pPr>
+        <w:spacing w:after="0"/>
+      </w:pPr>
+    </w:p>
+    <w:p>
+      <w:pPr>
+        <w:pStyle w:val="Heading2"/>
+      </w:pPr>
+      <w:r>
+        <w:t>Fuso horário</w:t>
+      </w:r>
+    </w:p>
+    <w:p>
+      <w:r>
+        <w:t>Cada locadora define seu fuso horário. Históricos e automações consideram essa configuração.</w:t>
+      </w:r>
+    </w:p>
+    <w:p>
+      <w:pPr>
+        <w:pStyle w:val="Heading2"/>
+      </w:pPr>
+      <w:r>
+        <w:t>Tipo padrão de vistoria</w:t>
+      </w:r>
+    </w:p>
+    <w:p>
+      <w:r>
+        <w:t>Em Configurações &gt; Automações, escolha o padrão das vistorias automáticas. Fotos guiadas - 4 lados + painel é o fluxo recomendado para facilitar a adesão e a comparação. Modos de vídeo permanecem disponíveis quando necessários.</w:t>
+      </w:r>
+    </w:p>
+    <w:p>
+      <w:pPr>
+        <w:pStyle w:val="Heading2"/>
+      </w:pPr>
+      <w:r>
+        <w:t>Identidade visual</w:t>
+      </w:r>
+    </w:p>
+    <w:p>
+      <w:r>
+        <w:t>Em Dados da locadora, revise os campos de personalização disponíveis, salve e atualize a página para conferir a aplicação.</w:t>
+      </w:r>
+    </w:p>
+    <w:p>
+      <w:pPr>
+        <w:pStyle w:val="Heading1"/>
+      </w:pPr>
+      <w:r>
+        <w:t>15. Financeiro da locadora e do proprietário</w:t>
+      </w:r>
+    </w:p>
+    <w:tbl>
+      <w:tblPr>
+        <w:tblW w:type="auto" w:w="0"/>
+        <w:jc w:val="center"/>
+        <w:tblLayout w:type="fixed"/>
+        <w:tblLook w:firstColumn="1" w:firstRow="1" w:lastColumn="0" w:lastRow="0" w:noHBand="0" w:noVBand="1" w:val="04A0"/>
+      </w:tblPr>
+      <w:tblGrid>
+        <w:gridCol w:w="4997"/>
+        <w:gridCol w:w="4997"/>
+      </w:tblGrid>
+      <w:tr>
+        <w:tc>
+          <w:tcPr>
+            <w:tcW w:type="dxa" w:w="1944"/>
+            <w:tcMar>
+              <w:top w:w="90" w:type="dxa"/>
+              <w:start w:w="120" w:type="dxa"/>
+              <w:bottom w:w="90" w:type="dxa"/>
+              <w:end w:w="120" w:type="dxa"/>
+            </w:tcMar>
+            <w:shd w:fill="0B3A75"/>
+            <w:vAlign w:val="center"/>
+          </w:tcPr>
+          <w:p>
+            <w:r>
+              <w:rPr>
+                <w:b/>
+                <w:color w:val="FFFFFF"/>
+              </w:rPr>
+              <w:t>Para que serve</w:t>
+            </w:r>
+          </w:p>
+        </w:tc>
+        <w:tc>
+          <w:tcPr>
+            <w:tcW w:type="dxa" w:w="7704"/>
+            <w:tcMar>
+              <w:top w:w="90" w:type="dxa"/>
+              <w:start w:w="120" w:type="dxa"/>
+              <w:bottom w:w="90" w:type="dxa"/>
+              <w:end w:w="120" w:type="dxa"/>
+            </w:tcMar>
+            <w:shd w:fill="F4F8FC"/>
+          </w:tcPr>
+          <w:p>
+            <w:r>
+              <w:t>Consolidar valores previstos e realizados a partir de contratos, cobranças, pagamentos, custos e regras de repasse.</w:t>
+            </w:r>
+          </w:p>
+        </w:tc>
+      </w:tr>
+      <w:tr>
+        <w:tc>
+          <w:tcPr>
+            <w:tcW w:type="dxa" w:w="1944"/>
+            <w:tcMar>
+              <w:top w:w="90" w:type="dxa"/>
+              <w:start w:w="120" w:type="dxa"/>
+              <w:bottom w:w="90" w:type="dxa"/>
+              <w:end w:w="120" w:type="dxa"/>
+            </w:tcMar>
+            <w:shd w:fill="0B3A75"/>
+            <w:vAlign w:val="center"/>
+          </w:tcPr>
+          <w:p>
+            <w:r>
+              <w:rPr>
+                <w:b/>
+                <w:color w:val="FFFFFF"/>
+              </w:rPr>
+              <w:t>Onde acessar</w:t>
+            </w:r>
+          </w:p>
+        </w:tc>
+        <w:tc>
+          <w:tcPr>
+            <w:tcW w:type="dxa" w:w="7704"/>
+            <w:tcMar>
+              <w:top w:w="90" w:type="dxa"/>
+              <w:start w:w="120" w:type="dxa"/>
+              <w:bottom w:w="90" w:type="dxa"/>
+              <w:end w:w="120" w:type="dxa"/>
+            </w:tcMar>
+            <w:shd w:fill="F4F8FC"/>
+          </w:tcPr>
+          <w:p>
+            <w:r>
+              <w:t>Financeiro, Dashboard e Portal do Proprietário.</w:t>
+            </w:r>
+          </w:p>
+        </w:tc>
+      </w:tr>
+      <w:tr>
+        <w:tc>
+          <w:tcPr>
+            <w:tcW w:type="dxa" w:w="1944"/>
+            <w:tcMar>
+              <w:top w:w="90" w:type="dxa"/>
+              <w:start w:w="120" w:type="dxa"/>
+              <w:bottom w:w="90" w:type="dxa"/>
+              <w:end w:w="120" w:type="dxa"/>
+            </w:tcMar>
+            <w:shd w:fill="0B3A75"/>
+            <w:vAlign w:val="center"/>
+          </w:tcPr>
+          <w:p>
+            <w:r>
+              <w:rPr>
+                <w:b/>
+                <w:color w:val="FFFFFF"/>
+              </w:rPr>
+              <w:t>Antes de começar</w:t>
+            </w:r>
+          </w:p>
+        </w:tc>
+        <w:tc>
+          <w:tcPr>
+            <w:tcW w:type="dxa" w:w="7704"/>
+            <w:tcMar>
+              <w:top w:w="90" w:type="dxa"/>
+              <w:start w:w="120" w:type="dxa"/>
+              <w:bottom w:w="90" w:type="dxa"/>
+              <w:end w:w="120" w:type="dxa"/>
+            </w:tcMar>
+            <w:shd w:fill="F4F8FC"/>
+          </w:tcPr>
+          <w:p>
+            <w:r>
+              <w:t>Cadastros financeiros e baixas devem estar atualizados.</w:t>
+            </w:r>
+          </w:p>
+        </w:tc>
+      </w:tr>
+    </w:tbl>
+    <w:p>
+      <w:pPr>
+        <w:spacing w:after="0"/>
+      </w:pPr>
+    </w:p>
+    <w:p>
+      <w:r>
+        <w:t>Ao dar baixa corretamente em uma cobrança, os dados realizados passam a refletir a confirmação nos indicadores. Os mesmos registros alimentam as visões correspondentes sem exigir digitação duplicada.</w:t>
+      </w:r>
+    </w:p>
+    <w:tbl>
+      <w:tblPr>
+        <w:tblW w:type="auto" w:w="0"/>
+        <w:jc w:val="center"/>
+        <w:tblLayout w:type="fixed"/>
+        <w:tblLook w:firstColumn="1" w:firstRow="1" w:lastColumn="0" w:lastRow="0" w:noHBand="0" w:noVBand="1" w:val="04A0"/>
+      </w:tblPr>
+      <w:tblGrid>
+        <w:gridCol w:w="9720"/>
+      </w:tblGrid>
+      <w:tr>
+        <w:tc>
+          <w:tcPr>
+            <w:tcW w:type="dxa" w:w="9994"/>
+            <w:shd w:fill="EAF4FD"/>
+            <w:tcMar>
+              <w:top w:w="110" w:type="dxa"/>
+              <w:start w:w="150" w:type="dxa"/>
+              <w:bottom w:w="110" w:type="dxa"/>
+              <w:end w:w="150" w:type="dxa"/>
+            </w:tcMar>
+          </w:tcPr>
+          <w:p>
+            <w:pPr>
+              <w:spacing w:after="0"/>
+            </w:pPr>
+            <w:r>
+              <w:rPr>
+                <w:b/>
+                <w:color w:val="0B3A75"/>
+              </w:rPr>
+              <w:t xml:space="preserve">Repasse incorreto: </w:t>
+            </w:r>
+            <w:r>
+              <w:t>Abra Proprietários &gt; Valores e veículos e confira percentuais, veículo e data de vigência.</w:t>
+            </w:r>
+          </w:p>
+        </w:tc>
+      </w:tr>
+    </w:tbl>
+    <w:p>
+      <w:pPr>
+        <w:spacing w:after="0"/>
+      </w:pPr>
+    </w:p>
+    <w:p>
+      <w:pPr>
+        <w:pStyle w:val="Heading1"/>
+      </w:pPr>
+      <w:r>
+        <w:t>16. Ajuda, Assistente e Suporte</w:t>
+      </w:r>
+    </w:p>
+    <w:tbl>
+      <w:tblPr>
+        <w:tblW w:type="auto" w:w="0"/>
+        <w:jc w:val="center"/>
+        <w:tblLayout w:type="fixed"/>
+        <w:tblLook w:firstColumn="1" w:firstRow="1" w:lastColumn="0" w:lastRow="0" w:noHBand="0" w:noVBand="1" w:val="04A0"/>
+      </w:tblPr>
+      <w:tblGrid>
+        <w:gridCol w:w="4997"/>
+        <w:gridCol w:w="4997"/>
+      </w:tblGrid>
+      <w:tr>
+        <w:tc>
+          <w:tcPr>
+            <w:tcW w:type="dxa" w:w="1944"/>
+            <w:tcMar>
+              <w:top w:w="90" w:type="dxa"/>
+              <w:start w:w="120" w:type="dxa"/>
+              <w:bottom w:w="90" w:type="dxa"/>
+              <w:end w:w="120" w:type="dxa"/>
+            </w:tcMar>
+            <w:shd w:fill="0B3A75"/>
+            <w:vAlign w:val="center"/>
+          </w:tcPr>
+          <w:p>
+            <w:r>
+              <w:rPr>
+                <w:b/>
+                <w:color w:val="FFFFFF"/>
+              </w:rPr>
+              <w:t>Para que serve</w:t>
+            </w:r>
+          </w:p>
+        </w:tc>
+        <w:tc>
+          <w:tcPr>
+            <w:tcW w:type="dxa" w:w="7704"/>
+            <w:tcMar>
+              <w:top w:w="90" w:type="dxa"/>
+              <w:start w:w="120" w:type="dxa"/>
+              <w:bottom w:w="90" w:type="dxa"/>
+              <w:end w:w="120" w:type="dxa"/>
+            </w:tcMar>
+            <w:shd w:fill="F4F8FC"/>
+          </w:tcPr>
+          <w:p>
+            <w:r>
+              <w:t>Consultar orientações e registrar situações específicas da locadora.</w:t>
+            </w:r>
+          </w:p>
+        </w:tc>
+      </w:tr>
+      <w:tr>
+        <w:tc>
+          <w:tcPr>
+            <w:tcW w:type="dxa" w:w="1944"/>
+            <w:tcMar>
+              <w:top w:w="90" w:type="dxa"/>
+              <w:start w:w="120" w:type="dxa"/>
+              <w:bottom w:w="90" w:type="dxa"/>
+              <w:end w:w="120" w:type="dxa"/>
+            </w:tcMar>
+            <w:shd w:fill="0B3A75"/>
+            <w:vAlign w:val="center"/>
+          </w:tcPr>
+          <w:p>
+            <w:r>
+              <w:rPr>
+                <w:b/>
+                <w:color w:val="FFFFFF"/>
+              </w:rPr>
+              <w:t>Onde acessar</w:t>
+            </w:r>
+          </w:p>
+        </w:tc>
+        <w:tc>
+          <w:tcPr>
+            <w:tcW w:type="dxa" w:w="7704"/>
+            <w:tcMar>
+              <w:top w:w="90" w:type="dxa"/>
+              <w:start w:w="120" w:type="dxa"/>
+              <w:bottom w:w="90" w:type="dxa"/>
+              <w:end w:w="120" w:type="dxa"/>
+            </w:tcMar>
+            <w:shd w:fill="F4F8FC"/>
+          </w:tcPr>
+          <w:p>
+            <w:r>
+              <w:t>Ajuda e Suporte.</w:t>
+            </w:r>
+          </w:p>
+        </w:tc>
+      </w:tr>
+      <w:tr>
+        <w:tc>
+          <w:tcPr>
+            <w:tcW w:type="dxa" w:w="1944"/>
+            <w:tcMar>
+              <w:top w:w="90" w:type="dxa"/>
+              <w:start w:w="120" w:type="dxa"/>
+              <w:bottom w:w="90" w:type="dxa"/>
+              <w:end w:w="120" w:type="dxa"/>
+            </w:tcMar>
+            <w:shd w:fill="0B3A75"/>
+            <w:vAlign w:val="center"/>
+          </w:tcPr>
+          <w:p>
+            <w:r>
+              <w:rPr>
+                <w:b/>
+                <w:color w:val="FFFFFF"/>
+              </w:rPr>
+              <w:t>Antes de começar</w:t>
+            </w:r>
+          </w:p>
+        </w:tc>
+        <w:tc>
+          <w:tcPr>
+            <w:tcW w:type="dxa" w:w="7704"/>
+            <w:tcMar>
+              <w:top w:w="90" w:type="dxa"/>
+              <w:start w:w="120" w:type="dxa"/>
+              <w:bottom w:w="90" w:type="dxa"/>
+              <w:end w:w="120" w:type="dxa"/>
+            </w:tcMar>
+            <w:shd w:fill="F4F8FC"/>
+          </w:tcPr>
+          <w:p>
+            <w:r>
+              <w:t>Descreva o contexto sem incluir senhas ou chaves secretas.</w:t>
+            </w:r>
+          </w:p>
+        </w:tc>
+      </w:tr>
+    </w:tbl>
+    <w:p>
+      <w:pPr>
+        <w:spacing w:after="0"/>
+      </w:pPr>
+    </w:p>
+    <w:p>
+      <w:pPr>
+        <w:pStyle w:val="Heading2"/>
+      </w:pPr>
+      <w:r>
+        <w:t>Perguntar ao Assistente Frota Fácil</w:t>
+      </w:r>
+    </w:p>
+    <w:p>
+      <w:pPr>
+        <w:pStyle w:val="Passo"/>
+      </w:pPr>
+      <w:r>
+        <w:rPr>
+          <w:b/>
+          <w:color w:val="1683E2"/>
+        </w:rPr>
+        <w:t xml:space="preserve">1. </w:t>
+      </w:r>
+      <w:r>
+        <w:t>Abra Ajuda e Suporte &gt; Assistente.</w:t>
+      </w:r>
+    </w:p>
+    <w:p>
+      <w:pPr>
+        <w:pStyle w:val="Passo"/>
+      </w:pPr>
+      <w:r>
+        <w:rPr>
+          <w:b/>
+          <w:color w:val="1683E2"/>
+        </w:rPr>
+        <w:t xml:space="preserve">2. </w:t>
+      </w:r>
+      <w:r>
+        <w:t>Escreva uma pergunta objetiva sobre o uso do sistema.</w:t>
+      </w:r>
+    </w:p>
+    <w:p>
+      <w:pPr>
+        <w:pStyle w:val="Passo"/>
+      </w:pPr>
+      <w:r>
+        <w:rPr>
+          <w:b/>
+          <w:color w:val="1683E2"/>
+        </w:rPr>
+        <w:t xml:space="preserve">3. </w:t>
+      </w:r>
+      <w:r>
+        <w:t>Leia a orientação e confirme se ela corresponde ao seu perfil e à tela acessada.</w:t>
+      </w:r>
+    </w:p>
+    <w:p>
+      <w:pPr>
+        <w:pStyle w:val="Passo"/>
+      </w:pPr>
+      <w:r>
+        <w:rPr>
+          <w:b/>
+          <w:color w:val="1683E2"/>
+        </w:rPr>
+        <w:t xml:space="preserve">4. </w:t>
+      </w:r>
+      <w:r>
+        <w:t>Se a base não tiver a resposta ou a situação for específica da locadora, abra suporte.</w:t>
+      </w:r>
+    </w:p>
+    <w:p>
+      <w:pPr>
+        <w:pStyle w:val="Heading2"/>
+      </w:pPr>
+      <w:r>
+        <w:t>Abrir uma solicitação</w:t>
+      </w:r>
+    </w:p>
+    <w:p>
+      <w:pPr>
+        <w:pStyle w:val="Passo"/>
+      </w:pPr>
+      <w:r>
+        <w:rPr>
+          <w:b/>
+          <w:color w:val="1683E2"/>
+        </w:rPr>
+        <w:t xml:space="preserve">1. </w:t>
+      </w:r>
+      <w:r>
+        <w:t>Acesse Ajuda e Suporte &gt; Suporte.</w:t>
+      </w:r>
+    </w:p>
+    <w:p>
+      <w:pPr>
+        <w:pStyle w:val="Passo"/>
+      </w:pPr>
+      <w:r>
+        <w:rPr>
+          <w:b/>
+          <w:color w:val="1683E2"/>
+        </w:rPr>
+        <w:t xml:space="preserve">2. </w:t>
+      </w:r>
+      <w:r>
+        <w:t>Informe assunto, categoria e prioridade.</w:t>
+      </w:r>
+    </w:p>
+    <w:p>
+      <w:pPr>
+        <w:pStyle w:val="Passo"/>
+      </w:pPr>
+      <w:r>
+        <w:rPr>
+          <w:b/>
+          <w:color w:val="1683E2"/>
+        </w:rPr>
+        <w:t xml:space="preserve">3. </w:t>
+      </w:r>
+      <w:r>
+        <w:t>Descreva o que estava fazendo, o que esperava e o que aconteceu.</w:t>
+      </w:r>
+    </w:p>
+    <w:p>
+      <w:pPr>
+        <w:pStyle w:val="Passo"/>
+      </w:pPr>
+      <w:r>
+        <w:rPr>
+          <w:b/>
+          <w:color w:val="1683E2"/>
+        </w:rPr>
+        <w:t xml:space="preserve">4. </w:t>
+      </w:r>
+      <w:r>
+        <w:t>Inclua tela, data, horário e identificação do registro quando ajudarem no diagnóstico.</w:t>
+      </w:r>
+    </w:p>
+    <w:p>
+      <w:pPr>
+        <w:pStyle w:val="Passo"/>
+      </w:pPr>
+      <w:r>
+        <w:rPr>
+          <w:b/>
+          <w:color w:val="1683E2"/>
+        </w:rPr>
+        <w:t xml:space="preserve">5. </w:t>
+      </w:r>
+      <w:r>
+        <w:t>Envie e acompanhe em Minhas solicitações.</w:t>
+      </w:r>
+    </w:p>
+    <w:p>
+      <w:pPr>
+        <w:pStyle w:val="Heading1"/>
+      </w:pPr>
+      <w:r>
+        <w:t>17. Dúvidas rápidas</w:t>
+      </w:r>
+    </w:p>
+    <w:tbl>
+      <w:tblPr>
+        <w:tblW w:type="auto" w:w="0"/>
+        <w:jc w:val="center"/>
+        <w:tblLayout w:type="fixed"/>
+        <w:tblLook w:firstColumn="1" w:firstRow="1" w:lastColumn="0" w:lastRow="0" w:noHBand="0" w:noVBand="1" w:val="04A0"/>
+      </w:tblPr>
+      <w:tblGrid>
+        <w:gridCol w:w="3384"/>
+        <w:gridCol w:w="6264"/>
+      </w:tblGrid>
+      <w:tr>
+        <w:tc>
+          <w:tcPr>
+            <w:tcW w:type="dxa" w:w="4997"/>
+            <w:shd w:fill="0B3A75"/>
+            <w:tcMar>
+              <w:top w:w="90" w:type="dxa"/>
+              <w:start w:w="120" w:type="dxa"/>
+              <w:bottom w:w="90" w:type="dxa"/>
+              <w:end w:w="120" w:type="dxa"/>
+            </w:tcMar>
+          </w:tcPr>
+          <w:p>
+            <w:r>
+              <w:rPr>
+                <w:b/>
+                <w:color w:val="FFFFFF"/>
+              </w:rPr>
+              <w:t>Dúvida</w:t>
+            </w:r>
+          </w:p>
+        </w:tc>
+        <w:tc>
+          <w:tcPr>
+            <w:tcW w:type="dxa" w:w="4997"/>
+            <w:shd w:fill="0B3A75"/>
+            <w:tcMar>
+              <w:top w:w="90" w:type="dxa"/>
+              <w:start w:w="120" w:type="dxa"/>
+              <w:bottom w:w="90" w:type="dxa"/>
+              <w:end w:w="120" w:type="dxa"/>
+            </w:tcMar>
+          </w:tcPr>
+          <w:p>
+            <w:r>
+              <w:rPr>
+                <w:b/>
+                <w:color w:val="FFFFFF"/>
+              </w:rPr>
+              <w:t>Resposta rápida</w:t>
+            </w:r>
+          </w:p>
+        </w:tc>
+      </w:tr>
+      <w:tr>
+        <w:tc>
+          <w:tcPr>
+            <w:tcW w:type="dxa" w:w="3384"/>
+            <w:tcMar>
+              <w:top w:w="90" w:type="dxa"/>
+              <w:start w:w="120" w:type="dxa"/>
+              <w:bottom w:w="90" w:type="dxa"/>
+              <w:end w:w="120" w:type="dxa"/>
+            </w:tcMar>
+            <w:vAlign w:val="top"/>
+            <w:shd w:fill="EAF4FD"/>
+          </w:tcPr>
+          <w:p>
+            <w:r>
+              <w:rPr>
+                <w:b/>
+              </w:rPr>
+              <w:t>Como acessar o Portal do Proprietário?</w:t>
+            </w:r>
+          </w:p>
+        </w:tc>
+        <w:tc>
+          <w:tcPr>
+            <w:tcW w:type="dxa" w:w="6264"/>
+            <w:tcMar>
+              <w:top w:w="90" w:type="dxa"/>
+              <w:start w:w="120" w:type="dxa"/>
+              <w:bottom w:w="90" w:type="dxa"/>
+              <w:end w:w="120" w:type="dxa"/>
+            </w:tcMar>
+            <w:vAlign w:val="top"/>
+          </w:tcPr>
+          <w:p>
+            <w:r>
+              <w:t>A locadora abre Proprietários &gt; Acesso ao portal, configura as credenciais, confirma que o acesso está ativo e envia ao proprietário o link e as credenciais.</w:t>
+            </w:r>
+          </w:p>
+        </w:tc>
+      </w:tr>
+      <w:tr>
+        <w:tc>
+          <w:tcPr>
+            <w:tcW w:type="dxa" w:w="3384"/>
+            <w:tcMar>
+              <w:top w:w="90" w:type="dxa"/>
+              <w:start w:w="120" w:type="dxa"/>
+              <w:bottom w:w="90" w:type="dxa"/>
+              <w:end w:w="120" w:type="dxa"/>
+            </w:tcMar>
+            <w:vAlign w:val="top"/>
+            <w:shd w:fill="EAF4FD"/>
+          </w:tcPr>
+          <w:p>
+            <w:r>
+              <w:rPr>
+                <w:b/>
+              </w:rPr>
+              <w:t>O proprietário não consegue entrar.</w:t>
+            </w:r>
+          </w:p>
+        </w:tc>
+        <w:tc>
+          <w:tcPr>
+            <w:tcW w:type="dxa" w:w="6264"/>
+            <w:tcMar>
+              <w:top w:w="90" w:type="dxa"/>
+              <w:start w:w="120" w:type="dxa"/>
+              <w:bottom w:w="90" w:type="dxa"/>
+              <w:end w:w="120" w:type="dxa"/>
+            </w:tcMar>
+            <w:vAlign w:val="top"/>
+          </w:tcPr>
+          <w:p>
+            <w:r>
+              <w:t>Confira credenciais e status em Proprietários &gt; Acesso ao portal.</w:t>
+            </w:r>
+          </w:p>
+        </w:tc>
+      </w:tr>
+      <w:tr>
+        <w:tc>
+          <w:tcPr>
+            <w:tcW w:type="dxa" w:w="3384"/>
+            <w:tcMar>
+              <w:top w:w="90" w:type="dxa"/>
+              <w:start w:w="120" w:type="dxa"/>
+              <w:bottom w:w="90" w:type="dxa"/>
+              <w:end w:w="120" w:type="dxa"/>
+            </w:tcMar>
+            <w:vAlign w:val="top"/>
+            <w:shd w:fill="EAF4FD"/>
+          </w:tcPr>
+          <w:p>
+            <w:r>
+              <w:rPr>
+                <w:b/>
+              </w:rPr>
+              <w:t>O proprietário não vê um veículo.</w:t>
+            </w:r>
+          </w:p>
+        </w:tc>
+        <w:tc>
+          <w:tcPr>
+            <w:tcW w:type="dxa" w:w="6264"/>
+            <w:tcMar>
+              <w:top w:w="90" w:type="dxa"/>
+              <w:start w:w="120" w:type="dxa"/>
+              <w:bottom w:w="90" w:type="dxa"/>
+              <w:end w:w="120" w:type="dxa"/>
+            </w:tcMar>
+            <w:vAlign w:val="top"/>
+          </w:tcPr>
+          <w:p>
+            <w:r>
+              <w:t>Confirme se o veículo está vinculado ao proprietário correto.</w:t>
+            </w:r>
+          </w:p>
+        </w:tc>
+      </w:tr>
+      <w:tr>
+        <w:tc>
+          <w:tcPr>
+            <w:tcW w:type="dxa" w:w="3384"/>
+            <w:tcMar>
+              <w:top w:w="90" w:type="dxa"/>
+              <w:start w:w="120" w:type="dxa"/>
+              <w:bottom w:w="90" w:type="dxa"/>
+              <w:end w:w="120" w:type="dxa"/>
+            </w:tcMar>
+            <w:vAlign w:val="top"/>
+            <w:shd w:fill="EAF4FD"/>
+          </w:tcPr>
+          <w:p>
+            <w:r>
+              <w:rPr>
+                <w:b/>
+              </w:rPr>
+              <w:t>O repasse parece errado.</w:t>
+            </w:r>
+          </w:p>
+        </w:tc>
+        <w:tc>
+          <w:tcPr>
+            <w:tcW w:type="dxa" w:w="6264"/>
+            <w:tcMar>
+              <w:top w:w="90" w:type="dxa"/>
+              <w:start w:w="120" w:type="dxa"/>
+              <w:bottom w:w="90" w:type="dxa"/>
+              <w:end w:w="120" w:type="dxa"/>
+            </w:tcMar>
+            <w:vAlign w:val="top"/>
+          </w:tcPr>
+          <w:p>
+            <w:r>
+              <w:t>Revise Proprietários &gt; Valores e veículos, percentuais e vigência.</w:t>
+            </w:r>
+          </w:p>
+        </w:tc>
+      </w:tr>
+      <w:tr>
+        <w:tc>
+          <w:tcPr>
+            <w:tcW w:type="dxa" w:w="3384"/>
+            <w:tcMar>
+              <w:top w:w="90" w:type="dxa"/>
+              <w:start w:w="120" w:type="dxa"/>
+              <w:bottom w:w="90" w:type="dxa"/>
+              <w:end w:w="120" w:type="dxa"/>
+            </w:tcMar>
+            <w:vAlign w:val="top"/>
+            <w:shd w:fill="EAF4FD"/>
+          </w:tcPr>
+          <w:p>
+            <w:r>
+              <w:rPr>
+                <w:b/>
+              </w:rPr>
+              <w:t>A KM parece incorreta.</w:t>
+            </w:r>
+          </w:p>
+        </w:tc>
+        <w:tc>
+          <w:tcPr>
+            <w:tcW w:type="dxa" w:w="6264"/>
+            <w:tcMar>
+              <w:top w:w="90" w:type="dxa"/>
+              <w:start w:w="120" w:type="dxa"/>
+              <w:bottom w:w="90" w:type="dxa"/>
+              <w:end w:w="120" w:type="dxa"/>
+            </w:tcMar>
+            <w:vAlign w:val="top"/>
+          </w:tcPr>
+          <w:p>
+            <w:r>
+              <w:t>Abra Conferir KM e compare o valor com a foto do painel.</w:t>
+            </w:r>
+          </w:p>
+        </w:tc>
+      </w:tr>
+      <w:tr>
+        <w:tc>
+          <w:tcPr>
+            <w:tcW w:type="dxa" w:w="3384"/>
+            <w:tcMar>
+              <w:top w:w="90" w:type="dxa"/>
+              <w:start w:w="120" w:type="dxa"/>
+              <w:bottom w:w="90" w:type="dxa"/>
+              <w:end w:w="120" w:type="dxa"/>
+            </w:tcMar>
+            <w:vAlign w:val="top"/>
+            <w:shd w:fill="EAF4FD"/>
+          </w:tcPr>
+          <w:p>
+            <w:r>
+              <w:rPr>
+                <w:b/>
+              </w:rPr>
+              <w:t>O comprovante não aparece.</w:t>
+            </w:r>
+          </w:p>
+        </w:tc>
+        <w:tc>
+          <w:tcPr>
+            <w:tcW w:type="dxa" w:w="6264"/>
+            <w:tcMar>
+              <w:top w:w="90" w:type="dxa"/>
+              <w:start w:w="120" w:type="dxa"/>
+              <w:bottom w:w="90" w:type="dxa"/>
+              <w:end w:w="120" w:type="dxa"/>
+            </w:tcMar>
+            <w:vAlign w:val="top"/>
+          </w:tcPr>
+          <w:p>
+            <w:r>
+              <w:t>Confirme se o motorista usou o link daquela cobrança.</w:t>
+            </w:r>
+          </w:p>
+        </w:tc>
+      </w:tr>
+      <w:tr>
+        <w:tc>
+          <w:tcPr>
+            <w:tcW w:type="dxa" w:w="3384"/>
+            <w:tcMar>
+              <w:top w:w="90" w:type="dxa"/>
+              <w:start w:w="120" w:type="dxa"/>
+              <w:bottom w:w="90" w:type="dxa"/>
+              <w:end w:w="120" w:type="dxa"/>
+            </w:tcMar>
+            <w:vAlign w:val="top"/>
+            <w:shd w:fill="EAF4FD"/>
+          </w:tcPr>
+          <w:p>
+            <w:r>
+              <w:rPr>
+                <w:b/>
+              </w:rPr>
+              <w:t>A cobrança foi paga por engano.</w:t>
+            </w:r>
+          </w:p>
+        </w:tc>
+        <w:tc>
+          <w:tcPr>
+            <w:tcW w:type="dxa" w:w="6264"/>
+            <w:tcMar>
+              <w:top w:w="90" w:type="dxa"/>
+              <w:start w:w="120" w:type="dxa"/>
+              <w:bottom w:w="90" w:type="dxa"/>
+              <w:end w:w="120" w:type="dxa"/>
+            </w:tcMar>
+            <w:vAlign w:val="top"/>
+          </w:tcPr>
+          <w:p>
+            <w:r>
+              <w:t>Use Reabrir cobrança.</w:t>
+            </w:r>
+          </w:p>
+        </w:tc>
+      </w:tr>
+      <w:tr>
+        <w:tc>
+          <w:tcPr>
+            <w:tcW w:type="dxa" w:w="3384"/>
+            <w:tcMar>
+              <w:top w:w="90" w:type="dxa"/>
+              <w:start w:w="120" w:type="dxa"/>
+              <w:bottom w:w="90" w:type="dxa"/>
+              <w:end w:w="120" w:type="dxa"/>
+            </w:tcMar>
+            <w:vAlign w:val="top"/>
+            <w:shd w:fill="EAF4FD"/>
+          </w:tcPr>
+          <w:p>
+            <w:r>
+              <w:rPr>
+                <w:b/>
+              </w:rPr>
+              <w:t>A automação não enviou.</w:t>
+            </w:r>
+          </w:p>
+        </w:tc>
+        <w:tc>
+          <w:tcPr>
+            <w:tcW w:type="dxa" w:w="6264"/>
+            <w:tcMar>
+              <w:top w:w="90" w:type="dxa"/>
+              <w:start w:w="120" w:type="dxa"/>
+              <w:bottom w:w="90" w:type="dxa"/>
+              <w:end w:w="120" w:type="dxa"/>
+            </w:tcMar>
+            <w:vAlign w:val="top"/>
+          </w:tcPr>
+          <w:p>
+            <w:r>
+              <w:t>Confira Configurações &gt; Automações, integração WhatsApp e template.</w:t>
+            </w:r>
+          </w:p>
+        </w:tc>
+      </w:tr>
+      <w:tr>
+        <w:tc>
+          <w:tcPr>
+            <w:tcW w:type="dxa" w:w="3384"/>
+            <w:tcMar>
+              <w:top w:w="90" w:type="dxa"/>
+              <w:start w:w="120" w:type="dxa"/>
+              <w:bottom w:w="90" w:type="dxa"/>
+              <w:end w:w="120" w:type="dxa"/>
+            </w:tcMar>
+            <w:vAlign w:val="top"/>
+            <w:shd w:fill="EAF4FD"/>
+          </w:tcPr>
+          <w:p>
+            <w:r>
+              <w:rPr>
+                <w:b/>
+              </w:rPr>
+              <w:t>WhatsApp não envia.</w:t>
+            </w:r>
+          </w:p>
+        </w:tc>
+        <w:tc>
+          <w:tcPr>
+            <w:tcW w:type="dxa" w:w="6264"/>
+            <w:tcMar>
+              <w:top w:w="90" w:type="dxa"/>
+              <w:start w:w="120" w:type="dxa"/>
+              <w:bottom w:w="90" w:type="dxa"/>
+              <w:end w:w="120" w:type="dxa"/>
+            </w:tcMar>
+            <w:vAlign w:val="top"/>
+          </w:tcPr>
+          <w:p>
+            <w:r>
+              <w:t>Verifique conexão da integração, template aprovado e parâmetros.</w:t>
+            </w:r>
+          </w:p>
+        </w:tc>
+      </w:tr>
+      <w:tr>
+        <w:tc>
+          <w:tcPr>
+            <w:tcW w:type="dxa" w:w="3384"/>
+            <w:tcMar>
+              <w:top w:w="90" w:type="dxa"/>
+              <w:start w:w="120" w:type="dxa"/>
+              <w:bottom w:w="90" w:type="dxa"/>
+              <w:end w:w="120" w:type="dxa"/>
+            </w:tcMar>
+            <w:vAlign w:val="top"/>
+            <w:shd w:fill="EAF4FD"/>
+          </w:tcPr>
+          <w:p>
+            <w:r>
+              <w:rPr>
+                <w:b/>
+              </w:rPr>
+              <w:t>A personalização não apareceu.</w:t>
+            </w:r>
+          </w:p>
+        </w:tc>
+        <w:tc>
+          <w:tcPr>
+            <w:tcW w:type="dxa" w:w="6264"/>
+            <w:tcMar>
+              <w:top w:w="90" w:type="dxa"/>
+              <w:start w:w="120" w:type="dxa"/>
+              <w:bottom w:w="90" w:type="dxa"/>
+              <w:end w:w="120" w:type="dxa"/>
+            </w:tcMar>
+            <w:vAlign w:val="top"/>
+          </w:tcPr>
+          <w:p>
+            <w:r>
+              <w:t>Revise Dados da locadora, salve e atualize a página.</w:t>
+            </w:r>
+          </w:p>
+        </w:tc>
+      </w:tr>
+      <w:tr>
+        <w:tc>
+          <w:tcPr>
+            <w:tcW w:type="dxa" w:w="3384"/>
+            <w:tcMar>
+              <w:top w:w="90" w:type="dxa"/>
+              <w:start w:w="120" w:type="dxa"/>
+              <w:bottom w:w="90" w:type="dxa"/>
+              <w:end w:w="120" w:type="dxa"/>
+            </w:tcMar>
+            <w:vAlign w:val="top"/>
+            <w:shd w:fill="EAF4FD"/>
+          </w:tcPr>
+          <w:p>
+            <w:r>
+              <w:rPr>
+                <w:b/>
+              </w:rPr>
+              <w:t>A IA pode reprovar vistoria?</w:t>
+            </w:r>
+          </w:p>
+        </w:tc>
+        <w:tc>
+          <w:tcPr>
+            <w:tcW w:type="dxa" w:w="6264"/>
+            <w:tcMar>
+              <w:top w:w="90" w:type="dxa"/>
+              <w:start w:w="120" w:type="dxa"/>
+              <w:bottom w:w="90" w:type="dxa"/>
+              <w:end w:w="120" w:type="dxa"/>
+            </w:tcMar>
+            <w:vAlign w:val="top"/>
+          </w:tcPr>
+          <w:p>
+            <w:r>
+              <w:t>Não. A análise é assistiva e a decisão final é da locadora.</w:t>
+            </w:r>
+          </w:p>
+        </w:tc>
+      </w:tr>
+      <w:tr>
+        <w:tc>
+          <w:tcPr>
+            <w:tcW w:type="dxa" w:w="3384"/>
+            <w:tcMar>
+              <w:top w:w="90" w:type="dxa"/>
+              <w:start w:w="120" w:type="dxa"/>
+              <w:bottom w:w="90" w:type="dxa"/>
+              <w:end w:w="120" w:type="dxa"/>
+            </w:tcMar>
+            <w:vAlign w:val="top"/>
+            <w:shd w:fill="EAF4FD"/>
+          </w:tcPr>
+          <w:p>
+            <w:r>
+              <w:rPr>
+                <w:b/>
+              </w:rPr>
+              <w:t>Onde abrir suporte?</w:t>
+            </w:r>
+          </w:p>
+        </w:tc>
+        <w:tc>
+          <w:tcPr>
+            <w:tcW w:type="dxa" w:w="6264"/>
+            <w:tcMar>
+              <w:top w:w="90" w:type="dxa"/>
+              <w:start w:w="120" w:type="dxa"/>
+              <w:bottom w:w="90" w:type="dxa"/>
+              <w:end w:w="120" w:type="dxa"/>
+            </w:tcMar>
+            <w:vAlign w:val="top"/>
+          </w:tcPr>
+          <w:p>
+            <w:r>
+              <w:t>Ajuda e Suporte &gt; Suporte.</w:t>
+            </w:r>
+          </w:p>
+        </w:tc>
+      </w:tr>
+    </w:tbl>
+    <w:p>
+      <w:pPr>
+        <w:pStyle w:val="Heading1"/>
+      </w:pPr>
+      <w:r>
+        <w:t>18. Rotina recomendada</w:t>
+      </w:r>
+    </w:p>
+    <w:p>
+      <w:pPr>
+        <w:pStyle w:val="Heading2"/>
+      </w:pPr>
+      <w:r>
+        <w:t>Todos os dias</w:t>
+      </w:r>
+    </w:p>
+    <w:p>
+      <w:pPr>
+        <w:pStyle w:val="ListBullet"/>
+      </w:pPr>
+      <w:r>
+        <w:t>Revise alertas e pendências.</w:t>
+      </w:r>
+    </w:p>
+    <w:p>
+      <w:pPr>
+        <w:pStyle w:val="ListBullet"/>
+      </w:pPr>
+      <w:r>
+        <w:t>Confira integrações e automações ativas.</w:t>
+      </w:r>
+    </w:p>
+    <w:p>
+      <w:pPr>
+        <w:pStyle w:val="ListBullet"/>
+      </w:pPr>
+      <w:r>
+        <w:t>Acompanhe cobranças, KM, vistorias e manutenções que exigem ação.</w:t>
+      </w:r>
+    </w:p>
+    <w:p>
+      <w:pPr>
+        <w:pStyle w:val="Heading2"/>
+      </w:pPr>
+      <w:r>
+        <w:t>Toda semana</w:t>
+      </w:r>
+    </w:p>
+    <w:p>
+      <w:pPr>
+        <w:pStyle w:val="ListBullet"/>
+      </w:pPr>
+      <w:r>
+        <w:t>Revise cobranças e pagamentos.</w:t>
+      </w:r>
+    </w:p>
+    <w:p>
+      <w:pPr>
+        <w:pStyle w:val="ListBullet"/>
+      </w:pPr>
+      <w:r>
+        <w:t>Confira leituras de KM e possíveis excedentes.</w:t>
+      </w:r>
+    </w:p>
+    <w:p>
+      <w:pPr>
+        <w:pStyle w:val="ListBullet"/>
+      </w:pPr>
+      <w:r>
+        <w:t>Acompanhe vistorias, manutenções e documentos pendentes.</w:t>
+      </w:r>
+    </w:p>
+    <w:p>
+      <w:pPr>
+        <w:pStyle w:val="Heading2"/>
+      </w:pPr>
+      <w:r>
+        <w:t>Todo mês</w:t>
+      </w:r>
+    </w:p>
+    <w:p>
+      <w:pPr>
+        <w:pStyle w:val="ListBullet"/>
+      </w:pPr>
+      <w:r>
+        <w:t>Revise contratos ativos e encerrados.</w:t>
+      </w:r>
+    </w:p>
+    <w:p>
+      <w:pPr>
+        <w:pStyle w:val="ListBullet"/>
+      </w:pPr>
+      <w:r>
+        <w:t>Confira regras financeiras e vínculos.</w:t>
+      </w:r>
+    </w:p>
+    <w:p>
+      <w:pPr>
+        <w:pStyle w:val="ListBullet"/>
+      </w:pPr>
+      <w:r>
+        <w:t>Acompanhe indicadores da locadora e dos proprietários.</w:t>
+      </w:r>
+    </w:p>
+    <w:p>
+      <w:pPr>
+        <w:pStyle w:val="Heading1"/>
+      </w:pPr>
+      <w:r>
+        <w:t>19. Resumo: onde fazer</w:t>
+      </w:r>
+    </w:p>
+    <w:tbl>
+      <w:tblPr>
+        <w:tblW w:type="auto" w:w="0"/>
+        <w:jc w:val="center"/>
+        <w:tblLayout w:type="fixed"/>
+        <w:tblLook w:firstColumn="1" w:firstRow="1" w:lastColumn="0" w:lastRow="0" w:noHBand="0" w:noVBand="1" w:val="04A0"/>
+      </w:tblPr>
+      <w:tblGrid>
+        <w:gridCol w:w="3384"/>
+        <w:gridCol w:w="6264"/>
+      </w:tblGrid>
+      <w:tr>
+        <w:tc>
+          <w:tcPr>
+            <w:tcW w:type="dxa" w:w="4997"/>
+            <w:shd w:fill="0B3A75"/>
+            <w:tcMar>
+              <w:top w:w="90" w:type="dxa"/>
+              <w:start w:w="120" w:type="dxa"/>
+              <w:bottom w:w="90" w:type="dxa"/>
+              <w:end w:w="120" w:type="dxa"/>
+            </w:tcMar>
+          </w:tcPr>
+          <w:p>
+            <w:r>
+              <w:rPr>
+                <w:b/>
+                <w:color w:val="FFFFFF"/>
+              </w:rPr>
+              <w:t>Dúvida</w:t>
+            </w:r>
+          </w:p>
+        </w:tc>
+        <w:tc>
+          <w:tcPr>
+            <w:tcW w:type="dxa" w:w="4997"/>
+            <w:shd w:fill="0B3A75"/>
+            <w:tcMar>
+              <w:top w:w="90" w:type="dxa"/>
+              <w:start w:w="120" w:type="dxa"/>
+              <w:bottom w:w="90" w:type="dxa"/>
+              <w:end w:w="120" w:type="dxa"/>
+            </w:tcMar>
+          </w:tcPr>
+          <w:p>
+            <w:r>
+              <w:rPr>
+                <w:b/>
+                <w:color w:val="FFFFFF"/>
+              </w:rPr>
+              <w:t>Resposta rápida</w:t>
+            </w:r>
+          </w:p>
+        </w:tc>
+      </w:tr>
+      <w:tr>
+        <w:tc>
+          <w:tcPr>
+            <w:tcW w:type="dxa" w:w="3384"/>
+            <w:tcMar>
+              <w:top w:w="90" w:type="dxa"/>
+              <w:start w:w="120" w:type="dxa"/>
+              <w:bottom w:w="90" w:type="dxa"/>
+              <w:end w:w="120" w:type="dxa"/>
+            </w:tcMar>
+            <w:vAlign w:val="top"/>
+            <w:shd w:fill="EAF4FD"/>
+          </w:tcPr>
+          <w:p>
+            <w:r>
+              <w:rPr>
+                <w:b/>
+              </w:rPr>
               <w:t>Cadastrar motorista</w:t>
             </w:r>
           </w:p>
         </w:tc>
         <w:tc>
           <w:tcPr>
-            <w:tcW w:type="dxa" w:w="5040"/>
-            <w:vAlign w:val="center"/>
+            <w:tcW w:type="dxa" w:w="6264"/>
+            <w:tcMar>
+              <w:top w:w="90" w:type="dxa"/>
+              <w:start w:w="120" w:type="dxa"/>
+              <w:bottom w:w="90" w:type="dxa"/>
+              <w:end w:w="120" w:type="dxa"/>
+            </w:tcMar>
+            <w:vAlign w:val="top"/>
           </w:tcPr>
           <w:p>
             <w:r>
@@ -1023,19 +5140,35 @@
       <w:tr>
         <w:tc>
           <w:tcPr>
-            <w:tcW w:type="dxa" w:w="5040"/>
-            <w:vAlign w:val="center"/>
+            <w:tcW w:type="dxa" w:w="3384"/>
+            <w:tcMar>
+              <w:top w:w="90" w:type="dxa"/>
+              <w:start w:w="120" w:type="dxa"/>
+              <w:bottom w:w="90" w:type="dxa"/>
+              <w:end w:w="120" w:type="dxa"/>
+            </w:tcMar>
+            <w:vAlign w:val="top"/>
+            <w:shd w:fill="EAF4FD"/>
           </w:tcPr>
           <w:p>
             <w:r>
+              <w:rPr>
+                <w:b/>
+              </w:rPr>
               <w:t>Cadastrar veículo</w:t>
             </w:r>
           </w:p>
         </w:tc>
         <w:tc>
           <w:tcPr>
-            <w:tcW w:type="dxa" w:w="5040"/>
-            <w:vAlign w:val="center"/>
+            <w:tcW w:type="dxa" w:w="6264"/>
+            <w:tcMar>
+              <w:top w:w="90" w:type="dxa"/>
+              <w:start w:w="120" w:type="dxa"/>
+              <w:bottom w:w="90" w:type="dxa"/>
+              <w:end w:w="120" w:type="dxa"/>
+            </w:tcMar>
+            <w:vAlign w:val="top"/>
           </w:tcPr>
           <w:p>
             <w:r>
@@ -1047,19 +5180,35 @@
       <w:tr>
         <w:tc>
           <w:tcPr>
-            <w:tcW w:type="dxa" w:w="5040"/>
-            <w:vAlign w:val="center"/>
+            <w:tcW w:type="dxa" w:w="3384"/>
+            <w:tcMar>
+              <w:top w:w="90" w:type="dxa"/>
+              <w:start w:w="120" w:type="dxa"/>
+              <w:bottom w:w="90" w:type="dxa"/>
+              <w:end w:w="120" w:type="dxa"/>
+            </w:tcMar>
+            <w:vAlign w:val="top"/>
+            <w:shd w:fill="EAF4FD"/>
           </w:tcPr>
           <w:p>
             <w:r>
+              <w:rPr>
+                <w:b/>
+              </w:rPr>
               <w:t>Cadastrar proprietário</w:t>
             </w:r>
           </w:p>
         </w:tc>
         <w:tc>
           <w:tcPr>
-            <w:tcW w:type="dxa" w:w="5040"/>
-            <w:vAlign w:val="center"/>
+            <w:tcW w:type="dxa" w:w="6264"/>
+            <w:tcMar>
+              <w:top w:w="90" w:type="dxa"/>
+              <w:start w:w="120" w:type="dxa"/>
+              <w:bottom w:w="90" w:type="dxa"/>
+              <w:end w:w="120" w:type="dxa"/>
+            </w:tcMar>
+            <w:vAlign w:val="top"/>
           </w:tcPr>
           <w:p>
             <w:r>
@@ -1071,19 +5220,75 @@
       <w:tr>
         <w:tc>
           <w:tcPr>
-            <w:tcW w:type="dxa" w:w="5040"/>
-            <w:vAlign w:val="center"/>
+            <w:tcW w:type="dxa" w:w="3384"/>
+            <w:tcMar>
+              <w:top w:w="90" w:type="dxa"/>
+              <w:start w:w="120" w:type="dxa"/>
+              <w:bottom w:w="90" w:type="dxa"/>
+              <w:end w:w="120" w:type="dxa"/>
+            </w:tcMar>
+            <w:vAlign w:val="top"/>
+            <w:shd w:fill="EAF4FD"/>
           </w:tcPr>
           <w:p>
             <w:r>
+              <w:rPr>
+                <w:b/>
+              </w:rPr>
+              <w:t>Criar acesso do proprietário</w:t>
+            </w:r>
+          </w:p>
+        </w:tc>
+        <w:tc>
+          <w:tcPr>
+            <w:tcW w:type="dxa" w:w="6264"/>
+            <w:tcMar>
+              <w:top w:w="90" w:type="dxa"/>
+              <w:start w:w="120" w:type="dxa"/>
+              <w:bottom w:w="90" w:type="dxa"/>
+              <w:end w:w="120" w:type="dxa"/>
+            </w:tcMar>
+            <w:vAlign w:val="top"/>
+          </w:tcPr>
+          <w:p>
+            <w:r>
+              <w:t>Proprietários &gt; Acesso ao portal</w:t>
+            </w:r>
+          </w:p>
+        </w:tc>
+      </w:tr>
+      <w:tr>
+        <w:tc>
+          <w:tcPr>
+            <w:tcW w:type="dxa" w:w="3384"/>
+            <w:tcMar>
+              <w:top w:w="90" w:type="dxa"/>
+              <w:start w:w="120" w:type="dxa"/>
+              <w:bottom w:w="90" w:type="dxa"/>
+              <w:end w:w="120" w:type="dxa"/>
+            </w:tcMar>
+            <w:vAlign w:val="top"/>
+            <w:shd w:fill="EAF4FD"/>
+          </w:tcPr>
+          <w:p>
+            <w:r>
+              <w:rPr>
+                <w:b/>
+              </w:rPr>
               <w:t>Criar contrato</w:t>
             </w:r>
           </w:p>
         </w:tc>
         <w:tc>
           <w:tcPr>
-            <w:tcW w:type="dxa" w:w="5040"/>
-            <w:vAlign w:val="center"/>
+            <w:tcW w:type="dxa" w:w="6264"/>
+            <w:tcMar>
+              <w:top w:w="90" w:type="dxa"/>
+              <w:start w:w="120" w:type="dxa"/>
+              <w:bottom w:w="90" w:type="dxa"/>
+              <w:end w:w="120" w:type="dxa"/>
+            </w:tcMar>
+            <w:vAlign w:val="top"/>
           </w:tcPr>
           <w:p>
             <w:r>
@@ -1095,19 +5300,35 @@
       <w:tr>
         <w:tc>
           <w:tcPr>
-            <w:tcW w:type="dxa" w:w="5040"/>
-            <w:vAlign w:val="center"/>
+            <w:tcW w:type="dxa" w:w="3384"/>
+            <w:tcMar>
+              <w:top w:w="90" w:type="dxa"/>
+              <w:start w:w="120" w:type="dxa"/>
+              <w:bottom w:w="90" w:type="dxa"/>
+              <w:end w:w="120" w:type="dxa"/>
+            </w:tcMar>
+            <w:vAlign w:val="top"/>
+            <w:shd w:fill="EAF4FD"/>
           </w:tcPr>
           <w:p>
             <w:r>
+              <w:rPr>
+                <w:b/>
+              </w:rPr>
               <w:t>Dar baixa em cobrança</w:t>
             </w:r>
           </w:p>
         </w:tc>
         <w:tc>
           <w:tcPr>
-            <w:tcW w:type="dxa" w:w="5040"/>
-            <w:vAlign w:val="center"/>
+            <w:tcW w:type="dxa" w:w="6264"/>
+            <w:tcMar>
+              <w:top w:w="90" w:type="dxa"/>
+              <w:start w:w="120" w:type="dxa"/>
+              <w:bottom w:w="90" w:type="dxa"/>
+              <w:end w:w="120" w:type="dxa"/>
+            </w:tcMar>
+            <w:vAlign w:val="top"/>
           </w:tcPr>
           <w:p>
             <w:r>
@@ -1119,23 +5340,39 @@
       <w:tr>
         <w:tc>
           <w:tcPr>
-            <w:tcW w:type="dxa" w:w="5040"/>
-            <w:vAlign w:val="center"/>
+            <w:tcW w:type="dxa" w:w="3384"/>
+            <w:tcMar>
+              <w:top w:w="90" w:type="dxa"/>
+              <w:start w:w="120" w:type="dxa"/>
+              <w:bottom w:w="90" w:type="dxa"/>
+              <w:end w:w="120" w:type="dxa"/>
+            </w:tcMar>
+            <w:vAlign w:val="top"/>
+            <w:shd w:fill="EAF4FD"/>
           </w:tcPr>
           <w:p>
             <w:r>
+              <w:rPr>
+                <w:b/>
+              </w:rPr>
               <w:t>Conferir KM</w:t>
             </w:r>
           </w:p>
         </w:tc>
         <w:tc>
           <w:tcPr>
-            <w:tcW w:type="dxa" w:w="5040"/>
-            <w:vAlign w:val="center"/>
+            <w:tcW w:type="dxa" w:w="6264"/>
+            <w:tcMar>
+              <w:top w:w="90" w:type="dxa"/>
+              <w:start w:w="120" w:type="dxa"/>
+              <w:bottom w:w="90" w:type="dxa"/>
+              <w:end w:w="120" w:type="dxa"/>
+            </w:tcMar>
+            <w:vAlign w:val="top"/>
           </w:tcPr>
           <w:p>
             <w:r>
-              <w:t>Quilometragens / Conferir KM</w:t>
+              <w:t>Quilometragens &gt; Conferir KM</w:t>
             </w:r>
           </w:p>
         </w:tc>
@@ -1143,19 +5380,35 @@
       <w:tr>
         <w:tc>
           <w:tcPr>
-            <w:tcW w:type="dxa" w:w="5040"/>
-            <w:vAlign w:val="center"/>
+            <w:tcW w:type="dxa" w:w="3384"/>
+            <w:tcMar>
+              <w:top w:w="90" w:type="dxa"/>
+              <w:start w:w="120" w:type="dxa"/>
+              <w:bottom w:w="90" w:type="dxa"/>
+              <w:end w:w="120" w:type="dxa"/>
+            </w:tcMar>
+            <w:vAlign w:val="top"/>
+            <w:shd w:fill="EAF4FD"/>
           </w:tcPr>
           <w:p>
             <w:r>
+              <w:rPr>
+                <w:b/>
+              </w:rPr>
               <w:t>Analisar vistoria</w:t>
             </w:r>
           </w:p>
         </w:tc>
         <w:tc>
           <w:tcPr>
-            <w:tcW w:type="dxa" w:w="5040"/>
-            <w:vAlign w:val="center"/>
+            <w:tcW w:type="dxa" w:w="6264"/>
+            <w:tcMar>
+              <w:top w:w="90" w:type="dxa"/>
+              <w:start w:w="120" w:type="dxa"/>
+              <w:bottom w:w="90" w:type="dxa"/>
+              <w:end w:w="120" w:type="dxa"/>
+            </w:tcMar>
+            <w:vAlign w:val="top"/>
           </w:tcPr>
           <w:p>
             <w:r>
@@ -1167,19 +5420,35 @@
       <w:tr>
         <w:tc>
           <w:tcPr>
-            <w:tcW w:type="dxa" w:w="5040"/>
-            <w:vAlign w:val="center"/>
+            <w:tcW w:type="dxa" w:w="3384"/>
+            <w:tcMar>
+              <w:top w:w="90" w:type="dxa"/>
+              <w:start w:w="120" w:type="dxa"/>
+              <w:bottom w:w="90" w:type="dxa"/>
+              <w:end w:w="120" w:type="dxa"/>
+            </w:tcMar>
+            <w:vAlign w:val="top"/>
+            <w:shd w:fill="EAF4FD"/>
           </w:tcPr>
           <w:p>
             <w:r>
+              <w:rPr>
+                <w:b/>
+              </w:rPr>
               <w:t>Cadastrar manutenção</w:t>
             </w:r>
           </w:p>
         </w:tc>
         <w:tc>
           <w:tcPr>
-            <w:tcW w:type="dxa" w:w="5040"/>
-            <w:vAlign w:val="center"/>
+            <w:tcW w:type="dxa" w:w="6264"/>
+            <w:tcMar>
+              <w:top w:w="90" w:type="dxa"/>
+              <w:start w:w="120" w:type="dxa"/>
+              <w:bottom w:w="90" w:type="dxa"/>
+              <w:end w:w="120" w:type="dxa"/>
+            </w:tcMar>
+            <w:vAlign w:val="top"/>
           </w:tcPr>
           <w:p>
             <w:r>
@@ -1191,23 +5460,39 @@
       <w:tr>
         <w:tc>
           <w:tcPr>
-            <w:tcW w:type="dxa" w:w="5040"/>
-            <w:vAlign w:val="center"/>
+            <w:tcW w:type="dxa" w:w="3384"/>
+            <w:tcMar>
+              <w:top w:w="90" w:type="dxa"/>
+              <w:start w:w="120" w:type="dxa"/>
+              <w:bottom w:w="90" w:type="dxa"/>
+              <w:end w:w="120" w:type="dxa"/>
+            </w:tcMar>
+            <w:vAlign w:val="top"/>
+            <w:shd w:fill="EAF4FD"/>
           </w:tcPr>
           <w:p>
             <w:r>
-              <w:t>Consultar CRLV-e do motorista</w:t>
+              <w:rPr>
+                <w:b/>
+              </w:rPr>
+              <w:t>Alterar fuso horário</w:t>
             </w:r>
           </w:p>
         </w:tc>
         <w:tc>
           <w:tcPr>
-            <w:tcW w:type="dxa" w:w="5040"/>
-            <w:vAlign w:val="center"/>
+            <w:tcW w:type="dxa" w:w="6264"/>
+            <w:tcMar>
+              <w:top w:w="90" w:type="dxa"/>
+              <w:start w:w="120" w:type="dxa"/>
+              <w:bottom w:w="90" w:type="dxa"/>
+              <w:end w:w="120" w:type="dxa"/>
+            </w:tcMar>
+            <w:vAlign w:val="top"/>
           </w:tcPr>
           <w:p>
             <w:r>
-              <w:t>Portal do Motorista</w:t>
+              <w:t>Configurações &gt; Dados da locadora</w:t>
             </w:r>
           </w:p>
         </w:tc>
@@ -1215,23 +5500,39 @@
       <w:tr>
         <w:tc>
           <w:tcPr>
-            <w:tcW w:type="dxa" w:w="5040"/>
-            <w:vAlign w:val="center"/>
+            <w:tcW w:type="dxa" w:w="3384"/>
+            <w:tcMar>
+              <w:top w:w="90" w:type="dxa"/>
+              <w:start w:w="120" w:type="dxa"/>
+              <w:bottom w:w="90" w:type="dxa"/>
+              <w:end w:w="120" w:type="dxa"/>
+            </w:tcMar>
+            <w:vAlign w:val="top"/>
+            <w:shd w:fill="EAF4FD"/>
           </w:tcPr>
           <w:p>
             <w:r>
-              <w:t>Alterar fuso horário</w:t>
+              <w:rPr>
+                <w:b/>
+              </w:rPr>
+              <w:t>Definir vistoria padrão</w:t>
             </w:r>
           </w:p>
         </w:tc>
         <w:tc>
           <w:tcPr>
-            <w:tcW w:type="dxa" w:w="5040"/>
-            <w:vAlign w:val="center"/>
+            <w:tcW w:type="dxa" w:w="6264"/>
+            <w:tcMar>
+              <w:top w:w="90" w:type="dxa"/>
+              <w:start w:w="120" w:type="dxa"/>
+              <w:bottom w:w="90" w:type="dxa"/>
+              <w:end w:w="120" w:type="dxa"/>
+            </w:tcMar>
+            <w:vAlign w:val="top"/>
           </w:tcPr>
           <w:p>
             <w:r>
-              <w:t>Configurações → Dados da locadora</w:t>
+              <w:t>Configurações &gt; Automações</w:t>
             </w:r>
           </w:p>
         </w:tc>
@@ -1239,47 +5540,79 @@
       <w:tr>
         <w:tc>
           <w:tcPr>
-            <w:tcW w:type="dxa" w:w="5040"/>
-            <w:vAlign w:val="center"/>
+            <w:tcW w:type="dxa" w:w="3384"/>
+            <w:tcMar>
+              <w:top w:w="90" w:type="dxa"/>
+              <w:start w:w="120" w:type="dxa"/>
+              <w:bottom w:w="90" w:type="dxa"/>
+              <w:end w:w="120" w:type="dxa"/>
+            </w:tcMar>
+            <w:vAlign w:val="top"/>
+            <w:shd w:fill="EAF4FD"/>
           </w:tcPr>
           <w:p>
             <w:r>
-              <w:t>Definir tipo de vistoria</w:t>
-            </w:r>
-          </w:p>
-        </w:tc>
-        <w:tc>
-          <w:tcPr>
-            <w:tcW w:type="dxa" w:w="5040"/>
-            <w:vAlign w:val="center"/>
-          </w:tcPr>
-          <w:p>
-            <w:r>
-              <w:t>Configurações → Automações</w:t>
-            </w:r>
-          </w:p>
-        </w:tc>
-      </w:tr>
-      <w:tr>
-        <w:tc>
-          <w:tcPr>
-            <w:tcW w:type="dxa" w:w="5040"/>
-            <w:vAlign w:val="center"/>
-          </w:tcPr>
-          <w:p>
-            <w:r>
+              <w:rPr>
+                <w:b/>
+              </w:rPr>
               <w:t>Abrir chamado</w:t>
             </w:r>
           </w:p>
         </w:tc>
         <w:tc>
           <w:tcPr>
-            <w:tcW w:type="dxa" w:w="5040"/>
-            <w:vAlign w:val="center"/>
+            <w:tcW w:type="dxa" w:w="6264"/>
+            <w:tcMar>
+              <w:top w:w="90" w:type="dxa"/>
+              <w:start w:w="120" w:type="dxa"/>
+              <w:bottom w:w="90" w:type="dxa"/>
+              <w:end w:w="120" w:type="dxa"/>
+            </w:tcMar>
+            <w:vAlign w:val="top"/>
           </w:tcPr>
           <w:p>
             <w:r>
-              <w:t>Ajuda e Suporte → Suporte</w:t>
+              <w:t>Ajuda e Suporte &gt; Suporte</w:t>
+            </w:r>
+          </w:p>
+        </w:tc>
+      </w:tr>
+    </w:tbl>
+    <w:tbl>
+      <w:tblPr>
+        <w:tblW w:type="auto" w:w="0"/>
+        <w:jc w:val="center"/>
+        <w:tblLayout w:type="fixed"/>
+        <w:tblLook w:firstColumn="1" w:firstRow="1" w:lastColumn="0" w:lastRow="0" w:noHBand="0" w:noVBand="1" w:val="04A0"/>
+      </w:tblPr>
+      <w:tblGrid>
+        <w:gridCol w:w="9720"/>
+      </w:tblGrid>
+      <w:tr>
+        <w:tc>
+          <w:tcPr>
+            <w:tcW w:type="dxa" w:w="9994"/>
+            <w:shd w:fill="EAF4FD"/>
+            <w:tcMar>
+              <w:top w:w="110" w:type="dxa"/>
+              <w:start w:w="150" w:type="dxa"/>
+              <w:bottom w:w="110" w:type="dxa"/>
+              <w:end w:w="150" w:type="dxa"/>
+            </w:tcMar>
+          </w:tcPr>
+          <w:p>
+            <w:pPr>
+              <w:spacing w:after="0"/>
+            </w:pPr>
+            <w:r>
+              <w:rPr>
+                <w:b/>
+                <w:color w:val="0B3A75"/>
+              </w:rPr>
+              <w:t xml:space="preserve">Frota Fácil: </w:t>
+            </w:r>
+            <w:r>
+              <w:t>Gestão inteligente para locadoras e frotas. O objetivo é reduzir solicitações repetitivas, organizar a operação e manter cada usuário com acesso somente às informações do seu papel.</w:t>
             </w:r>
           </w:p>
         </w:tc>
@@ -1287,21 +5620,14 @@
     </w:tbl>
     <w:p>
       <w:pPr>
-        <w:jc w:val="center"/>
-      </w:pPr>
-      <w:r>
-        <w:rPr>
-          <w:b/>
-        </w:rPr>
-        <w:br/>
-        <w:t>Frota Fácil - Gestão inteligente para locadoras e frotas</w:t>
-      </w:r>
+        <w:spacing w:after="0"/>
+      </w:pPr>
     </w:p>
     <w:sectPr>
       <w:headerReference w:type="default" r:id="rId9"/>
       <w:footerReference w:type="default" r:id="rId10"/>
       <w:pgSz w:w="12240" w:h="15840"/>
-      <w:pgMar w:top="936" w:right="1080" w:bottom="936" w:left="1080" w:header="720" w:footer="720" w:gutter="0"/>
+      <w:pgMar w:top="979" w:right="1123" w:bottom="979" w:left="1123" w:header="720" w:footer="720" w:gutter="0"/>
       <w:cols w:space="720"/>
       <w:docGrid w:linePitch="360"/>
     </w:sectPr>
@@ -1314,14 +5640,26 @@
   <w:p>
     <w:pPr>
       <w:pStyle w:val="Footer"/>
-      <w:jc w:val="center"/>
     </w:pPr>
     <w:r>
       <w:rPr>
+        <w:color w:val="536171"/>
+        <w:sz w:val="14"/>
+      </w:rPr>
+      <w:t>Atualizado em 02/09/2026  |  Gestão para a Locadora • Transparência para o Proprietário • Autonomia para o Motorista</w:t>
+    </w:r>
+  </w:p>
+  <w:p>
+    <w:pPr>
+      <w:jc w:val="right"/>
+    </w:pPr>
+    <w:r>
+      <w:rPr>
         <w:sz w:val="16"/>
       </w:rPr>
-      <w:t>Atualizado em 01/09/2026  |  Gestão para a Locadora • Transparência para o Proprietário • Autonomia para o Motorista</w:t>
+      <w:t xml:space="preserve">Página </w:t>
     </w:r>
+    <w:fldSimple w:instr="PAGE"/>
   </w:p>
 </w:ftr>
 </file>
@@ -1330,14 +5668,15 @@
 <w:hdr xmlns:m="http://schemas.openxmlformats.org/officeDocument/2006/math" xmlns:mc="http://schemas.openxmlformats.org/markup-compatibility/2006" xmlns:mo="http://schemas.microsoft.com/office/mac/office/2008/main" xmlns:mv="urn:schemas-microsoft-com:mac:vml" xmlns:o="urn:schemas-microsoft-com:office:office" xmlns:r="http://schemas.openxmlformats.org/officeDocument/2006/relationships" xmlns:v="urn:schemas-microsoft-com:vml" xmlns:w10="urn:schemas-microsoft-com:office:word" xmlns:w14="http://schemas.microsoft.com/office/word/2010/wordml" xmlns:w="http://schemas.openxmlformats.org/wordprocessingml/2006/main" xmlns:wne="http://schemas.microsoft.com/office/word/2006/wordml" xmlns:wp14="http://schemas.microsoft.com/office/word/2010/wordprocessingDrawing" xmlns:wp="http://schemas.openxmlformats.org/drawingml/2006/wordprocessingDrawing" xmlns:wpc="http://schemas.microsoft.com/office/word/2010/wordprocessingCanvas" xmlns:wpg="http://schemas.microsoft.com/office/word/2010/wordprocessingGroup" xmlns:wpi="http://schemas.microsoft.com/office/word/2010/wordprocessingInk" xmlns:wps="http://schemas.microsoft.com/office/word/2010/wordprocessingShape" mc:Ignorable="w14 wp14">
   <w:p>
     <w:pPr>
-      <w:pStyle w:val="Header"/>
       <w:jc w:val="right"/>
     </w:pPr>
     <w:r>
       <w:rPr>
-        <w:sz w:val="16"/>
-      </w:rPr>
-      <w:t>Frota Fácil - Manual do Usuário</w:t>
+        <w:b/>
+        <w:color w:val="0B3A75"/>
+        <w:sz w:val="15"/>
+      </w:rPr>
+      <w:t>FROTA FÁCIL  |  MANUAL DO USUÁRIO</w:t>
     </w:r>
   </w:p>
 </w:hdr>
@@ -1706,9 +6045,13 @@
     <w:name w:val="Normal"/>
     <w:qFormat/>
     <w:rsid w:val="00FC693F"/>
+    <w:pPr>
+      <w:spacing w:after="80" w:line="250" w:lineRule="auto"/>
+    </w:pPr>
     <w:rPr>
       <w:rFonts w:ascii="Aptos" w:hAnsi="Aptos"/>
-      <w:sz w:val="21"/>
+      <w:color w:val="263442"/>
+      <w:sz w:val="18"/>
     </w:rPr>
   </w:style>
   <w:style w:type="paragraph" w:styleId="Header">
@@ -1766,15 +6109,15 @@
     <w:pPr>
       <w:keepNext/>
       <w:keepLines/>
-      <w:spacing w:before="480" w:after="0"/>
+      <w:spacing w:before="220" w:after="80"/>
       <w:outlineLvl w:val="0"/>
     </w:pPr>
     <w:rPr>
       <w:rFonts w:asciiTheme="majorHAnsi" w:eastAsiaTheme="majorEastAsia" w:hAnsiTheme="majorHAnsi" w:cstheme="majorBidi" w:ascii="Aptos Display" w:hAnsi="Aptos Display"/>
       <w:b/>
       <w:bCs/>
-      <w:color w:val="365F91" w:themeColor="accent1" w:themeShade="BF"/>
-      <w:sz w:val="36"/>
+      <w:color w:val="0B3A75"/>
+      <w:sz w:val="34"/>
       <w:szCs w:val="28"/>
     </w:rPr>
   </w:style>
@@ -1790,15 +6133,15 @@
     <w:pPr>
       <w:keepNext/>
       <w:keepLines/>
-      <w:spacing w:before="200" w:after="0"/>
+      <w:spacing w:before="160" w:after="40"/>
       <w:outlineLvl w:val="1"/>
     </w:pPr>
     <w:rPr>
       <w:rFonts w:asciiTheme="majorHAnsi" w:eastAsiaTheme="majorEastAsia" w:hAnsiTheme="majorHAnsi" w:cstheme="majorBidi" w:ascii="Aptos Display" w:hAnsi="Aptos Display"/>
       <w:b/>
       <w:bCs/>
-      <w:color w:val="4F81BD" w:themeColor="accent1"/>
-      <w:sz w:val="28"/>
+      <w:color w:val="1683E2"/>
+      <w:sz w:val="24"/>
       <w:szCs w:val="26"/>
     </w:rPr>
   </w:style>
@@ -1814,15 +6157,15 @@
     <w:pPr>
       <w:keepNext/>
       <w:keepLines/>
-      <w:spacing w:before="200" w:after="0"/>
+      <w:spacing w:before="120" w:after="40"/>
       <w:outlineLvl w:val="2"/>
     </w:pPr>
     <w:rPr>
       <w:rFonts w:asciiTheme="majorHAnsi" w:eastAsiaTheme="majorEastAsia" w:hAnsiTheme="majorHAnsi" w:cstheme="majorBidi" w:ascii="Aptos Display" w:hAnsi="Aptos Display"/>
       <w:b/>
       <w:bCs/>
-      <w:color w:val="4F81BD" w:themeColor="accent1"/>
-      <w:sz w:val="23"/>
+      <w:color w:val="0B3A75"/>
+      <w:sz w:val="20"/>
     </w:rPr>
   </w:style>
   <w:style w:type="paragraph" w:styleId="Heading4">
@@ -2053,15 +6396,17 @@
     <w:qFormat/>
     <w:rsid w:val="00FC693F"/>
     <w:pPr>
+      <w:keepNext/>
       <w:pBdr>
         <w:bottom w:val="single" w:sz="8" w:space="4" w:color="4F81BD" w:themeColor="accent1"/>
       </w:pBdr>
-      <w:spacing w:after="300" w:line="240" w:lineRule="auto"/>
+      <w:spacing w:after="160" w:line="240" w:lineRule="auto" w:before="0"/>
       <w:contextualSpacing/>
     </w:pPr>
     <w:rPr>
       <w:rFonts w:asciiTheme="majorHAnsi" w:eastAsiaTheme="majorEastAsia" w:hAnsiTheme="majorHAnsi" w:cstheme="majorBidi" w:ascii="Aptos Display" w:hAnsi="Aptos Display"/>
-      <w:color w:val="17365D" w:themeColor="text2" w:themeShade="BF"/>
+      <w:b/>
+      <w:color w:val="0B3A75"/>
       <w:spacing w:val="5"/>
       <w:kern w:val="28"/>
       <w:sz w:val="52"/>
@@ -2092,15 +6437,18 @@
     <w:qFormat/>
     <w:rsid w:val="00FC693F"/>
     <w:pPr>
+      <w:keepNext/>
       <w:numPr>
         <w:ilvl w:val="1"/>
       </w:numPr>
+      <w:spacing w:before="0" w:after="160"/>
     </w:pPr>
     <w:rPr>
-      <w:rFonts w:asciiTheme="majorHAnsi" w:eastAsiaTheme="majorEastAsia" w:hAnsiTheme="majorHAnsi" w:cstheme="majorBidi"/>
+      <w:rFonts w:asciiTheme="majorHAnsi" w:eastAsiaTheme="majorEastAsia" w:hAnsiTheme="majorHAnsi" w:cstheme="majorBidi" w:ascii="Aptos Display" w:hAnsi="Aptos Display"/>
+      <w:b w:val="0"/>
       <w:i/>
       <w:iCs/>
-      <w:color w:val="4F81BD" w:themeColor="accent1"/>
+      <w:color w:val="536171"/>
       <w:spacing w:val="15"/>
       <w:sz w:val="24"/>
       <w:szCs w:val="24"/>
@@ -2238,8 +6586,14 @@
       <w:numPr>
         <w:numId w:val="1"/>
       </w:numPr>
+      <w:spacing w:after="20"/>
+      <w:ind w:left="317" w:hanging="259"/>
       <w:contextualSpacing/>
     </w:pPr>
+    <w:rPr>
+      <w:rFonts w:ascii="Aptos" w:hAnsi="Aptos"/>
+      <w:sz w:val="18"/>
+    </w:rPr>
   </w:style>
   <w:style w:type="paragraph" w:styleId="ListBullet2">
     <w:name w:val="List Bullet 2"/>
@@ -2277,8 +6631,14 @@
       <w:numPr>
         <w:numId w:val="5"/>
       </w:numPr>
+      <w:spacing w:after="20"/>
+      <w:ind w:left="317" w:hanging="259"/>
       <w:contextualSpacing/>
     </w:pPr>
+    <w:rPr>
+      <w:rFonts w:ascii="Aptos" w:hAnsi="Aptos"/>
+      <w:sz w:val="18"/>
+    </w:rPr>
   </w:style>
   <w:style w:type="paragraph" w:styleId="ListNumber2">
     <w:name w:val="List Number 2"/>
@@ -13394,15 +17754,15 @@
       </w:tcPr>
     </w:tblStylePr>
   </w:style>
-  <w:style w:type="paragraph" w:customStyle="1" w:styleId="Dica">
-    <w:name w:val="Dica"/>
+  <w:style w:type="paragraph" w:customStyle="1" w:styleId="Passo">
+    <w:name w:val="Passo"/>
     <w:pPr>
-      <w:spacing w:before="80" w:after="160"/>
-      <w:ind w:left="288"/>
+      <w:spacing w:after="40"/>
+      <w:ind w:left="317" w:hanging="317"/>
     </w:pPr>
     <w:rPr>
       <w:rFonts w:ascii="Aptos" w:hAnsi="Aptos"/>
-      <w:sz w:val="20"/>
+      <w:sz w:val="18"/>
     </w:rPr>
   </w:style>
 </w:styles>

--- a/static/Manual_Frota_Facil_Usuario.docx
+++ b/static/Manual_Frota_Facil_Usuario.docx
@@ -652,6 +652,51 @@
       </w:r>
       <w:r>
         <w:t>Ao terminar, use Sair, principalmente em computador compartilhado.</w:t>
+      </w:r>
+    </w:p>
+    <w:p>
+      <w:pPr>
+        <w:pStyle w:val="Heading2"/>
+      </w:pPr>
+      <w:r>
+        <w:t>Localizar uma função rapidamente</w:t>
+      </w:r>
+    </w:p>
+    <w:p>
+      <w:r>
+        <w:t>Quando não souber em qual opção do menu está uma função, use o campo Buscar função... no menu lateral. Digite uma palavra relacionada ao que deseja fazer e selecione o resultado correspondente.</w:t>
+      </w:r>
+    </w:p>
+    <w:p>
+      <w:pPr>
+        <w:pStyle w:val="ListBullet"/>
+      </w:pPr>
+      <w:r>
+        <w:t>Para cadastrar ou consultar uma manutenção, digite manutenção.</w:t>
+      </w:r>
+    </w:p>
+    <w:p>
+      <w:pPr>
+        <w:pStyle w:val="ListBullet"/>
+      </w:pPr>
+      <w:r>
+        <w:t>Para localizar cobranças, digite cobrança.</w:t>
+      </w:r>
+    </w:p>
+    <w:p>
+      <w:pPr>
+        <w:pStyle w:val="ListBullet"/>
+      </w:pPr>
+      <w:r>
+        <w:t>Para conferir quilometragem, digite KM ou quilometragem.</w:t>
+      </w:r>
+    </w:p>
+    <w:p>
+      <w:pPr>
+        <w:pStyle w:val="ListBullet"/>
+      </w:pPr>
+      <w:r>
+        <w:t>A busca ajuda a abrir a tela correta; depois siga as orientações exibidas no módulo ou consulte o Assistente.</w:t>
       </w:r>
     </w:p>
     <w:p>
@@ -3107,7 +3152,7 @@
         <w:t xml:space="preserve">1. </w:t>
       </w:r>
       <w:r>
-        <w:t>Abra Manutenções.</w:t>
+        <w:t>No campo Buscar função... do menu lateral, digite manutenção e abra Manutenções. Você também pode abrir o módulo diretamente pelo menu.</w:t>
       </w:r>
     </w:p>
     <w:p>
@@ -4445,6 +4490,46 @@
                 <w:color w:val="FFFFFF"/>
               </w:rPr>
               <w:t>Resposta rápida</w:t>
+            </w:r>
+          </w:p>
+        </w:tc>
+      </w:tr>
+      <w:tr>
+        <w:tc>
+          <w:tcPr>
+            <w:tcW w:type="dxa" w:w="3384"/>
+            <w:tcMar>
+              <w:top w:w="90" w:type="dxa"/>
+              <w:start w:w="120" w:type="dxa"/>
+              <w:bottom w:w="90" w:type="dxa"/>
+              <w:end w:w="120" w:type="dxa"/>
+            </w:tcMar>
+            <w:vAlign w:val="top"/>
+            <w:shd w:fill="EAF4FD"/>
+          </w:tcPr>
+          <w:p>
+            <w:r>
+              <w:rPr>
+                <w:b/>
+              </w:rPr>
+              <w:t>Como encontro uma função no menu?</w:t>
+            </w:r>
+          </w:p>
+        </w:tc>
+        <w:tc>
+          <w:tcPr>
+            <w:tcW w:type="dxa" w:w="6264"/>
+            <w:tcMar>
+              <w:top w:w="90" w:type="dxa"/>
+              <w:start w:w="120" w:type="dxa"/>
+              <w:bottom w:w="90" w:type="dxa"/>
+              <w:end w:w="120" w:type="dxa"/>
+            </w:tcMar>
+            <w:vAlign w:val="top"/>
+          </w:tcPr>
+          <w:p>
+            <w:r>
+              <w:t>Use o campo Buscar função... no menu lateral, digite uma palavra relacionada, como manutenção, e selecione o resultado correspondente.</w:t>
             </w:r>
           </w:p>
         </w:tc>

--- a/static/Manual_Frota_Facil_Usuario.docx
+++ b/static/Manual_Frota_Facil_Usuario.docx
@@ -19,7 +19,7 @@
               <a:graphicData uri="http://schemas.openxmlformats.org/drawingml/2006/picture">
                 <pic:pic>
                   <pic:nvPicPr>
-                    <pic:cNvPr id="0" name="logo_check.png"/>
+                    <pic:cNvPr id="0" name="image1.png"/>
                     <pic:cNvPicPr/>
                   </pic:nvPicPr>
                   <pic:blipFill>
@@ -2923,7 +2923,7 @@
     </w:p>
     <w:p>
       <w:r>
-        <w:t>As fotos devem ser capturadas na hora. O motorista pode refazer cada imagem antes de avançar.</w:t>
+        <w:t>As fotos devem ser capturadas na hora e podem ser refeitas antes de avançar. Após o envio completo, a vistoria e os pedidos anteriores ainda abertos do mesmo contrato são encerrados automaticamente.</w:t>
       </w:r>
     </w:p>
     <w:p>
@@ -2970,10 +2970,10 @@
                 <w:b/>
                 <w:color w:val="0B3A75"/>
               </w:rPr>
-              <w:t xml:space="preserve">Decisão humana: </w:t>
+              <w:t xml:space="preserve">Revisão por exceção: </w:t>
             </w:r>
             <w:r>
-              <w:t>A IA não aprova nem reprova automaticamente. Na primeira vistoria, pode apontar indícios, mas não deve afirmar que uma avaria é nova sem referência anterior.</w:t>
+              <w:t>A vistoria não depende de aprovação. A IA apenas sinaliza exceções; não aprova nem reprova. Uma nova solicitação só ocorre por ação da locadora.</w:t>
             </w:r>
           </w:p>
         </w:tc>
@@ -4952,7 +4952,7 @@
               <w:rPr>
                 <w:b/>
               </w:rPr>
-              <w:t>A IA pode reprovar vistoria?</w:t>
+              <w:t>Preciso aprovar a vistoria?</w:t>
             </w:r>
           </w:p>
         </w:tc>
@@ -4969,7 +4969,7 @@
           </w:tcPr>
           <w:p>
             <w:r>
-              <w:t>Não. A análise é assistiva e a decisão final é da locadora.</w:t>
+              <w:t>Não. O envio completo conclui a vistoria. A IA apenas sinaliza exceções para revisão.</w:t>
             </w:r>
           </w:p>
         </w:tc>

--- a/static/Manual_Frota_Facil_Usuario.docx
+++ b/static/Manual_Frota_Facil_Usuario.docx
@@ -101,6 +101,9 @@
         <w:gridCol w:w="9720"/>
       </w:tblGrid>
       <w:tr>
+        <w:trPr>
+          <w:cantSplit/>
+        </w:trPr>
         <w:tc>
           <w:tcPr>
             <w:tcW w:type="dxa" w:w="9994"/>
@@ -188,6 +191,9 @@
         <w:gridCol w:w="9720"/>
       </w:tblGrid>
       <w:tr>
+        <w:trPr>
+          <w:cantSplit/>
+        </w:trPr>
         <w:tc>
           <w:tcPr>
             <w:tcW w:type="dxa" w:w="9994"/>
@@ -445,6 +451,9 @@
         <w:gridCol w:w="9720"/>
       </w:tblGrid>
       <w:tr>
+        <w:trPr>
+          <w:cantSplit/>
+        </w:trPr>
         <w:tc>
           <w:tcPr>
             <w:tcW w:type="dxa" w:w="9994"/>
@@ -664,7 +673,7 @@
     </w:p>
     <w:p>
       <w:r>
-        <w:t>Quando não souber em qual opção do menu está uma função, use o campo Buscar função... no menu lateral. Digite uma palavra relacionada ao que deseja fazer e selecione o resultado correspondente.</w:t>
+        <w:t>Use o campo Buscar função... no menu lateral. Digite uma palavra relacionada ao que deseja fazer e selecione o resultado correspondente.</w:t>
       </w:r>
     </w:p>
     <w:p>
@@ -1282,6 +1291,9 @@
         <w:gridCol w:w="9720"/>
       </w:tblGrid>
       <w:tr>
+        <w:trPr>
+          <w:cantSplit/>
+        </w:trPr>
         <w:tc>
           <w:tcPr>
             <w:tcW w:type="dxa" w:w="9994"/>
@@ -1712,6 +1724,9 @@
         <w:gridCol w:w="9720"/>
       </w:tblGrid>
       <w:tr>
+        <w:trPr>
+          <w:cantSplit/>
+        </w:trPr>
         <w:tc>
           <w:tcPr>
             <w:tcW w:type="dxa" w:w="9994"/>
@@ -2043,6 +2058,9 @@
         <w:gridCol w:w="9720"/>
       </w:tblGrid>
       <w:tr>
+        <w:trPr>
+          <w:cantSplit/>
+        </w:trPr>
         <w:tc>
           <w:tcPr>
             <w:tcW w:type="dxa" w:w="9994"/>
@@ -2076,6 +2094,11 @@
       <w:pPr>
         <w:spacing w:after="0"/>
       </w:pPr>
+    </w:p>
+    <w:p>
+      <w:r>
+        <w:br w:type="page"/>
+      </w:r>
     </w:p>
     <w:p>
       <w:pPr>
@@ -2345,6 +2368,9 @@
         <w:gridCol w:w="9720"/>
       </w:tblGrid>
       <w:tr>
+        <w:trPr>
+          <w:cantSplit/>
+        </w:trPr>
         <w:tc>
           <w:tcPr>
             <w:tcW w:type="dxa" w:w="9994"/>
@@ -2378,6 +2404,11 @@
       <w:pPr>
         <w:spacing w:after="0"/>
       </w:pPr>
+    </w:p>
+    <w:p>
+      <w:r>
+        <w:br w:type="page"/>
+      </w:r>
     </w:p>
     <w:p>
       <w:pPr>
@@ -2626,6 +2657,9 @@
         <w:gridCol w:w="9720"/>
       </w:tblGrid>
       <w:tr>
+        <w:trPr>
+          <w:cantSplit/>
+        </w:trPr>
         <w:tc>
           <w:tcPr>
             <w:tcW w:type="dxa" w:w="9994"/>
@@ -2756,7 +2790,7 @@
           </w:tcPr>
           <w:p>
             <w:r>
-              <w:t>Vistorias; o tipo padrão fica em Configurações &gt; Automações.</w:t>
+              <w:t>Vistorias; dias e horários automáticos ficam em Configurações &gt; Automações.</w:t>
             </w:r>
           </w:p>
         </w:tc>
@@ -2797,7 +2831,7 @@
           </w:tcPr>
           <w:p>
             <w:r>
-              <w:t>Configure o tipo de vistoria e valide o fluxo com usuário de teste.</w:t>
+              <w:t>O formato é Fotos guiadas - 4 lados + painel. Valide o fluxo com um usuário de teste.</w:t>
             </w:r>
           </w:p>
         </w:tc>
@@ -2950,6 +2984,9 @@
         <w:gridCol w:w="9720"/>
       </w:tblGrid>
       <w:tr>
+        <w:trPr>
+          <w:cantSplit/>
+        </w:trPr>
         <w:tc>
           <w:tcPr>
             <w:tcW w:type="dxa" w:w="9994"/>
@@ -3713,6 +3750,9 @@
         <w:gridCol w:w="9720"/>
       </w:tblGrid>
       <w:tr>
+        <w:trPr>
+          <w:cantSplit/>
+        </w:trPr>
         <w:tc>
           <w:tcPr>
             <w:tcW w:type="dxa" w:w="9994"/>
@@ -3913,12 +3953,12 @@
         <w:pStyle w:val="Heading2"/>
       </w:pPr>
       <w:r>
-        <w:t>Tipo padrão de vistoria</w:t>
+        <w:t>Formato das vistorias</w:t>
       </w:r>
     </w:p>
     <w:p>
       <w:r>
-        <w:t>Em Configurações &gt; Automações, escolha o padrão das vistorias automáticas. Fotos guiadas - 4 lados + painel é o fluxo recomendado para facilitar a adesão e a comparação. Modos de vídeo permanecem disponíveis quando necessários.</w:t>
+        <w:t>Em Configurações &gt; Automações, defina os dias e horários das vistorias automáticas. O Frota Fácil utiliza Fotos guiadas - 4 lados + painel para facilitar a adesão, padronizar as evidências e permitir comparação entre vistorias.</w:t>
       </w:r>
     </w:p>
     <w:p>
@@ -4098,6 +4138,9 @@
         <w:gridCol w:w="9720"/>
       </w:tblGrid>
       <w:tr>
+        <w:trPr>
+          <w:cantSplit/>
+        </w:trPr>
         <w:tc>
           <w:tcPr>
             <w:tcW w:type="dxa" w:w="9994"/>
@@ -5560,47 +5603,7 @@
               <w:rPr>
                 <w:b/>
               </w:rPr>
-              <w:t>Alterar fuso horário</w:t>
-            </w:r>
-          </w:p>
-        </w:tc>
-        <w:tc>
-          <w:tcPr>
-            <w:tcW w:type="dxa" w:w="6264"/>
-            <w:tcMar>
-              <w:top w:w="90" w:type="dxa"/>
-              <w:start w:w="120" w:type="dxa"/>
-              <w:bottom w:w="90" w:type="dxa"/>
-              <w:end w:w="120" w:type="dxa"/>
-            </w:tcMar>
-            <w:vAlign w:val="top"/>
-          </w:tcPr>
-          <w:p>
-            <w:r>
-              <w:t>Configurações &gt; Dados da locadora</w:t>
-            </w:r>
-          </w:p>
-        </w:tc>
-      </w:tr>
-      <w:tr>
-        <w:tc>
-          <w:tcPr>
-            <w:tcW w:type="dxa" w:w="3384"/>
-            <w:tcMar>
-              <w:top w:w="90" w:type="dxa"/>
-              <w:start w:w="120" w:type="dxa"/>
-              <w:bottom w:w="90" w:type="dxa"/>
-              <w:end w:w="120" w:type="dxa"/>
-            </w:tcMar>
-            <w:vAlign w:val="top"/>
-            <w:shd w:fill="EAF4FD"/>
-          </w:tcPr>
-          <w:p>
-            <w:r>
-              <w:rPr>
-                <w:b/>
-              </w:rPr>
-              <w:t>Definir vistoria padrão</w:t>
+              <w:t>Configurar vistoria automática</w:t>
             </w:r>
           </w:p>
         </w:tc>
@@ -5674,6 +5677,9 @@
         <w:gridCol w:w="9720"/>
       </w:tblGrid>
       <w:tr>
+        <w:trPr>
+          <w:cantSplit/>
+        </w:trPr>
         <w:tc>
           <w:tcPr>
             <w:tcW w:type="dxa" w:w="9994"/>
